--- a/Обращения/Для школы/12.10.2026/Заявление_1_пересмотр_пересдачи_от_21.09.2026.docx
+++ b/Обращения/Для школы/12.10.2026/Заявление_1_пересмотр_пересдачи_от_21.09.2026.docx
@@ -128,9 +128,9 @@
         <w:t xml:space="preserve"> E-mail:  kommv@mail.ru</w:t>
       </w:r>
     </w:p>
-    <w:bookmarkEnd w:id="0"/>
     <w:p>
       <w:pPr>
+        <w:spacing w:after="0"/>
         <w:jc w:val="center"/>
         <w:rPr>
           <w:sz w:val="20"/>
@@ -138,6 +138,8 @@
           <w:lang w:val="ru-RU"/>
         </w:rPr>
       </w:pPr>
+      <w:bookmarkStart w:id="1" w:name="_Hlk242687917"/>
+      <w:bookmarkEnd w:id="0"/>
       <w:r>
         <w:rPr>
           <w:b/>
@@ -145,11 +147,12 @@
           <w:szCs w:val="20"/>
           <w:lang w:val="ru-RU"/>
         </w:rPr>
-        <w:t xml:space="preserve">ТРЕБОВАНИЕ </w:t>
+        <w:t>ЗАЯВЛЕНИЕ</w:t>
       </w:r>
     </w:p>
     <w:p>
       <w:pPr>
+        <w:spacing w:after="0"/>
         <w:jc w:val="center"/>
         <w:rPr>
           <w:b/>
@@ -165,8 +168,9 @@
           <w:szCs w:val="20"/>
           <w:lang w:val="ru-RU"/>
         </w:rPr>
-        <w:t xml:space="preserve">о пересмотре </w:t>
+        <w:t xml:space="preserve">о пересчёте отметки за повторную </w:t>
       </w:r>
+      <w:bookmarkStart w:id="2" w:name="_Hlk243056345"/>
       <w:r>
         <w:rPr>
           <w:b/>
@@ -174,8 +178,9 @@
           <w:szCs w:val="20"/>
           <w:lang w:val="ru-RU"/>
         </w:rPr>
-        <w:t>результатов проверки</w:t>
+        <w:t>промежуточную аттестацию по истории от 21.09.2026</w:t>
       </w:r>
+      <w:bookmarkEnd w:id="2"/>
       <w:r>
         <w:rPr>
           <w:b/>
@@ -183,82 +188,19 @@
           <w:szCs w:val="20"/>
           <w:lang w:val="ru-RU"/>
         </w:rPr>
-        <w:t xml:space="preserve"> проверочной работы </w:t>
+        <w:t xml:space="preserve"> г</w:t>
       </w:r>
-      <w:r>
+    </w:p>
+    <w:p>
+      <w:pPr>
+        <w:spacing w:after="0"/>
+        <w:jc w:val="center"/>
         <w:rPr>
-          <w:b/>
           <w:sz w:val="20"/>
           <w:szCs w:val="20"/>
           <w:lang w:val="ru-RU"/>
         </w:rPr>
-        <w:t>от 21.09.2026</w:t>
-      </w:r>
-      <w:r>
-        <w:rPr>
-          <w:b/>
-          <w:sz w:val="20"/>
-          <w:szCs w:val="20"/>
-          <w:lang w:val="ru-RU"/>
-        </w:rPr>
-        <w:t xml:space="preserve"> </w:t>
-      </w:r>
-    </w:p>
-    <w:p>
-      <w:pPr>
-        <w:jc w:val="center"/>
-        <w:rPr>
-          <w:b/>
-          <w:sz w:val="20"/>
-          <w:szCs w:val="20"/>
-          <w:lang w:val="ru-RU"/>
-        </w:rPr>
-      </w:pPr>
-      <w:r>
-        <w:rPr>
-          <w:b/>
-          <w:sz w:val="20"/>
-          <w:szCs w:val="20"/>
-          <w:lang w:val="ru-RU"/>
-        </w:rPr>
-        <w:t>и</w:t>
-      </w:r>
-      <w:r>
-        <w:rPr>
-          <w:b/>
-          <w:sz w:val="20"/>
-          <w:szCs w:val="20"/>
-          <w:lang w:val="ru-RU"/>
-        </w:rPr>
-        <w:t xml:space="preserve"> </w:t>
-      </w:r>
-      <w:r>
-        <w:rPr>
-          <w:b/>
-          <w:sz w:val="20"/>
-          <w:szCs w:val="20"/>
-          <w:lang w:val="ru-RU"/>
-        </w:rPr>
-        <w:t xml:space="preserve">предоставлении </w:t>
-      </w:r>
-      <w:r>
-        <w:rPr>
-          <w:b/>
-          <w:sz w:val="20"/>
-          <w:szCs w:val="20"/>
-          <w:lang w:val="ru-RU"/>
-        </w:rPr>
-        <w:t>информации о ходе учебного процесса</w:t>
-      </w:r>
-      <w:r>
-        <w:rPr>
-          <w:b/>
-          <w:sz w:val="20"/>
-          <w:szCs w:val="20"/>
-          <w:lang w:val="ru-RU"/>
-        </w:rPr>
-        <w:t>.</w:t>
-      </w:r>
+      </w:pPr>
     </w:p>
     <w:p>
       <w:pPr>
@@ -274,7 +216,126 @@
           <w:szCs w:val="18"/>
           <w:lang w:val="ru-RU"/>
         </w:rPr>
-        <w:t>21 сентября 2026 года моя дочь выполнила письменную работу по истории в рамках первой попытки ликвидации академической задолженности</w:t>
+        <w:t>21 сентября 2026 года моя дочь, Наумова Полина, выполнила письменную работу по истории в рамках повторной промежуточной аттестации за курс 7 класса. Работа была составлена из двух готовых контрольных работ общим объёмом 36 вопросов, из которых 6 вопросов исключены педагогом; фактически к выполнению предложено 30 заданий (19 — по курсу «История России. XVI–XVII вв.» и 11 — по курсу «История Нового времени»). За работу выставлена отметка «2».</w:t>
+      </w:r>
+    </w:p>
+    <w:p>
+      <w:pPr>
+        <w:pStyle w:val="ae"/>
+        <w:numPr>
+          <w:ilvl w:val="0"/>
+          <w:numId w:val="15"/>
+        </w:numPr>
+        <w:spacing w:after="0"/>
+        <w:rPr>
+          <w:sz w:val="18"/>
+          <w:szCs w:val="18"/>
+          <w:lang w:val="ru-RU"/>
+        </w:rPr>
+      </w:pPr>
+      <w:r>
+        <w:rPr>
+          <w:sz w:val="18"/>
+          <w:szCs w:val="18"/>
+          <w:lang w:val="ru-RU"/>
+        </w:rPr>
+        <w:t xml:space="preserve">Объём работы не соответствует времени урока. </w:t>
+      </w:r>
+    </w:p>
+    <w:p>
+      <w:pPr>
+        <w:spacing w:after="0"/>
+        <w:rPr>
+          <w:sz w:val="18"/>
+          <w:szCs w:val="18"/>
+          <w:lang w:val="ru-RU"/>
+        </w:rPr>
+      </w:pPr>
+      <w:r>
+        <w:rPr>
+          <w:sz w:val="18"/>
+          <w:szCs w:val="18"/>
+          <w:lang w:val="ru-RU"/>
+        </w:rPr>
+        <w:t>Нормативная длительность выполнения 30 заданий составляет 61 минуту (30 минут по курсу «История России. XVI–XVII вв.» и 31 минуту по курсу «История Нового времени»). Урок в МБОУ «СШ № 56» длится 40 минут, из которых до 5 минут уходит на инструктаж, раздачу и сбор материалов, то есть на работу оставалось 35 минут. Дефицит времени — 26 минут. Задания, к которым ребёнок не приступал, физически не могли быть выполнены за отведённое время.</w:t>
+      </w:r>
+    </w:p>
+    <w:p>
+      <w:pPr>
+        <w:spacing w:after="0"/>
+        <w:rPr>
+          <w:sz w:val="18"/>
+          <w:szCs w:val="18"/>
+          <w:lang w:val="ru-RU"/>
+        </w:rPr>
+      </w:pPr>
+    </w:p>
+    <w:p>
+      <w:pPr>
+        <w:pStyle w:val="ae"/>
+        <w:numPr>
+          <w:ilvl w:val="0"/>
+          <w:numId w:val="15"/>
+        </w:numPr>
+        <w:spacing w:after="0"/>
+        <w:rPr>
+          <w:sz w:val="18"/>
+          <w:szCs w:val="18"/>
+          <w:lang w:val="ru-RU"/>
+        </w:rPr>
+      </w:pPr>
+      <w:r>
+        <w:rPr>
+          <w:sz w:val="18"/>
+          <w:szCs w:val="18"/>
+          <w:lang w:val="ru-RU"/>
+        </w:rPr>
+        <w:t xml:space="preserve">Работа проводилась без спецификации, без критериев оценивания и без шкалы перевода баллов в отметку </w:t>
+      </w:r>
+    </w:p>
+    <w:p>
+      <w:pPr>
+        <w:spacing w:after="0"/>
+        <w:rPr>
+          <w:sz w:val="18"/>
+          <w:szCs w:val="18"/>
+          <w:lang w:val="ru-RU"/>
+        </w:rPr>
+      </w:pPr>
+      <w:r>
+        <w:rPr>
+          <w:sz w:val="18"/>
+          <w:szCs w:val="18"/>
+          <w:lang w:val="ru-RU"/>
+        </w:rPr>
+        <w:t>— то есть без документов, которыми определяется порядок оценивания. Согласно части 4 статьи 30 Федерального закона от 29.12.2012 № 273-ФЗ «Об образовании в Российской Федерации» нормы, ухудшающие положение обучающихся, применению не подлежат, а неясность при оценивании не может толковаться против обучающегося.</w:t>
+      </w:r>
+    </w:p>
+    <w:p>
+      <w:pPr>
+        <w:spacing w:after="0"/>
+        <w:rPr>
+          <w:sz w:val="18"/>
+          <w:szCs w:val="18"/>
+          <w:lang w:val="ru-RU"/>
+        </w:rPr>
+      </w:pPr>
+    </w:p>
+    <w:p>
+      <w:pPr>
+        <w:rPr>
+          <w:sz w:val="18"/>
+          <w:szCs w:val="18"/>
+          <w:lang w:val="ru-RU"/>
+        </w:rPr>
+      </w:pPr>
+      <w:r>
+        <w:rPr>
+          <w:sz w:val="18"/>
+          <w:szCs w:val="18"/>
+          <w:lang w:val="ru-RU"/>
+        </w:rPr>
+        <w:t xml:space="preserve">         </w:t>
       </w:r>
       <w:r>
         <w:rPr>
@@ -282,7 +343,89 @@
           <w:szCs w:val="18"/>
           <w:lang w:val="ru-RU"/>
         </w:rPr>
-        <w:t xml:space="preserve"> по истории за 7 класс (2025-2026 учебный год)</w:t>
+        <w:t>4. При сверке результатов выявлены ошибки проверки, занижающие отметку:</w:t>
+      </w:r>
+    </w:p>
+    <w:p>
+      <w:pPr>
+        <w:spacing w:after="0"/>
+        <w:rPr>
+          <w:sz w:val="18"/>
+          <w:szCs w:val="18"/>
+          <w:lang w:val="ru-RU"/>
+        </w:rPr>
+      </w:pPr>
+      <w:r>
+        <w:rPr>
+          <w:sz w:val="18"/>
+          <w:szCs w:val="18"/>
+          <w:lang w:val="ru-RU"/>
+        </w:rPr>
+        <w:t>4.1. задание № 9 («Как звали землепроходца, который в 1648 г. прошёл пролив между Азией и Америкой?») — указан верный ответ «1» (Семён Дежнёв), однако задание отмечено как ошибка;</w:t>
+      </w:r>
+    </w:p>
+    <w:p>
+      <w:pPr>
+        <w:spacing w:after="0"/>
+        <w:rPr>
+          <w:sz w:val="18"/>
+          <w:szCs w:val="18"/>
+          <w:lang w:val="ru-RU"/>
+        </w:rPr>
+      </w:pPr>
+      <w:r>
+        <w:rPr>
+          <w:sz w:val="18"/>
+          <w:szCs w:val="18"/>
+          <w:lang w:val="ru-RU"/>
+        </w:rPr>
+        <w:t>4.2. задания № 7, 10 и 11 («История Нового времени») — в каждом указан один верный элемент из двух, начислено по 0 баллов, тогда как при поэлементном оценивании («один верный элемент — один балл») за каждое из них должно быть начислено по 1 баллу;</w:t>
+      </w:r>
+    </w:p>
+    <w:p>
+      <w:pPr>
+        <w:spacing w:after="0"/>
+        <w:rPr>
+          <w:sz w:val="18"/>
+          <w:szCs w:val="18"/>
+          <w:lang w:val="ru-RU"/>
+        </w:rPr>
+      </w:pPr>
+      <w:r>
+        <w:rPr>
+          <w:sz w:val="18"/>
+          <w:szCs w:val="18"/>
+          <w:lang w:val="ru-RU"/>
+        </w:rPr>
+        <w:t>4.3. итоговая цифра на листе «История России» — «8 б» — не подтверждается пометками проверяющего: отметок «+» на листе семь; на листе «История Нового времени» при четырёх отметках «+» указано «3 б»;</w:t>
+      </w:r>
+    </w:p>
+    <w:p>
+      <w:pPr>
+        <w:spacing w:after="0"/>
+        <w:rPr>
+          <w:sz w:val="18"/>
+          <w:szCs w:val="18"/>
+          <w:lang w:val="ru-RU"/>
+        </w:rPr>
+      </w:pPr>
+    </w:p>
+    <w:p>
+      <w:pPr>
+        <w:spacing w:after="0"/>
+        <w:rPr>
+          <w:sz w:val="18"/>
+          <w:szCs w:val="18"/>
+          <w:lang w:val="ru-RU"/>
+        </w:rPr>
+      </w:pPr>
+      <w:r>
+        <w:rPr>
+          <w:sz w:val="18"/>
+          <w:szCs w:val="18"/>
+          <w:lang w:val="ru-RU"/>
+        </w:rPr>
+        <w:t xml:space="preserve">        5. </w:t>
       </w:r>
       <w:r>
         <w:rPr>
@@ -290,7 +433,91 @@
           <w:szCs w:val="18"/>
           <w:lang w:val="ru-RU"/>
         </w:rPr>
-        <w:t xml:space="preserve">. Работа состояла из двух частей: «История России» и «История Нового времени». </w:t>
+        <w:t>Мной была собрана адаптивная работа на основе заданий промежуточной аттестации по истории от 21.09.2026 г., исходя из фактической продолжительности урока. При 40-минутном уроке в МБОУ «СШ № 56» на выполнение работы остаётся 35 минут, с учетом времени на инструктаж, раздачу и сбор заданий (материалы адаптивной работы прилагаются к настоящему обращению).</w:t>
+      </w:r>
+    </w:p>
+    <w:p>
+      <w:pPr>
+        <w:spacing w:after="0"/>
+        <w:rPr>
+          <w:sz w:val="18"/>
+          <w:szCs w:val="18"/>
+          <w:lang w:val="ru-RU"/>
+        </w:rPr>
+      </w:pPr>
+    </w:p>
+    <w:p>
+      <w:pPr>
+        <w:spacing w:after="0"/>
+        <w:rPr>
+          <w:sz w:val="18"/>
+          <w:szCs w:val="18"/>
+          <w:lang w:val="ru-RU"/>
+        </w:rPr>
+      </w:pPr>
+      <w:r>
+        <w:rPr>
+          <w:sz w:val="18"/>
+          <w:szCs w:val="18"/>
+          <w:lang w:val="ru-RU"/>
+        </w:rPr>
+        <w:t>За основу взята спецификация Е. В. Кульковой. Сохранены авторский темп выполнения работы, максимальный первичный балл и пропорциональное распределение заданий по уровням сложности (базовый, повышенный, высокий — БПВ). На основе шкалы соответствия из данной спецификации каждое предоставленное задание было детально идентифицировано и отнесено к соответствующему уровню сложности.</w:t>
+      </w:r>
+    </w:p>
+    <w:p>
+      <w:pPr>
+        <w:spacing w:after="0"/>
+        <w:rPr>
+          <w:sz w:val="18"/>
+          <w:szCs w:val="18"/>
+          <w:lang w:val="ru-RU"/>
+        </w:rPr>
+      </w:pPr>
+    </w:p>
+    <w:p>
+      <w:pPr>
+        <w:spacing w:after="0"/>
+        <w:rPr>
+          <w:sz w:val="18"/>
+          <w:szCs w:val="18"/>
+          <w:lang w:val="ru-RU"/>
+        </w:rPr>
+      </w:pPr>
+      <w:r>
+        <w:rPr>
+          <w:sz w:val="18"/>
+          <w:szCs w:val="18"/>
+          <w:lang w:val="ru-RU"/>
+        </w:rPr>
+        <w:t>Таким образом, проведённая работа была оптимизирована и приведена к фактическому временному промежутку, за который учащийся в целом мог выполнимый объём заданий завершить.</w:t>
+      </w:r>
+    </w:p>
+    <w:p>
+      <w:pPr>
+        <w:spacing w:after="0"/>
+        <w:rPr>
+          <w:sz w:val="18"/>
+          <w:szCs w:val="18"/>
+          <w:lang w:val="ru-RU"/>
+        </w:rPr>
+      </w:pPr>
+    </w:p>
+    <w:p>
+      <w:pPr>
+        <w:spacing w:after="0"/>
+        <w:rPr>
+          <w:sz w:val="18"/>
+          <w:szCs w:val="18"/>
+          <w:lang w:val="ru-RU"/>
+        </w:rPr>
+      </w:pPr>
+      <w:r>
+        <w:rPr>
+          <w:sz w:val="18"/>
+          <w:szCs w:val="18"/>
+          <w:lang w:val="ru-RU"/>
+        </w:rPr>
+        <w:t>Исходя из</w:t>
       </w:r>
       <w:r>
         <w:rPr>
@@ -298,7 +525,63 @@
           <w:szCs w:val="18"/>
           <w:lang w:val="ru-RU"/>
         </w:rPr>
-        <w:t>По итогу проверки данной контрольной работы была выставлена отметка «2», о чем мне было сообщено классным руководителем путем направления уведомления в мессенджер МАХ</w:t>
+        <w:t>:</w:t>
+      </w:r>
+    </w:p>
+    <w:p>
+      <w:pPr>
+        <w:pStyle w:val="ae"/>
+        <w:numPr>
+          <w:ilvl w:val="0"/>
+          <w:numId w:val="19"/>
+        </w:numPr>
+        <w:spacing w:after="0"/>
+        <w:rPr>
+          <w:sz w:val="18"/>
+          <w:szCs w:val="18"/>
+          <w:lang w:val="ru-RU"/>
+        </w:rPr>
+      </w:pPr>
+      <w:r>
+        <w:rPr>
+          <w:sz w:val="18"/>
+          <w:szCs w:val="18"/>
+          <w:lang w:val="ru-RU"/>
+        </w:rPr>
+        <w:t xml:space="preserve">Часть 4 статьи 30 Федерального закона от 29.12.2012 № 273-ФЗ «Об образовании в Российской Федерации»: «Нормы локальных нормативных актов, ухудшающие положение обучающихся или работников образовательной организации по сравнению с установленным законодательством об образовании, трудовым законодательством положением либо принятые с нарушением установленного порядка, не применяются и подлежат отмене образовательной организацией». </w:t>
+      </w:r>
+    </w:p>
+    <w:p>
+      <w:pPr>
+        <w:spacing w:after="0"/>
+        <w:rPr>
+          <w:sz w:val="18"/>
+          <w:szCs w:val="18"/>
+          <w:lang w:val="ru-RU"/>
+        </w:rPr>
+      </w:pPr>
+    </w:p>
+    <w:p>
+      <w:pPr>
+        <w:pStyle w:val="ae"/>
+        <w:numPr>
+          <w:ilvl w:val="0"/>
+          <w:numId w:val="19"/>
+        </w:numPr>
+        <w:spacing w:after="0"/>
+        <w:rPr>
+          <w:sz w:val="18"/>
+          <w:szCs w:val="18"/>
+          <w:lang w:val="ru-RU"/>
+        </w:rPr>
+      </w:pPr>
+      <w:r>
+        <w:rPr>
+          <w:sz w:val="18"/>
+          <w:szCs w:val="18"/>
+          <w:lang w:val="ru-RU"/>
+        </w:rPr>
+        <w:t xml:space="preserve">Конвенция о правах ребёнка (принята резолюцией 44/25 Генеральной Ассамблеи ООН 20.11.1989; ратифицирована Постановлением Верховного Совета СССР от 13.06.1990 № 1559-I), статья 3, пункт 1: «Во всех действиях в отношении </w:t>
       </w:r>
       <w:r>
         <w:rPr>
@@ -306,19 +589,46 @@
           <w:szCs w:val="18"/>
           <w:lang w:val="ru-RU"/>
         </w:rPr>
-        <w:t>.</w:t>
+        <w:lastRenderedPageBreak/>
+        <w:t xml:space="preserve">детей, независимо от того, предпринимаются они государственными или частными учреждениями, занимающимися вопросами социального обеспечения, судами, административными или законодательными органами, первоочередное внимание уделяется наилучшему обеспечению интересов ребенка». </w:t>
       </w:r>
+    </w:p>
+    <w:p>
+      <w:pPr>
+        <w:spacing w:after="0"/>
+        <w:rPr>
+          <w:sz w:val="18"/>
+          <w:szCs w:val="18"/>
+          <w:lang w:val="ru-RU"/>
+        </w:rPr>
+      </w:pPr>
+    </w:p>
+    <w:p>
+      <w:pPr>
+        <w:spacing w:after="0"/>
+        <w:rPr>
+          <w:sz w:val="18"/>
+          <w:szCs w:val="18"/>
+          <w:lang w:val="ru-RU"/>
+        </w:rPr>
+      </w:pPr>
       <w:r>
         <w:rPr>
           <w:sz w:val="18"/>
           <w:szCs w:val="18"/>
           <w:lang w:val="ru-RU"/>
         </w:rPr>
-        <w:t xml:space="preserve"> </w:t>
+        <w:t>ПРОШУ:</w:t>
       </w:r>
     </w:p>
     <w:p>
       <w:pPr>
+        <w:pStyle w:val="ae"/>
+        <w:numPr>
+          <w:ilvl w:val="0"/>
+          <w:numId w:val="18"/>
+        </w:numPr>
+        <w:spacing w:after="0"/>
         <w:rPr>
           <w:sz w:val="18"/>
           <w:szCs w:val="18"/>
@@ -331,136 +641,7 @@
           <w:szCs w:val="18"/>
           <w:lang w:val="ru-RU"/>
         </w:rPr>
-        <w:t xml:space="preserve">В ходе личной </w:t>
-      </w:r>
-      <w:proofErr w:type="gramStart"/>
-      <w:r>
-        <w:rPr>
-          <w:sz w:val="18"/>
-          <w:szCs w:val="18"/>
-          <w:lang w:val="ru-RU"/>
-        </w:rPr>
-        <w:t>консультации  7.10.2026</w:t>
-      </w:r>
-      <w:proofErr w:type="gramEnd"/>
-      <w:r>
-        <w:rPr>
-          <w:sz w:val="18"/>
-          <w:szCs w:val="18"/>
-          <w:lang w:val="ru-RU"/>
-        </w:rPr>
-        <w:t xml:space="preserve"> г я была ознакомлена с</w:t>
-      </w:r>
-      <w:r>
-        <w:rPr>
-          <w:sz w:val="18"/>
-          <w:szCs w:val="18"/>
-          <w:lang w:val="ru-RU"/>
-        </w:rPr>
-        <w:t xml:space="preserve"> выполненной моей дочерью проверочной работой и списком вопросов по ней. Также мне было разъяснено, что проведенная 21.09.2026 </w:t>
-      </w:r>
-      <w:proofErr w:type="gramStart"/>
-      <w:r>
-        <w:rPr>
-          <w:sz w:val="18"/>
-          <w:szCs w:val="18"/>
-          <w:lang w:val="ru-RU"/>
-        </w:rPr>
-        <w:t>г  проверочная</w:t>
-      </w:r>
-      <w:proofErr w:type="gramEnd"/>
-      <w:r>
-        <w:rPr>
-          <w:sz w:val="18"/>
-          <w:szCs w:val="18"/>
-          <w:lang w:val="ru-RU"/>
-        </w:rPr>
-        <w:t xml:space="preserve"> работа является </w:t>
-      </w:r>
-      <w:proofErr w:type="spellStart"/>
-      <w:r>
-        <w:rPr>
-          <w:sz w:val="18"/>
-          <w:szCs w:val="18"/>
-          <w:lang w:val="ru-RU"/>
-        </w:rPr>
-        <w:t>повторой</w:t>
-      </w:r>
-      <w:proofErr w:type="spellEnd"/>
-      <w:r>
-        <w:rPr>
-          <w:sz w:val="18"/>
-          <w:szCs w:val="18"/>
-          <w:lang w:val="ru-RU"/>
-        </w:rPr>
-        <w:t xml:space="preserve"> аттестацией и аналогом итоговой контрольной работы за год,  которая была проведена 14.04.2026 г, </w:t>
-      </w:r>
-      <w:r>
-        <w:rPr>
-          <w:sz w:val="18"/>
-          <w:szCs w:val="18"/>
-          <w:lang w:val="ru-RU"/>
-        </w:rPr>
-        <w:t>., имеет с ней одну спецификацию и критерии оценки.</w:t>
-      </w:r>
-      <w:r>
-        <w:rPr>
-          <w:sz w:val="18"/>
-          <w:szCs w:val="18"/>
-          <w:lang w:val="ru-RU"/>
-        </w:rPr>
-        <w:t xml:space="preserve"> По итогу проверки итоговой контрольной работы от </w:t>
-      </w:r>
-      <w:r>
-        <w:rPr>
-          <w:sz w:val="18"/>
-          <w:szCs w:val="18"/>
-          <w:lang w:val="ru-RU"/>
-        </w:rPr>
-        <w:t>14.04.2026 г</w:t>
-      </w:r>
-      <w:r>
-        <w:rPr>
-          <w:sz w:val="18"/>
-          <w:szCs w:val="18"/>
-          <w:lang w:val="ru-RU"/>
-        </w:rPr>
-        <w:t xml:space="preserve"> была выставлена отметка 2 в связи с чем образовалась академическая задолженность. </w:t>
-      </w:r>
-      <w:proofErr w:type="gramStart"/>
-      <w:r>
-        <w:rPr>
-          <w:sz w:val="18"/>
-          <w:szCs w:val="18"/>
-          <w:lang w:val="ru-RU"/>
-        </w:rPr>
-        <w:t>Каких либо</w:t>
-      </w:r>
-      <w:proofErr w:type="gramEnd"/>
-      <w:r>
-        <w:rPr>
-          <w:sz w:val="18"/>
-          <w:szCs w:val="18"/>
-          <w:lang w:val="ru-RU"/>
-        </w:rPr>
-        <w:t xml:space="preserve"> дополнительных материалов по текущей и проведенных ранее контрольным работам в день консультации мне предоставлено не было.</w:t>
-      </w:r>
-    </w:p>
-    <w:p>
-      <w:pPr>
-        <w:rPr>
-          <w:sz w:val="18"/>
-          <w:szCs w:val="18"/>
-          <w:lang w:val="ru-RU"/>
-        </w:rPr>
-      </w:pPr>
-      <w:r>
-        <w:rPr>
-          <w:sz w:val="18"/>
-          <w:szCs w:val="18"/>
-          <w:lang w:val="ru-RU"/>
-        </w:rPr>
-        <w:t>09.10.2026</w:t>
+        <w:t>Применить разработанную адаптивную спецификацию и соответствующие критерии оценки к проведённой работе от 21.09.2026 г</w:t>
       </w:r>
       <w:r>
         <w:rPr>
@@ -476,7 +657,7 @@
           <w:szCs w:val="18"/>
           <w:lang w:val="ru-RU"/>
         </w:rPr>
-        <w:t xml:space="preserve">классным руководителем </w:t>
+        <w:t xml:space="preserve">и </w:t>
       </w:r>
       <w:r>
         <w:rPr>
@@ -484,7 +665,30 @@
           <w:szCs w:val="18"/>
           <w:lang w:val="ru-RU"/>
         </w:rPr>
-        <w:t xml:space="preserve">путем пересылки в личные сообщения мессенджера МАХ </w:t>
+        <w:t>выставить корректную отметку («4») и считать академическую задолженность погашенной.</w:t>
+      </w:r>
+    </w:p>
+    <w:p>
+      <w:pPr>
+        <w:pStyle w:val="ae"/>
+        <w:numPr>
+          <w:ilvl w:val="0"/>
+          <w:numId w:val="18"/>
+        </w:numPr>
+        <w:spacing w:after="0"/>
+        <w:rPr>
+          <w:sz w:val="18"/>
+          <w:szCs w:val="18"/>
+          <w:lang w:val="ru-RU"/>
+        </w:rPr>
+      </w:pPr>
+      <w:r>
+        <w:rPr>
+          <w:sz w:val="18"/>
+          <w:szCs w:val="18"/>
+          <w:lang w:val="ru-RU"/>
+        </w:rPr>
+        <w:t xml:space="preserve">Предоставить официальный ответ по данному вопросу до понедельника (включительно), так как на 23.09.2026 уже назначена повторная </w:t>
       </w:r>
       <w:r>
         <w:rPr>
@@ -492,24 +696,7 @@
           <w:szCs w:val="18"/>
           <w:lang w:val="ru-RU"/>
         </w:rPr>
-        <w:t>мне был передан файл «7 класс Спецификация.doc» с заголовком «Спецификация контрольных измерительных материалов для проведения диагностической работы по истории в 7 классе». Вместе с ним мне не были предоставлены эталоны правильных ответов и шкала перевода набранных баллов в отметку по пятибалльной системе. В самом переданном документе такой шкалы также нет.</w:t>
-      </w:r>
-    </w:p>
-    <w:p>
-      <w:pPr>
-        <w:rPr>
-          <w:sz w:val="18"/>
-          <w:szCs w:val="18"/>
-          <w:lang w:val="ru-RU"/>
-        </w:rPr>
-      </w:pPr>
-      <w:r>
-        <w:rPr>
-          <w:sz w:val="18"/>
-          <w:szCs w:val="18"/>
-          <w:lang w:val="ru-RU"/>
-        </w:rPr>
-        <w:t xml:space="preserve">В ходе сверки результатов выполненной работы мной были </w:t>
+        <w:t>переаттестация</w:t>
       </w:r>
       <w:r>
         <w:rPr>
@@ -517,31 +704,92 @@
           <w:szCs w:val="18"/>
           <w:lang w:val="ru-RU"/>
         </w:rPr>
-        <w:t>выяв</w:t>
+        <w:t>.</w:t>
       </w:r>
+    </w:p>
+    <w:p>
+      <w:pPr>
+        <w:rPr>
+          <w:sz w:val="18"/>
+          <w:szCs w:val="18"/>
+          <w:lang w:val="ru-RU"/>
+        </w:rPr>
+      </w:pPr>
       <w:r>
         <w:rPr>
           <w:sz w:val="18"/>
           <w:szCs w:val="18"/>
           <w:lang w:val="ru-RU"/>
         </w:rPr>
-        <w:t xml:space="preserve">лены </w:t>
+        <w:t>В случае отсутствия ответа или отрицательного решения я буду вынуждена обратиться с соответствующими заявлениями в Прокуратуру и Департамент образования для проведения проверки соблюдения прав обучающейся и норм проведения аттестационных мероприятий.</w:t>
       </w:r>
+    </w:p>
+    <w:p>
+      <w:pPr>
+        <w:pStyle w:val="ae"/>
+        <w:ind w:left="0"/>
+        <w:rPr>
+          <w:sz w:val="18"/>
+          <w:szCs w:val="18"/>
+          <w:lang w:val="ru-RU"/>
+        </w:rPr>
+      </w:pPr>
       <w:r>
         <w:rPr>
           <w:sz w:val="18"/>
           <w:szCs w:val="18"/>
           <w:lang w:val="ru-RU"/>
         </w:rPr>
-        <w:t>ошибки проверки, занижающие результат:</w:t>
+        <w:t>Все документы с подробной информацией касательно разработки и анализа контрольной работы прикреплены к данному заявлению.</w:t>
       </w:r>
     </w:p>
     <w:p>
       <w:pPr>
         <w:pStyle w:val="ae"/>
+        <w:ind w:left="0"/>
+        <w:rPr>
+          <w:sz w:val="18"/>
+          <w:szCs w:val="18"/>
+          <w:lang w:val="ru-RU"/>
+        </w:rPr>
+      </w:pPr>
+    </w:p>
+    <w:p>
+      <w:pPr>
+        <w:pStyle w:val="ae"/>
+        <w:ind w:left="0"/>
+        <w:rPr>
+          <w:sz w:val="18"/>
+          <w:szCs w:val="18"/>
+          <w:lang w:val="ru-RU"/>
+        </w:rPr>
+      </w:pPr>
+    </w:p>
+    <w:p>
+      <w:pPr>
+        <w:pStyle w:val="ae"/>
+        <w:ind w:left="0"/>
+        <w:rPr>
+          <w:sz w:val="18"/>
+          <w:szCs w:val="18"/>
+          <w:lang w:val="ru-RU"/>
+        </w:rPr>
+      </w:pPr>
+      <w:r>
+        <w:rPr>
+          <w:sz w:val="18"/>
+          <w:szCs w:val="18"/>
+          <w:lang w:val="ru-RU"/>
+        </w:rPr>
+        <w:t>Приложения:</w:t>
+      </w:r>
+    </w:p>
+    <w:p>
+      <w:pPr>
+        <w:pStyle w:val="ae"/>
         <w:numPr>
           <w:ilvl w:val="0"/>
-          <w:numId w:val="14"/>
+          <w:numId w:val="17"/>
         </w:numPr>
         <w:rPr>
           <w:sz w:val="18"/>
@@ -555,7 +803,7 @@
           <w:szCs w:val="18"/>
           <w:lang w:val="ru-RU"/>
         </w:rPr>
-        <w:t>В задании № 9 части «История России» задан вопрос: «Как звали землепроходца, который в 1648 г. прошёл проливом между Азией и Америкой?» Дочь выбрала вариант «1» — Семён Дежнёв. Он соответствует правильному ответу на вопрос, но рядом с ответом проверяющий поставил «−», то есть отметил его как неверный.</w:t>
+        <w:t>Вывод по итогу анализа работы 21.09.2026.</w:t>
       </w:r>
     </w:p>
     <w:p>
@@ -563,7 +811,7 @@
         <w:pStyle w:val="ae"/>
         <w:numPr>
           <w:ilvl w:val="0"/>
-          <w:numId w:val="14"/>
+          <w:numId w:val="17"/>
         </w:numPr>
         <w:rPr>
           <w:sz w:val="18"/>
@@ -577,15 +825,7 @@
           <w:szCs w:val="18"/>
           <w:lang w:val="ru-RU"/>
         </w:rPr>
-        <w:t xml:space="preserve">В части «История Нового времени» </w:t>
-      </w:r>
-      <w:r>
-        <w:rPr>
-          <w:sz w:val="18"/>
-          <w:szCs w:val="18"/>
-          <w:lang w:val="ru-RU"/>
-        </w:rPr>
-        <w:t>отметил знаком ВЕРНО</w:t>
+        <w:t>Адаптивная сборка проверочной работы</w:t>
       </w:r>
       <w:r>
         <w:rPr>
@@ -601,7 +841,7 @@
           <w:szCs w:val="18"/>
           <w:lang w:val="ru-RU"/>
         </w:rPr>
-        <w:t>(</w:t>
+        <w:t>от 21.09.2026.</w:t>
       </w:r>
       <w:r>
         <w:rPr>
@@ -609,7 +849,117 @@
           <w:szCs w:val="18"/>
           <w:lang w:val="ru-RU"/>
         </w:rPr>
-        <w:t>+</w:t>
+        <w:t>.</w:t>
+      </w:r>
+    </w:p>
+    <w:p>
+      <w:pPr>
+        <w:pStyle w:val="ae"/>
+        <w:numPr>
+          <w:ilvl w:val="0"/>
+          <w:numId w:val="17"/>
+        </w:numPr>
+        <w:rPr>
+          <w:sz w:val="18"/>
+          <w:szCs w:val="18"/>
+          <w:lang w:val="ru-RU"/>
+        </w:rPr>
+      </w:pPr>
+      <w:r>
+        <w:rPr>
+          <w:sz w:val="18"/>
+          <w:szCs w:val="18"/>
+          <w:lang w:val="ru-RU"/>
+        </w:rPr>
+        <w:t>Сверочная ведомость работы от 21.09.2026.</w:t>
+      </w:r>
+    </w:p>
+    <w:p>
+      <w:pPr>
+        <w:pStyle w:val="ae"/>
+        <w:numPr>
+          <w:ilvl w:val="0"/>
+          <w:numId w:val="17"/>
+        </w:numPr>
+        <w:rPr>
+          <w:sz w:val="18"/>
+          <w:szCs w:val="18"/>
+          <w:lang w:val="ru-RU"/>
+        </w:rPr>
+      </w:pPr>
+      <w:r>
+        <w:rPr>
+          <w:sz w:val="18"/>
+          <w:szCs w:val="18"/>
+          <w:lang w:val="ru-RU"/>
+        </w:rPr>
+        <w:t>Фотокопии двух проверенных листов работы от 21.09.2026 на 2 л.</w:t>
+      </w:r>
+    </w:p>
+    <w:p>
+      <w:pPr>
+        <w:pStyle w:val="ae"/>
+        <w:numPr>
+          <w:ilvl w:val="0"/>
+          <w:numId w:val="17"/>
+        </w:numPr>
+        <w:rPr>
+          <w:sz w:val="18"/>
+          <w:szCs w:val="18"/>
+          <w:lang w:val="ru-RU"/>
+        </w:rPr>
+      </w:pPr>
+      <w:r>
+        <w:rPr>
+          <w:sz w:val="18"/>
+          <w:szCs w:val="18"/>
+          <w:lang w:val="ru-RU"/>
+        </w:rPr>
+        <w:t>Копии заданий к проверочной работе, переданных школой, на 3 л.</w:t>
+      </w:r>
+    </w:p>
+    <w:p>
+      <w:pPr>
+        <w:rPr>
+          <w:sz w:val="18"/>
+          <w:szCs w:val="18"/>
+          <w:lang w:val="ru-RU"/>
+        </w:rPr>
+      </w:pPr>
+    </w:p>
+    <w:p>
+      <w:pPr>
+        <w:rPr>
+          <w:sz w:val="18"/>
+          <w:szCs w:val="18"/>
+          <w:lang w:val="ru-RU"/>
+        </w:rPr>
+      </w:pPr>
+    </w:p>
+    <w:p>
+      <w:pPr>
+        <w:rPr>
+          <w:sz w:val="18"/>
+          <w:szCs w:val="18"/>
+          <w:lang w:val="ru-RU"/>
+        </w:rPr>
+      </w:pPr>
+    </w:p>
+    <w:p>
+      <w:pPr>
+        <w:rPr>
+          <w:sz w:val="18"/>
+          <w:szCs w:val="18"/>
+          <w:lang w:val="ru-RU"/>
+        </w:rPr>
+      </w:pPr>
+      <w:r>
+        <w:rPr>
+          <w:sz w:val="18"/>
+          <w:szCs w:val="18"/>
+          <w:lang w:val="ru-RU"/>
+        </w:rPr>
+        <w:t>Дата: «1</w:t>
       </w:r>
       <w:r>
         <w:rPr>
@@ -617,7 +967,7 @@
           <w:szCs w:val="18"/>
           <w:lang w:val="ru-RU"/>
         </w:rPr>
-        <w:t>)</w:t>
+        <w:t>6</w:t>
       </w:r>
       <w:r>
         <w:rPr>
@@ -625,936 +975,7 @@
           <w:szCs w:val="18"/>
           <w:lang w:val="ru-RU"/>
         </w:rPr>
-        <w:t xml:space="preserve"> </w:t>
-      </w:r>
-      <w:r>
-        <w:rPr>
-          <w:sz w:val="18"/>
-          <w:szCs w:val="18"/>
-          <w:lang w:val="ru-RU"/>
-        </w:rPr>
-        <w:t>задания №</w:t>
-      </w:r>
-      <w:r>
-        <w:rPr>
-          <w:sz w:val="18"/>
-          <w:szCs w:val="18"/>
-          <w:lang w:val="ru-RU"/>
-        </w:rPr>
-        <w:t xml:space="preserve"> 2, 3, 4 и 6</w:t>
-      </w:r>
-      <w:r>
-        <w:rPr>
-          <w:sz w:val="18"/>
-          <w:szCs w:val="18"/>
-          <w:lang w:val="ru-RU"/>
-        </w:rPr>
-        <w:t>,</w:t>
-      </w:r>
-      <w:r>
-        <w:rPr>
-          <w:sz w:val="18"/>
-          <w:szCs w:val="18"/>
-          <w:lang w:val="ru-RU"/>
-        </w:rPr>
-        <w:t xml:space="preserve"> всего четыре положительные пометки, тогда как итог за эту часть записан как «3 б.». </w:t>
-      </w:r>
-    </w:p>
-    <w:p>
-      <w:pPr>
-        <w:pStyle w:val="ae"/>
-        <w:numPr>
-          <w:ilvl w:val="0"/>
-          <w:numId w:val="14"/>
-        </w:numPr>
-        <w:rPr>
-          <w:sz w:val="18"/>
-          <w:szCs w:val="18"/>
-          <w:lang w:val="ru-RU"/>
-        </w:rPr>
-      </w:pPr>
-      <w:r>
-        <w:rPr>
-          <w:sz w:val="18"/>
-          <w:szCs w:val="18"/>
-          <w:lang w:val="ru-RU"/>
-        </w:rPr>
-        <w:t xml:space="preserve">В заданиях с несколькими элементами также имеются верные ответы: </w:t>
-      </w:r>
-      <w:r>
-        <w:rPr>
-          <w:sz w:val="18"/>
-          <w:szCs w:val="18"/>
-          <w:lang w:val="ru-RU"/>
-        </w:rPr>
-        <w:t>задание</w:t>
-      </w:r>
-      <w:r>
-        <w:rPr>
-          <w:sz w:val="18"/>
-          <w:szCs w:val="18"/>
-          <w:lang w:val="ru-RU"/>
-        </w:rPr>
-        <w:t xml:space="preserve"> № 7 дочь указала «1–В»; </w:t>
-      </w:r>
-      <w:r>
-        <w:rPr>
-          <w:sz w:val="18"/>
-          <w:szCs w:val="18"/>
-          <w:lang w:val="ru-RU"/>
-        </w:rPr>
-        <w:t>задание</w:t>
-      </w:r>
-      <w:r>
-        <w:rPr>
-          <w:sz w:val="18"/>
-          <w:szCs w:val="18"/>
-          <w:lang w:val="ru-RU"/>
-        </w:rPr>
-        <w:t xml:space="preserve"> № 10 из выбранных «4» и «3» верным является «4»; </w:t>
-      </w:r>
-      <w:r>
-        <w:rPr>
-          <w:sz w:val="18"/>
-          <w:szCs w:val="18"/>
-          <w:lang w:val="ru-RU"/>
-        </w:rPr>
-        <w:t>задание</w:t>
-      </w:r>
-      <w:r>
-        <w:rPr>
-          <w:sz w:val="18"/>
-          <w:szCs w:val="18"/>
-          <w:lang w:val="ru-RU"/>
-        </w:rPr>
-        <w:t xml:space="preserve"> № 11 из выбранных «1» и «2» верным является «1». Эти задания помечены как ошибочные</w:t>
-      </w:r>
-      <w:r>
-        <w:rPr>
-          <w:sz w:val="18"/>
-          <w:szCs w:val="18"/>
-          <w:lang w:val="ru-RU"/>
-        </w:rPr>
-        <w:t xml:space="preserve"> в целом</w:t>
-      </w:r>
-      <w:r>
-        <w:rPr>
-          <w:sz w:val="18"/>
-          <w:szCs w:val="18"/>
-          <w:lang w:val="ru-RU"/>
-        </w:rPr>
-        <w:t xml:space="preserve">; </w:t>
-      </w:r>
-      <w:r>
-        <w:rPr>
-          <w:sz w:val="18"/>
-          <w:szCs w:val="18"/>
-          <w:lang w:val="ru-RU"/>
-        </w:rPr>
-        <w:t>верные элементы в оценке учтены не были</w:t>
-      </w:r>
-      <w:r>
-        <w:rPr>
-          <w:sz w:val="18"/>
-          <w:szCs w:val="18"/>
-          <w:lang w:val="ru-RU"/>
-        </w:rPr>
-        <w:t xml:space="preserve">. </w:t>
-      </w:r>
-    </w:p>
-    <w:p>
-      <w:pPr>
-        <w:rPr>
-          <w:sz w:val="18"/>
-          <w:szCs w:val="18"/>
-          <w:lang w:val="ru-RU"/>
-        </w:rPr>
-      </w:pPr>
-      <w:r>
-        <w:rPr>
-          <w:sz w:val="18"/>
-          <w:szCs w:val="18"/>
-          <w:lang w:val="ru-RU"/>
-        </w:rPr>
-        <w:t xml:space="preserve">На основании </w:t>
-      </w:r>
-      <w:r>
-        <w:rPr>
-          <w:sz w:val="18"/>
-          <w:szCs w:val="18"/>
-          <w:lang w:val="ru-RU"/>
-        </w:rPr>
-        <w:t xml:space="preserve">вышеизложенного и опираясь на </w:t>
-      </w:r>
-      <w:r>
-        <w:rPr>
-          <w:sz w:val="18"/>
-          <w:szCs w:val="18"/>
-          <w:lang w:val="ru-RU"/>
-        </w:rPr>
-        <w:t xml:space="preserve">ч 3 </w:t>
-      </w:r>
-      <w:proofErr w:type="spellStart"/>
-      <w:r>
-        <w:rPr>
-          <w:sz w:val="18"/>
-          <w:szCs w:val="18"/>
-          <w:lang w:val="ru-RU"/>
-        </w:rPr>
-        <w:t>ст</w:t>
-      </w:r>
-      <w:proofErr w:type="spellEnd"/>
-      <w:r>
-        <w:rPr>
-          <w:sz w:val="18"/>
-          <w:szCs w:val="18"/>
-          <w:lang w:val="ru-RU"/>
-        </w:rPr>
-        <w:t xml:space="preserve"> 44, </w:t>
-      </w:r>
-      <w:proofErr w:type="spellStart"/>
-      <w:r>
-        <w:rPr>
-          <w:sz w:val="18"/>
-          <w:szCs w:val="18"/>
-          <w:lang w:val="ru-RU"/>
-        </w:rPr>
-        <w:t>ст</w:t>
-      </w:r>
-      <w:proofErr w:type="spellEnd"/>
-      <w:r>
-        <w:rPr>
-          <w:sz w:val="18"/>
-          <w:szCs w:val="18"/>
-          <w:lang w:val="ru-RU"/>
-        </w:rPr>
-        <w:t xml:space="preserve"> 58 Ф</w:t>
-      </w:r>
-      <w:r>
-        <w:rPr>
-          <w:sz w:val="18"/>
-          <w:szCs w:val="18"/>
-          <w:lang w:val="ru-RU"/>
-        </w:rPr>
-        <w:t xml:space="preserve">З </w:t>
-      </w:r>
-      <w:r>
-        <w:rPr>
-          <w:sz w:val="18"/>
-          <w:szCs w:val="18"/>
-          <w:lang w:val="ru-RU"/>
-        </w:rPr>
-        <w:t>от 29.12.2012 № 273-ФЗ и п 3.6 Положения школы о текущем контроле и промежуточной аттестации ПРОШУ:</w:t>
-      </w:r>
-    </w:p>
-    <w:p>
-      <w:pPr>
-        <w:pStyle w:val="ae"/>
-        <w:numPr>
-          <w:ilvl w:val="0"/>
-          <w:numId w:val="11"/>
-        </w:numPr>
-        <w:rPr>
-          <w:sz w:val="18"/>
-          <w:szCs w:val="18"/>
-          <w:lang w:val="ru-RU"/>
-        </w:rPr>
-      </w:pPr>
-      <w:r>
-        <w:rPr>
-          <w:sz w:val="18"/>
-          <w:szCs w:val="18"/>
-          <w:lang w:val="ru-RU"/>
-        </w:rPr>
-        <w:t>Предоставить применённые к работе от 21.09.2026: утверждённые эталоны ответов; критерии начисления баллов по каждому</w:t>
-      </w:r>
-      <w:r>
-        <w:rPr>
-          <w:sz w:val="18"/>
-          <w:szCs w:val="18"/>
-          <w:lang w:val="ru-RU"/>
-        </w:rPr>
-        <w:t xml:space="preserve"> заданию; </w:t>
-      </w:r>
-      <w:r>
-        <w:rPr>
-          <w:sz w:val="18"/>
-          <w:szCs w:val="18"/>
-          <w:lang w:val="ru-RU"/>
-        </w:rPr>
-        <w:t>шкалу перевода первичных баллов в отметки «2», «3», «4», «5», действовавш</w:t>
-      </w:r>
-      <w:r>
-        <w:rPr>
-          <w:sz w:val="18"/>
-          <w:szCs w:val="18"/>
-          <w:lang w:val="ru-RU"/>
-        </w:rPr>
-        <w:t>ие</w:t>
-      </w:r>
-      <w:r>
-        <w:rPr>
-          <w:sz w:val="18"/>
-          <w:szCs w:val="18"/>
-          <w:lang w:val="ru-RU"/>
-        </w:rPr>
-        <w:t xml:space="preserve"> на дату </w:t>
-      </w:r>
-      <w:r>
-        <w:rPr>
-          <w:sz w:val="18"/>
-          <w:szCs w:val="18"/>
-          <w:lang w:val="ru-RU"/>
-        </w:rPr>
-        <w:t xml:space="preserve">выполнения </w:t>
-      </w:r>
-      <w:r>
-        <w:rPr>
-          <w:sz w:val="18"/>
-          <w:szCs w:val="18"/>
-          <w:lang w:val="ru-RU"/>
-        </w:rPr>
-        <w:t>работы, с датой и основанием её утверждения.</w:t>
-      </w:r>
-    </w:p>
-    <w:p>
-      <w:pPr>
-        <w:pStyle w:val="ae"/>
-        <w:numPr>
-          <w:ilvl w:val="0"/>
-          <w:numId w:val="11"/>
-        </w:numPr>
-        <w:rPr>
-          <w:sz w:val="18"/>
-          <w:szCs w:val="18"/>
-          <w:lang w:val="ru-RU"/>
-        </w:rPr>
-      </w:pPr>
-      <w:r>
-        <w:rPr>
-          <w:sz w:val="18"/>
-          <w:szCs w:val="18"/>
-          <w:lang w:val="ru-RU"/>
-        </w:rPr>
-        <w:t>Предоставить поэлементную ведомость проверки работы: ответ, р</w:t>
-      </w:r>
-      <w:r>
-        <w:rPr>
-          <w:sz w:val="18"/>
-          <w:szCs w:val="18"/>
-          <w:lang w:val="ru-RU"/>
-        </w:rPr>
-        <w:t>езультат проверки, начисленные баллы и максимальный балл по каждому заданию; итог по каждой части и общий итог; показать порядок перевода итогового балла в отметку «2» и расчёт отметки после перепроверки.</w:t>
-      </w:r>
-    </w:p>
-    <w:p>
-      <w:pPr>
-        <w:pStyle w:val="ae"/>
-        <w:numPr>
-          <w:ilvl w:val="0"/>
-          <w:numId w:val="11"/>
-        </w:numPr>
-        <w:rPr>
-          <w:sz w:val="18"/>
-          <w:szCs w:val="18"/>
-          <w:lang w:val="ru-RU"/>
-        </w:rPr>
-      </w:pPr>
-      <w:r>
-        <w:rPr>
-          <w:sz w:val="18"/>
-          <w:szCs w:val="18"/>
-          <w:lang w:val="ru-RU"/>
-        </w:rPr>
-        <w:t>П</w:t>
-      </w:r>
-      <w:r>
-        <w:rPr>
-          <w:sz w:val="18"/>
-          <w:szCs w:val="18"/>
-          <w:lang w:val="ru-RU"/>
-        </w:rPr>
-        <w:t>ровести повторную проверку</w:t>
-      </w:r>
-      <w:r>
-        <w:rPr>
-          <w:sz w:val="18"/>
-          <w:szCs w:val="18"/>
-          <w:lang w:val="ru-RU"/>
-        </w:rPr>
-        <w:t xml:space="preserve"> результат</w:t>
-      </w:r>
-      <w:r>
-        <w:rPr>
-          <w:sz w:val="18"/>
-          <w:szCs w:val="18"/>
-          <w:lang w:val="ru-RU"/>
-        </w:rPr>
-        <w:t>ов</w:t>
-      </w:r>
-      <w:r>
-        <w:rPr>
-          <w:sz w:val="18"/>
-          <w:szCs w:val="18"/>
-          <w:lang w:val="ru-RU"/>
-        </w:rPr>
-        <w:t xml:space="preserve"> проверочной работы от 21.09.2026</w:t>
-      </w:r>
-      <w:r>
-        <w:rPr>
-          <w:sz w:val="18"/>
-          <w:szCs w:val="18"/>
-          <w:lang w:val="ru-RU"/>
-        </w:rPr>
-        <w:t xml:space="preserve">  </w:t>
-      </w:r>
-    </w:p>
-    <w:p>
-      <w:pPr>
-        <w:pStyle w:val="ae"/>
-        <w:numPr>
-          <w:ilvl w:val="0"/>
-          <w:numId w:val="11"/>
-        </w:numPr>
-        <w:rPr>
-          <w:sz w:val="18"/>
-          <w:szCs w:val="18"/>
-          <w:lang w:val="ru-RU"/>
-        </w:rPr>
-      </w:pPr>
-      <w:r>
-        <w:rPr>
-          <w:sz w:val="18"/>
-          <w:szCs w:val="18"/>
-          <w:lang w:val="ru-RU"/>
-        </w:rPr>
-        <w:t>Исправить подтверждённые ошибки проверки и связанные записи журнала. Если пересчитанный результат соответствует удовлетворительной отметке — выставить её и признать задолженность по истории ликвидированной.</w:t>
-      </w:r>
-    </w:p>
-    <w:p>
-      <w:pPr>
-        <w:pStyle w:val="ae"/>
-        <w:numPr>
-          <w:ilvl w:val="0"/>
-          <w:numId w:val="11"/>
-        </w:numPr>
-        <w:rPr>
-          <w:sz w:val="18"/>
-          <w:szCs w:val="18"/>
-          <w:lang w:val="ru-RU"/>
-        </w:rPr>
-      </w:pPr>
-      <w:r>
-        <w:rPr>
-          <w:sz w:val="18"/>
-          <w:szCs w:val="18"/>
-          <w:lang w:val="ru-RU"/>
-        </w:rPr>
-        <w:t xml:space="preserve">Предоставить мне для ознакомления и фотографирования материалы контрольных работ по истории от 10.11.2025 и 14.04.2026: </w:t>
-      </w:r>
-      <w:r>
-        <w:rPr>
-          <w:sz w:val="18"/>
-          <w:szCs w:val="18"/>
-          <w:lang w:val="ru-RU"/>
-        </w:rPr>
-        <w:t>комплекты</w:t>
-      </w:r>
-      <w:r>
-        <w:rPr>
-          <w:sz w:val="18"/>
-          <w:szCs w:val="18"/>
-          <w:lang w:val="ru-RU"/>
-        </w:rPr>
-        <w:t xml:space="preserve"> заданий; выполненные работы</w:t>
-      </w:r>
-      <w:r>
-        <w:rPr>
-          <w:sz w:val="18"/>
-          <w:szCs w:val="18"/>
-          <w:lang w:val="ru-RU"/>
-        </w:rPr>
-        <w:t xml:space="preserve"> мо</w:t>
-      </w:r>
-      <w:r>
-        <w:rPr>
-          <w:sz w:val="18"/>
-          <w:szCs w:val="18"/>
-          <w:lang w:val="ru-RU"/>
-        </w:rPr>
-        <w:t>ей</w:t>
-      </w:r>
-      <w:r>
-        <w:rPr>
-          <w:sz w:val="18"/>
-          <w:szCs w:val="18"/>
-          <w:lang w:val="ru-RU"/>
-        </w:rPr>
-        <w:t xml:space="preserve"> дочерью</w:t>
-      </w:r>
-      <w:r>
-        <w:rPr>
-          <w:sz w:val="18"/>
-          <w:szCs w:val="18"/>
-          <w:lang w:val="ru-RU"/>
-        </w:rPr>
-        <w:t xml:space="preserve"> со всеми пометками проверяющего; эталоны правильных ответов и критерии начисления баллов; спецификации и шкалы перевода баллов в отметки, применявшиеся на дату каждой работы; </w:t>
-      </w:r>
-      <w:proofErr w:type="spellStart"/>
-      <w:r>
-        <w:rPr>
-          <w:sz w:val="18"/>
-          <w:szCs w:val="18"/>
-          <w:lang w:val="ru-RU"/>
-        </w:rPr>
-        <w:t>по</w:t>
-      </w:r>
-      <w:r>
-        <w:rPr>
-          <w:sz w:val="18"/>
-          <w:szCs w:val="18"/>
-          <w:lang w:val="ru-RU"/>
-        </w:rPr>
-        <w:t>б</w:t>
-      </w:r>
-      <w:r>
-        <w:rPr>
-          <w:sz w:val="18"/>
-          <w:szCs w:val="18"/>
-          <w:lang w:val="ru-RU"/>
-        </w:rPr>
-        <w:t>альный</w:t>
-      </w:r>
-      <w:proofErr w:type="spellEnd"/>
-      <w:r>
-        <w:rPr>
-          <w:sz w:val="18"/>
-          <w:szCs w:val="18"/>
-          <w:lang w:val="ru-RU"/>
-        </w:rPr>
-        <w:t xml:space="preserve"> расчёт и выставленную отметку по каждой работе. </w:t>
-      </w:r>
-    </w:p>
-    <w:p>
-      <w:pPr>
-        <w:jc w:val="center"/>
-        <w:rPr>
-          <w:lang w:val="ru-RU"/>
-        </w:rPr>
-      </w:pPr>
-    </w:p>
-    <w:p>
-      <w:pPr>
-        <w:pStyle w:val="ae"/>
-        <w:numPr>
-          <w:ilvl w:val="0"/>
-          <w:numId w:val="11"/>
-        </w:numPr>
-        <w:rPr>
-          <w:sz w:val="18"/>
-          <w:szCs w:val="18"/>
-          <w:lang w:val="ru-RU"/>
-        </w:rPr>
-      </w:pPr>
-      <w:r>
-        <w:rPr>
-          <w:sz w:val="18"/>
-          <w:szCs w:val="18"/>
-          <w:lang w:val="ru-RU"/>
-        </w:rPr>
-        <w:t>По письменным работам по истории от 10.11.2025 и 14.04.2026 прошу сообщить официальное наименование и назначение каждой работы. Прошу указать, какими документами подтверждаются дата, форма и назначение каждой работы; предоставить соответствующие выписки и копии.</w:t>
-      </w:r>
-    </w:p>
-    <w:p>
-      <w:pPr>
-        <w:pStyle w:val="ae"/>
-        <w:rPr>
-          <w:sz w:val="18"/>
-          <w:szCs w:val="18"/>
-          <w:lang w:val="ru-RU"/>
-        </w:rPr>
-      </w:pPr>
-    </w:p>
-    <w:p>
-      <w:pPr>
-        <w:pStyle w:val="ae"/>
-        <w:ind w:left="0"/>
-        <w:rPr>
-          <w:sz w:val="18"/>
-          <w:szCs w:val="18"/>
-          <w:lang w:val="ru-RU"/>
-        </w:rPr>
-      </w:pPr>
-      <w:r>
-        <w:rPr>
-          <w:sz w:val="18"/>
-          <w:szCs w:val="18"/>
-          <w:lang w:val="ru-RU"/>
-        </w:rPr>
-        <w:t>Приложения:</w:t>
-      </w:r>
-    </w:p>
-    <w:p>
-      <w:pPr>
-        <w:pStyle w:val="ae"/>
-        <w:ind w:left="0"/>
-        <w:rPr>
-          <w:sz w:val="18"/>
-          <w:szCs w:val="18"/>
-          <w:lang w:val="ru-RU"/>
-        </w:rPr>
-      </w:pPr>
-      <w:r>
-        <w:rPr>
-          <w:sz w:val="18"/>
-          <w:szCs w:val="18"/>
-          <w:lang w:val="ru-RU"/>
-        </w:rPr>
-        <w:t xml:space="preserve">1. Копия сверочной ведомости работы от 21.09.2026 </w:t>
-      </w:r>
-      <w:r>
-        <w:rPr>
-          <w:sz w:val="18"/>
-          <w:szCs w:val="18"/>
-          <w:lang w:val="ru-RU"/>
-        </w:rPr>
-        <w:t>г</w:t>
-      </w:r>
-      <w:r>
-        <w:rPr>
-          <w:sz w:val="18"/>
-          <w:szCs w:val="18"/>
-          <w:lang w:val="ru-RU"/>
-        </w:rPr>
-        <w:t xml:space="preserve"> </w:t>
-      </w:r>
-      <w:r>
-        <w:rPr>
-          <w:sz w:val="18"/>
-          <w:szCs w:val="18"/>
-          <w:lang w:val="ru-RU"/>
-        </w:rPr>
-        <w:t>на 3</w:t>
-      </w:r>
-      <w:r>
-        <w:rPr>
-          <w:sz w:val="18"/>
-          <w:szCs w:val="18"/>
-          <w:lang w:val="ru-RU"/>
-        </w:rPr>
-        <w:t xml:space="preserve"> л.</w:t>
-      </w:r>
-    </w:p>
-    <w:p>
-      <w:pPr>
-        <w:pStyle w:val="ae"/>
-        <w:ind w:left="0"/>
-        <w:rPr>
-          <w:sz w:val="18"/>
-          <w:szCs w:val="18"/>
-          <w:lang w:val="ru-RU"/>
-        </w:rPr>
-      </w:pPr>
-      <w:r>
-        <w:rPr>
-          <w:sz w:val="18"/>
-          <w:szCs w:val="18"/>
-          <w:lang w:val="ru-RU"/>
-        </w:rPr>
-        <w:t>2. Фото</w:t>
-      </w:r>
-      <w:r>
-        <w:rPr>
-          <w:sz w:val="18"/>
-          <w:szCs w:val="18"/>
-          <w:lang w:val="ru-RU"/>
-        </w:rPr>
-        <w:t>копии</w:t>
-      </w:r>
-      <w:r>
-        <w:rPr>
-          <w:sz w:val="18"/>
-          <w:szCs w:val="18"/>
-          <w:lang w:val="ru-RU"/>
-        </w:rPr>
-        <w:t xml:space="preserve"> двух проверенных листов </w:t>
-      </w:r>
-      <w:r>
-        <w:rPr>
-          <w:sz w:val="18"/>
-          <w:szCs w:val="18"/>
-          <w:lang w:val="ru-RU"/>
-        </w:rPr>
-        <w:t xml:space="preserve">проверочной работы </w:t>
-      </w:r>
-      <w:r>
-        <w:rPr>
-          <w:sz w:val="18"/>
-          <w:szCs w:val="18"/>
-          <w:lang w:val="ru-RU"/>
-        </w:rPr>
-        <w:t>21.09.2026</w:t>
-      </w:r>
-      <w:r>
-        <w:rPr>
-          <w:sz w:val="18"/>
-          <w:szCs w:val="18"/>
-          <w:lang w:val="ru-RU"/>
-        </w:rPr>
-        <w:t xml:space="preserve"> </w:t>
-      </w:r>
-      <w:r>
-        <w:rPr>
-          <w:sz w:val="18"/>
-          <w:szCs w:val="18"/>
-          <w:lang w:val="ru-RU"/>
-        </w:rPr>
-        <w:t>г</w:t>
-      </w:r>
-      <w:r>
-        <w:rPr>
-          <w:sz w:val="18"/>
-          <w:szCs w:val="18"/>
-          <w:lang w:val="ru-RU"/>
-        </w:rPr>
-        <w:t xml:space="preserve"> </w:t>
-      </w:r>
-      <w:r>
-        <w:rPr>
-          <w:sz w:val="18"/>
-          <w:szCs w:val="18"/>
-          <w:lang w:val="ru-RU"/>
-        </w:rPr>
-        <w:t xml:space="preserve">на </w:t>
-      </w:r>
-      <w:r>
-        <w:rPr>
-          <w:sz w:val="18"/>
-          <w:szCs w:val="18"/>
-          <w:lang w:val="ru-RU"/>
-        </w:rPr>
-        <w:t>2 л.</w:t>
-      </w:r>
-    </w:p>
-    <w:p>
-      <w:pPr>
-        <w:pStyle w:val="ae"/>
-        <w:ind w:left="0"/>
-        <w:rPr>
-          <w:sz w:val="18"/>
-          <w:szCs w:val="18"/>
-          <w:lang w:val="ru-RU"/>
-        </w:rPr>
-      </w:pPr>
-      <w:r>
-        <w:rPr>
-          <w:sz w:val="18"/>
-          <w:szCs w:val="18"/>
-          <w:lang w:val="ru-RU"/>
-        </w:rPr>
-        <w:t xml:space="preserve">3. </w:t>
-      </w:r>
-      <w:r>
-        <w:rPr>
-          <w:sz w:val="18"/>
-          <w:szCs w:val="18"/>
-          <w:lang w:val="ru-RU"/>
-        </w:rPr>
-        <w:t>К</w:t>
-      </w:r>
-      <w:r>
-        <w:rPr>
-          <w:sz w:val="18"/>
-          <w:szCs w:val="18"/>
-          <w:lang w:val="ru-RU"/>
-        </w:rPr>
-        <w:t>опии</w:t>
-      </w:r>
-      <w:r>
-        <w:rPr>
-          <w:sz w:val="18"/>
-          <w:szCs w:val="18"/>
-          <w:lang w:val="ru-RU"/>
-        </w:rPr>
-        <w:t xml:space="preserve"> задани</w:t>
-      </w:r>
-      <w:r>
-        <w:rPr>
-          <w:sz w:val="18"/>
-          <w:szCs w:val="18"/>
-          <w:lang w:val="ru-RU"/>
-        </w:rPr>
-        <w:t xml:space="preserve">й к </w:t>
-      </w:r>
-      <w:r>
-        <w:rPr>
-          <w:sz w:val="18"/>
-          <w:szCs w:val="18"/>
-          <w:lang w:val="ru-RU"/>
-        </w:rPr>
-        <w:t>проверочной работ</w:t>
-      </w:r>
-      <w:r>
-        <w:rPr>
-          <w:sz w:val="18"/>
-          <w:szCs w:val="18"/>
-          <w:lang w:val="ru-RU"/>
-        </w:rPr>
-        <w:t>е</w:t>
-      </w:r>
-      <w:r>
-        <w:rPr>
-          <w:sz w:val="18"/>
-          <w:szCs w:val="18"/>
-          <w:lang w:val="ru-RU"/>
-        </w:rPr>
-        <w:t xml:space="preserve">, переданных школой </w:t>
-      </w:r>
-      <w:r>
-        <w:rPr>
-          <w:sz w:val="18"/>
-          <w:szCs w:val="18"/>
-          <w:lang w:val="ru-RU"/>
-        </w:rPr>
-        <w:t>на</w:t>
-      </w:r>
-      <w:r>
-        <w:rPr>
-          <w:sz w:val="18"/>
-          <w:szCs w:val="18"/>
-          <w:lang w:val="ru-RU"/>
-        </w:rPr>
-        <w:t xml:space="preserve"> 3 л.</w:t>
-      </w:r>
-    </w:p>
-    <w:p>
-      <w:pPr>
-        <w:pStyle w:val="ae"/>
-        <w:ind w:left="0"/>
-        <w:rPr>
-          <w:sz w:val="18"/>
-          <w:szCs w:val="18"/>
-          <w:lang w:val="ru-RU"/>
-        </w:rPr>
-      </w:pPr>
-      <w:r>
-        <w:rPr>
-          <w:sz w:val="18"/>
-          <w:szCs w:val="18"/>
-          <w:lang w:val="ru-RU"/>
-        </w:rPr>
-        <w:t xml:space="preserve">4. </w:t>
-      </w:r>
-      <w:r>
-        <w:rPr>
-          <w:sz w:val="18"/>
-          <w:szCs w:val="18"/>
-          <w:lang w:val="ru-RU"/>
-        </w:rPr>
-        <w:t>Распечатанная к</w:t>
-      </w:r>
-      <w:r>
-        <w:rPr>
-          <w:sz w:val="18"/>
-          <w:szCs w:val="18"/>
-          <w:lang w:val="ru-RU"/>
-        </w:rPr>
-        <w:t>опия файла «7 класс Спецификация.doc»</w:t>
-      </w:r>
-      <w:r>
-        <w:rPr>
-          <w:sz w:val="18"/>
-          <w:szCs w:val="18"/>
-          <w:lang w:val="ru-RU"/>
-        </w:rPr>
-        <w:t xml:space="preserve"> на 3 </w:t>
-      </w:r>
-      <w:r>
-        <w:rPr>
-          <w:sz w:val="18"/>
-          <w:szCs w:val="18"/>
-          <w:lang w:val="ru-RU"/>
-        </w:rPr>
-        <w:t>л.</w:t>
-      </w:r>
-    </w:p>
-    <w:p>
-      <w:pPr>
-        <w:rPr>
-          <w:sz w:val="18"/>
-          <w:szCs w:val="18"/>
-          <w:lang w:val="ru-RU"/>
-        </w:rPr>
-      </w:pPr>
-      <w:bookmarkStart w:id="1" w:name="_Hlk242687917"/>
-    </w:p>
-    <w:p>
-      <w:pPr>
-        <w:rPr>
-          <w:sz w:val="18"/>
-          <w:szCs w:val="18"/>
-          <w:lang w:val="ru-RU"/>
-        </w:rPr>
-      </w:pPr>
-    </w:p>
-    <w:p>
-      <w:pPr>
-        <w:rPr>
-          <w:sz w:val="18"/>
-          <w:szCs w:val="18"/>
-          <w:lang w:val="ru-RU"/>
-        </w:rPr>
-      </w:pPr>
-    </w:p>
-    <w:p>
-      <w:pPr>
-        <w:rPr>
-          <w:sz w:val="18"/>
-          <w:szCs w:val="18"/>
-          <w:lang w:val="ru-RU"/>
-        </w:rPr>
-      </w:pPr>
-    </w:p>
-    <w:p>
-      <w:pPr>
-        <w:rPr>
-          <w:sz w:val="18"/>
-          <w:szCs w:val="18"/>
-          <w:lang w:val="ru-RU"/>
-        </w:rPr>
-      </w:pPr>
-    </w:p>
-    <w:p>
-      <w:pPr>
-        <w:rPr>
-          <w:sz w:val="18"/>
-          <w:szCs w:val="18"/>
-          <w:lang w:val="ru-RU"/>
-        </w:rPr>
-      </w:pPr>
-      <w:r>
-        <w:rPr>
-          <w:sz w:val="18"/>
-          <w:szCs w:val="18"/>
-          <w:lang w:val="ru-RU"/>
-        </w:rPr>
-        <w:t>Д</w:t>
-      </w:r>
-      <w:r>
-        <w:rPr>
-          <w:sz w:val="18"/>
-          <w:szCs w:val="18"/>
-          <w:lang w:val="ru-RU"/>
-        </w:rPr>
-        <w:t xml:space="preserve">ата: «12» октября 2026 г.       </w:t>
-      </w:r>
-      <w:r>
-        <w:rPr>
-          <w:sz w:val="18"/>
-          <w:szCs w:val="18"/>
-          <w:lang w:val="ru-RU"/>
-        </w:rPr>
-        <w:t xml:space="preserve">                      </w:t>
+        <w:t xml:space="preserve">» октября 2026 г.                             </w:t>
       </w:r>
       <w:r>
         <w:rPr>
@@ -1651,15 +1072,7 @@
           <w:szCs w:val="18"/>
           <w:lang w:val="ru-RU"/>
         </w:rPr>
-        <w:t>октября</w:t>
-      </w:r>
-      <w:r>
-        <w:rPr>
-          <w:sz w:val="18"/>
-          <w:szCs w:val="18"/>
-          <w:lang w:val="ru-RU"/>
-        </w:rPr>
-        <w:t xml:space="preserve"> </w:t>
+        <w:t xml:space="preserve">октября </w:t>
       </w:r>
       <w:r>
         <w:rPr>
@@ -1775,6 +1188,7 @@
       <w:rPr>
         <w:sz w:val="16"/>
         <w:szCs w:val="16"/>
+        <w:lang w:val="ru-RU"/>
       </w:rPr>
     </w:pPr>
     <w:r>
@@ -1797,7 +1211,37 @@
         <w:sz w:val="16"/>
         <w:szCs w:val="16"/>
       </w:rPr>
-      <w:instrText>PAGE  \* Arabic  \* MERGEFORMAT</w:instrText>
+      <w:instrText>PAGE</w:instrText>
+    </w:r>
+    <w:r>
+      <w:rPr>
+        <w:sz w:val="16"/>
+        <w:szCs w:val="16"/>
+        <w:lang w:val="ru-RU"/>
+      </w:rPr>
+      <w:instrText xml:space="preserve">  \* </w:instrText>
+    </w:r>
+    <w:r>
+      <w:rPr>
+        <w:sz w:val="16"/>
+        <w:szCs w:val="16"/>
+      </w:rPr>
+      <w:instrText>Arabic</w:instrText>
+    </w:r>
+    <w:r>
+      <w:rPr>
+        <w:sz w:val="16"/>
+        <w:szCs w:val="16"/>
+        <w:lang w:val="ru-RU"/>
+      </w:rPr>
+      <w:instrText xml:space="preserve">  \* </w:instrText>
+    </w:r>
+    <w:r>
+      <w:rPr>
+        <w:sz w:val="16"/>
+        <w:szCs w:val="16"/>
+      </w:rPr>
+      <w:instrText>MERGEFORMAT</w:instrText>
     </w:r>
     <w:r>
       <w:rPr>
@@ -1841,7 +1285,22 @@
         <w:sz w:val="16"/>
         <w:szCs w:val="16"/>
       </w:rPr>
-      <w:instrText>NUMPAGES \* арабский \* MERGEFORMAT</w:instrText>
+      <w:instrText>NUMPAGES</w:instrText>
+    </w:r>
+    <w:r>
+      <w:rPr>
+        <w:sz w:val="16"/>
+        <w:szCs w:val="16"/>
+        <w:lang w:val="ru-RU"/>
+      </w:rPr>
+      <w:instrText xml:space="preserve"> \* арабский \* </w:instrText>
+    </w:r>
+    <w:r>
+      <w:rPr>
+        <w:sz w:val="16"/>
+        <w:szCs w:val="16"/>
+      </w:rPr>
+      <w:instrText>MERGEFORMAT</w:instrText>
     </w:r>
     <w:r>
       <w:rPr>
@@ -1882,7 +1341,7 @@
         <w:szCs w:val="16"/>
         <w:lang w:val="ru-RU"/>
       </w:rPr>
-      <w:t xml:space="preserve">ТРЕБОВАНИЕ </w:t>
+      <w:t>ЗАЯВЛЕНИЕ</w:t>
     </w:r>
     <w:r>
       <w:rPr>
@@ -1890,7 +1349,7 @@
         <w:szCs w:val="16"/>
         <w:lang w:val="ru-RU"/>
       </w:rPr>
-      <w:t>о</w:t>
+      <w:t xml:space="preserve"> </w:t>
     </w:r>
     <w:r>
       <w:rPr>
@@ -1898,31 +1357,7 @@
         <w:szCs w:val="16"/>
         <w:lang w:val="ru-RU"/>
       </w:rPr>
-      <w:t xml:space="preserve"> пересмотре результатов проверки проверочной работы от </w:t>
-    </w:r>
-    <w:r>
-      <w:rPr>
-        <w:sz w:val="16"/>
-        <w:szCs w:val="16"/>
-        <w:lang w:val="ru-RU"/>
-      </w:rPr>
-      <w:t xml:space="preserve">21.09.2026 </w:t>
-    </w:r>
-    <w:r>
-      <w:rPr>
-        <w:sz w:val="16"/>
-        <w:szCs w:val="16"/>
-        <w:lang w:val="ru-RU"/>
-      </w:rPr>
-      <w:t>и</w:t>
-    </w:r>
-    <w:r>
-      <w:rPr>
-        <w:sz w:val="16"/>
-        <w:szCs w:val="16"/>
-        <w:lang w:val="ru-RU"/>
-      </w:rPr>
-      <w:t xml:space="preserve"> предоставлении информации о ходе учебного процесса.</w:t>
+      <w:t>о пересчёте отметки за повторную промежуточную аттестацию по истории от 21.09.2026</w:t>
     </w:r>
   </w:p>
 </w:ftr>
@@ -2213,6 +1648,95 @@
     </w:lvl>
   </w:abstractNum>
   <w:abstractNum w:abstractNumId="10" w15:restartNumberingAfterBreak="0">
+    <w:nsid w:val="0A17510B"/>
+    <w:multiLevelType w:val="hybridMultilevel"/>
+    <w:tmpl w:val="CECC0FC8"/>
+    <w:lvl w:ilvl="0" w:tplc="0419000F">
+      <w:start w:val="1"/>
+      <w:numFmt w:val="decimal"/>
+      <w:lvlText w:val="%1."/>
+      <w:lvlJc w:val="left"/>
+      <w:pPr>
+        <w:ind w:left="785" w:hanging="360"/>
+      </w:pPr>
+      <w:rPr>
+        <w:rFonts w:hint="default"/>
+      </w:rPr>
+    </w:lvl>
+    <w:lvl w:ilvl="1" w:tplc="04190019" w:tentative="1">
+      <w:start w:val="1"/>
+      <w:numFmt w:val="lowerLetter"/>
+      <w:lvlText w:val="%2."/>
+      <w:lvlJc w:val="left"/>
+      <w:pPr>
+        <w:ind w:left="1440" w:hanging="360"/>
+      </w:pPr>
+    </w:lvl>
+    <w:lvl w:ilvl="2" w:tplc="0419001B" w:tentative="1">
+      <w:start w:val="1"/>
+      <w:numFmt w:val="lowerRoman"/>
+      <w:lvlText w:val="%3."/>
+      <w:lvlJc w:val="right"/>
+      <w:pPr>
+        <w:ind w:left="2160" w:hanging="180"/>
+      </w:pPr>
+    </w:lvl>
+    <w:lvl w:ilvl="3" w:tplc="0419000F" w:tentative="1">
+      <w:start w:val="1"/>
+      <w:numFmt w:val="decimal"/>
+      <w:lvlText w:val="%4."/>
+      <w:lvlJc w:val="left"/>
+      <w:pPr>
+        <w:ind w:left="2880" w:hanging="360"/>
+      </w:pPr>
+    </w:lvl>
+    <w:lvl w:ilvl="4" w:tplc="04190019" w:tentative="1">
+      <w:start w:val="1"/>
+      <w:numFmt w:val="lowerLetter"/>
+      <w:lvlText w:val="%5."/>
+      <w:lvlJc w:val="left"/>
+      <w:pPr>
+        <w:ind w:left="3600" w:hanging="360"/>
+      </w:pPr>
+    </w:lvl>
+    <w:lvl w:ilvl="5" w:tplc="0419001B" w:tentative="1">
+      <w:start w:val="1"/>
+      <w:numFmt w:val="lowerRoman"/>
+      <w:lvlText w:val="%6."/>
+      <w:lvlJc w:val="right"/>
+      <w:pPr>
+        <w:ind w:left="4320" w:hanging="180"/>
+      </w:pPr>
+    </w:lvl>
+    <w:lvl w:ilvl="6" w:tplc="0419000F" w:tentative="1">
+      <w:start w:val="1"/>
+      <w:numFmt w:val="decimal"/>
+      <w:lvlText w:val="%7."/>
+      <w:lvlJc w:val="left"/>
+      <w:pPr>
+        <w:ind w:left="5040" w:hanging="360"/>
+      </w:pPr>
+    </w:lvl>
+    <w:lvl w:ilvl="7" w:tplc="04190019" w:tentative="1">
+      <w:start w:val="1"/>
+      <w:numFmt w:val="lowerLetter"/>
+      <w:lvlText w:val="%8."/>
+      <w:lvlJc w:val="left"/>
+      <w:pPr>
+        <w:ind w:left="5760" w:hanging="360"/>
+      </w:pPr>
+    </w:lvl>
+    <w:lvl w:ilvl="8" w:tplc="0419001B" w:tentative="1">
+      <w:start w:val="1"/>
+      <w:numFmt w:val="lowerRoman"/>
+      <w:lvlText w:val="%9."/>
+      <w:lvlJc w:val="right"/>
+      <w:pPr>
+        <w:ind w:left="6480" w:hanging="180"/>
+      </w:pPr>
+    </w:lvl>
+  </w:abstractNum>
+  <w:abstractNum w:abstractNumId="11" w15:restartNumberingAfterBreak="0">
     <w:nsid w:val="2EF95464"/>
     <w:multiLevelType w:val="hybridMultilevel"/>
     <w:tmpl w:val="ED22B974"/>
@@ -2301,7 +1825,96 @@
       </w:pPr>
     </w:lvl>
   </w:abstractNum>
-  <w:abstractNum w:abstractNumId="11" w15:restartNumberingAfterBreak="0">
+  <w:abstractNum w:abstractNumId="12" w15:restartNumberingAfterBreak="0">
+    <w:nsid w:val="39B92DC2"/>
+    <w:multiLevelType w:val="hybridMultilevel"/>
+    <w:tmpl w:val="30B04816"/>
+    <w:lvl w:ilvl="0" w:tplc="E17E3888">
+      <w:start w:val="1"/>
+      <w:numFmt w:val="decimal"/>
+      <w:lvlText w:val="%1."/>
+      <w:lvlJc w:val="left"/>
+      <w:pPr>
+        <w:ind w:left="785" w:hanging="360"/>
+      </w:pPr>
+      <w:rPr>
+        <w:rFonts w:hint="default"/>
+      </w:rPr>
+    </w:lvl>
+    <w:lvl w:ilvl="1" w:tplc="04190019" w:tentative="1">
+      <w:start w:val="1"/>
+      <w:numFmt w:val="lowerLetter"/>
+      <w:lvlText w:val="%2."/>
+      <w:lvlJc w:val="left"/>
+      <w:pPr>
+        <w:ind w:left="1440" w:hanging="360"/>
+      </w:pPr>
+    </w:lvl>
+    <w:lvl w:ilvl="2" w:tplc="0419001B" w:tentative="1">
+      <w:start w:val="1"/>
+      <w:numFmt w:val="lowerRoman"/>
+      <w:lvlText w:val="%3."/>
+      <w:lvlJc w:val="right"/>
+      <w:pPr>
+        <w:ind w:left="2160" w:hanging="180"/>
+      </w:pPr>
+    </w:lvl>
+    <w:lvl w:ilvl="3" w:tplc="0419000F" w:tentative="1">
+      <w:start w:val="1"/>
+      <w:numFmt w:val="decimal"/>
+      <w:lvlText w:val="%4."/>
+      <w:lvlJc w:val="left"/>
+      <w:pPr>
+        <w:ind w:left="2880" w:hanging="360"/>
+      </w:pPr>
+    </w:lvl>
+    <w:lvl w:ilvl="4" w:tplc="04190019" w:tentative="1">
+      <w:start w:val="1"/>
+      <w:numFmt w:val="lowerLetter"/>
+      <w:lvlText w:val="%5."/>
+      <w:lvlJc w:val="left"/>
+      <w:pPr>
+        <w:ind w:left="3600" w:hanging="360"/>
+      </w:pPr>
+    </w:lvl>
+    <w:lvl w:ilvl="5" w:tplc="0419001B" w:tentative="1">
+      <w:start w:val="1"/>
+      <w:numFmt w:val="lowerRoman"/>
+      <w:lvlText w:val="%6."/>
+      <w:lvlJc w:val="right"/>
+      <w:pPr>
+        <w:ind w:left="4320" w:hanging="180"/>
+      </w:pPr>
+    </w:lvl>
+    <w:lvl w:ilvl="6" w:tplc="0419000F" w:tentative="1">
+      <w:start w:val="1"/>
+      <w:numFmt w:val="decimal"/>
+      <w:lvlText w:val="%7."/>
+      <w:lvlJc w:val="left"/>
+      <w:pPr>
+        <w:ind w:left="5040" w:hanging="360"/>
+      </w:pPr>
+    </w:lvl>
+    <w:lvl w:ilvl="7" w:tplc="04190019" w:tentative="1">
+      <w:start w:val="1"/>
+      <w:numFmt w:val="lowerLetter"/>
+      <w:lvlText w:val="%8."/>
+      <w:lvlJc w:val="left"/>
+      <w:pPr>
+        <w:ind w:left="5760" w:hanging="360"/>
+      </w:pPr>
+    </w:lvl>
+    <w:lvl w:ilvl="8" w:tplc="0419001B" w:tentative="1">
+      <w:start w:val="1"/>
+      <w:numFmt w:val="lowerRoman"/>
+      <w:lvlText w:val="%9."/>
+      <w:lvlJc w:val="right"/>
+      <w:pPr>
+        <w:ind w:left="6480" w:hanging="180"/>
+      </w:pPr>
+    </w:lvl>
+  </w:abstractNum>
+  <w:abstractNum w:abstractNumId="13" w15:restartNumberingAfterBreak="0">
     <w:nsid w:val="4134273C"/>
     <w:multiLevelType w:val="hybridMultilevel"/>
     <w:tmpl w:val="C114D6A8"/>
@@ -2414,7 +2027,96 @@
       </w:rPr>
     </w:lvl>
   </w:abstractNum>
-  <w:abstractNum w:abstractNumId="12" w15:restartNumberingAfterBreak="0">
+  <w:abstractNum w:abstractNumId="14" w15:restartNumberingAfterBreak="0">
+    <w:nsid w:val="49E80135"/>
+    <w:multiLevelType w:val="hybridMultilevel"/>
+    <w:tmpl w:val="25C0A43C"/>
+    <w:lvl w:ilvl="0" w:tplc="E17E3888">
+      <w:start w:val="1"/>
+      <w:numFmt w:val="decimal"/>
+      <w:lvlText w:val="%1."/>
+      <w:lvlJc w:val="left"/>
+      <w:pPr>
+        <w:ind w:left="785" w:hanging="360"/>
+      </w:pPr>
+      <w:rPr>
+        <w:rFonts w:hint="default"/>
+      </w:rPr>
+    </w:lvl>
+    <w:lvl w:ilvl="1" w:tplc="04190019" w:tentative="1">
+      <w:start w:val="1"/>
+      <w:numFmt w:val="lowerLetter"/>
+      <w:lvlText w:val="%2."/>
+      <w:lvlJc w:val="left"/>
+      <w:pPr>
+        <w:ind w:left="1505" w:hanging="360"/>
+      </w:pPr>
+    </w:lvl>
+    <w:lvl w:ilvl="2" w:tplc="0419001B" w:tentative="1">
+      <w:start w:val="1"/>
+      <w:numFmt w:val="lowerRoman"/>
+      <w:lvlText w:val="%3."/>
+      <w:lvlJc w:val="right"/>
+      <w:pPr>
+        <w:ind w:left="2225" w:hanging="180"/>
+      </w:pPr>
+    </w:lvl>
+    <w:lvl w:ilvl="3" w:tplc="0419000F" w:tentative="1">
+      <w:start w:val="1"/>
+      <w:numFmt w:val="decimal"/>
+      <w:lvlText w:val="%4."/>
+      <w:lvlJc w:val="left"/>
+      <w:pPr>
+        <w:ind w:left="2945" w:hanging="360"/>
+      </w:pPr>
+    </w:lvl>
+    <w:lvl w:ilvl="4" w:tplc="04190019" w:tentative="1">
+      <w:start w:val="1"/>
+      <w:numFmt w:val="lowerLetter"/>
+      <w:lvlText w:val="%5."/>
+      <w:lvlJc w:val="left"/>
+      <w:pPr>
+        <w:ind w:left="3665" w:hanging="360"/>
+      </w:pPr>
+    </w:lvl>
+    <w:lvl w:ilvl="5" w:tplc="0419001B" w:tentative="1">
+      <w:start w:val="1"/>
+      <w:numFmt w:val="lowerRoman"/>
+      <w:lvlText w:val="%6."/>
+      <w:lvlJc w:val="right"/>
+      <w:pPr>
+        <w:ind w:left="4385" w:hanging="180"/>
+      </w:pPr>
+    </w:lvl>
+    <w:lvl w:ilvl="6" w:tplc="0419000F" w:tentative="1">
+      <w:start w:val="1"/>
+      <w:numFmt w:val="decimal"/>
+      <w:lvlText w:val="%7."/>
+      <w:lvlJc w:val="left"/>
+      <w:pPr>
+        <w:ind w:left="5105" w:hanging="360"/>
+      </w:pPr>
+    </w:lvl>
+    <w:lvl w:ilvl="7" w:tplc="04190019" w:tentative="1">
+      <w:start w:val="1"/>
+      <w:numFmt w:val="lowerLetter"/>
+      <w:lvlText w:val="%8."/>
+      <w:lvlJc w:val="left"/>
+      <w:pPr>
+        <w:ind w:left="5825" w:hanging="360"/>
+      </w:pPr>
+    </w:lvl>
+    <w:lvl w:ilvl="8" w:tplc="0419001B" w:tentative="1">
+      <w:start w:val="1"/>
+      <w:numFmt w:val="lowerRoman"/>
+      <w:lvlText w:val="%9."/>
+      <w:lvlJc w:val="right"/>
+      <w:pPr>
+        <w:ind w:left="6545" w:hanging="180"/>
+      </w:pPr>
+    </w:lvl>
+  </w:abstractNum>
+  <w:abstractNum w:abstractNumId="15" w15:restartNumberingAfterBreak="0">
     <w:nsid w:val="58F62B24"/>
     <w:multiLevelType w:val="hybridMultilevel"/>
     <w:tmpl w:val="9F5E68AC"/>
@@ -2500,7 +2202,96 @@
       </w:pPr>
     </w:lvl>
   </w:abstractNum>
-  <w:abstractNum w:abstractNumId="13" w15:restartNumberingAfterBreak="0">
+  <w:abstractNum w:abstractNumId="16" w15:restartNumberingAfterBreak="0">
+    <w:nsid w:val="64694F53"/>
+    <w:multiLevelType w:val="hybridMultilevel"/>
+    <w:tmpl w:val="B1768E28"/>
+    <w:lvl w:ilvl="0" w:tplc="E17E3888">
+      <w:start w:val="1"/>
+      <w:numFmt w:val="decimal"/>
+      <w:lvlText w:val="%1."/>
+      <w:lvlJc w:val="left"/>
+      <w:pPr>
+        <w:ind w:left="785" w:hanging="360"/>
+      </w:pPr>
+      <w:rPr>
+        <w:rFonts w:hint="default"/>
+      </w:rPr>
+    </w:lvl>
+    <w:lvl w:ilvl="1" w:tplc="04190019" w:tentative="1">
+      <w:start w:val="1"/>
+      <w:numFmt w:val="lowerLetter"/>
+      <w:lvlText w:val="%2."/>
+      <w:lvlJc w:val="left"/>
+      <w:pPr>
+        <w:ind w:left="1440" w:hanging="360"/>
+      </w:pPr>
+    </w:lvl>
+    <w:lvl w:ilvl="2" w:tplc="0419001B" w:tentative="1">
+      <w:start w:val="1"/>
+      <w:numFmt w:val="lowerRoman"/>
+      <w:lvlText w:val="%3."/>
+      <w:lvlJc w:val="right"/>
+      <w:pPr>
+        <w:ind w:left="2160" w:hanging="180"/>
+      </w:pPr>
+    </w:lvl>
+    <w:lvl w:ilvl="3" w:tplc="0419000F" w:tentative="1">
+      <w:start w:val="1"/>
+      <w:numFmt w:val="decimal"/>
+      <w:lvlText w:val="%4."/>
+      <w:lvlJc w:val="left"/>
+      <w:pPr>
+        <w:ind w:left="2880" w:hanging="360"/>
+      </w:pPr>
+    </w:lvl>
+    <w:lvl w:ilvl="4" w:tplc="04190019" w:tentative="1">
+      <w:start w:val="1"/>
+      <w:numFmt w:val="lowerLetter"/>
+      <w:lvlText w:val="%5."/>
+      <w:lvlJc w:val="left"/>
+      <w:pPr>
+        <w:ind w:left="3600" w:hanging="360"/>
+      </w:pPr>
+    </w:lvl>
+    <w:lvl w:ilvl="5" w:tplc="0419001B" w:tentative="1">
+      <w:start w:val="1"/>
+      <w:numFmt w:val="lowerRoman"/>
+      <w:lvlText w:val="%6."/>
+      <w:lvlJc w:val="right"/>
+      <w:pPr>
+        <w:ind w:left="4320" w:hanging="180"/>
+      </w:pPr>
+    </w:lvl>
+    <w:lvl w:ilvl="6" w:tplc="0419000F" w:tentative="1">
+      <w:start w:val="1"/>
+      <w:numFmt w:val="decimal"/>
+      <w:lvlText w:val="%7."/>
+      <w:lvlJc w:val="left"/>
+      <w:pPr>
+        <w:ind w:left="5040" w:hanging="360"/>
+      </w:pPr>
+    </w:lvl>
+    <w:lvl w:ilvl="7" w:tplc="04190019" w:tentative="1">
+      <w:start w:val="1"/>
+      <w:numFmt w:val="lowerLetter"/>
+      <w:lvlText w:val="%8."/>
+      <w:lvlJc w:val="left"/>
+      <w:pPr>
+        <w:ind w:left="5760" w:hanging="360"/>
+      </w:pPr>
+    </w:lvl>
+    <w:lvl w:ilvl="8" w:tplc="0419001B" w:tentative="1">
+      <w:start w:val="1"/>
+      <w:numFmt w:val="lowerRoman"/>
+      <w:lvlText w:val="%9."/>
+      <w:lvlJc w:val="right"/>
+      <w:pPr>
+        <w:ind w:left="6480" w:hanging="180"/>
+      </w:pPr>
+    </w:lvl>
+  </w:abstractNum>
+  <w:abstractNum w:abstractNumId="17" w15:restartNumberingAfterBreak="0">
     <w:nsid w:val="6E0459D0"/>
     <w:multiLevelType w:val="hybridMultilevel"/>
     <w:tmpl w:val="9BBCF084"/>
@@ -2584,6 +2375,119 @@
       <w:pPr>
         <w:ind w:left="6480" w:hanging="180"/>
       </w:pPr>
+    </w:lvl>
+  </w:abstractNum>
+  <w:abstractNum w:abstractNumId="18" w15:restartNumberingAfterBreak="0">
+    <w:nsid w:val="7CCA1AB6"/>
+    <w:multiLevelType w:val="hybridMultilevel"/>
+    <w:tmpl w:val="01B261A0"/>
+    <w:lvl w:ilvl="0" w:tplc="E17E3888">
+      <w:start w:val="1"/>
+      <w:numFmt w:val="decimal"/>
+      <w:lvlText w:val="%1."/>
+      <w:lvlJc w:val="left"/>
+      <w:pPr>
+        <w:ind w:left="360" w:hanging="360"/>
+      </w:pPr>
+      <w:rPr>
+        <w:rFonts w:hint="default"/>
+      </w:rPr>
+    </w:lvl>
+    <w:lvl w:ilvl="1" w:tplc="04190003" w:tentative="1">
+      <w:start w:val="1"/>
+      <w:numFmt w:val="bullet"/>
+      <w:lvlText w:val="o"/>
+      <w:lvlJc w:val="left"/>
+      <w:pPr>
+        <w:ind w:left="1080" w:hanging="360"/>
+      </w:pPr>
+      <w:rPr>
+        <w:rFonts w:ascii="Courier New" w:hAnsi="Courier New" w:cs="Courier New" w:hint="default"/>
+      </w:rPr>
+    </w:lvl>
+    <w:lvl w:ilvl="2" w:tplc="04190005" w:tentative="1">
+      <w:start w:val="1"/>
+      <w:numFmt w:val="bullet"/>
+      <w:lvlText w:val=""/>
+      <w:lvlJc w:val="left"/>
+      <w:pPr>
+        <w:ind w:left="1800" w:hanging="360"/>
+      </w:pPr>
+      <w:rPr>
+        <w:rFonts w:ascii="Wingdings" w:hAnsi="Wingdings" w:hint="default"/>
+      </w:rPr>
+    </w:lvl>
+    <w:lvl w:ilvl="3" w:tplc="04190001" w:tentative="1">
+      <w:start w:val="1"/>
+      <w:numFmt w:val="bullet"/>
+      <w:lvlText w:val=""/>
+      <w:lvlJc w:val="left"/>
+      <w:pPr>
+        <w:ind w:left="2520" w:hanging="360"/>
+      </w:pPr>
+      <w:rPr>
+        <w:rFonts w:ascii="Symbol" w:hAnsi="Symbol" w:hint="default"/>
+      </w:rPr>
+    </w:lvl>
+    <w:lvl w:ilvl="4" w:tplc="04190003" w:tentative="1">
+      <w:start w:val="1"/>
+      <w:numFmt w:val="bullet"/>
+      <w:lvlText w:val="o"/>
+      <w:lvlJc w:val="left"/>
+      <w:pPr>
+        <w:ind w:left="3240" w:hanging="360"/>
+      </w:pPr>
+      <w:rPr>
+        <w:rFonts w:ascii="Courier New" w:hAnsi="Courier New" w:cs="Courier New" w:hint="default"/>
+      </w:rPr>
+    </w:lvl>
+    <w:lvl w:ilvl="5" w:tplc="04190005" w:tentative="1">
+      <w:start w:val="1"/>
+      <w:numFmt w:val="bullet"/>
+      <w:lvlText w:val=""/>
+      <w:lvlJc w:val="left"/>
+      <w:pPr>
+        <w:ind w:left="3960" w:hanging="360"/>
+      </w:pPr>
+      <w:rPr>
+        <w:rFonts w:ascii="Wingdings" w:hAnsi="Wingdings" w:hint="default"/>
+      </w:rPr>
+    </w:lvl>
+    <w:lvl w:ilvl="6" w:tplc="04190001" w:tentative="1">
+      <w:start w:val="1"/>
+      <w:numFmt w:val="bullet"/>
+      <w:lvlText w:val=""/>
+      <w:lvlJc w:val="left"/>
+      <w:pPr>
+        <w:ind w:left="4680" w:hanging="360"/>
+      </w:pPr>
+      <w:rPr>
+        <w:rFonts w:ascii="Symbol" w:hAnsi="Symbol" w:hint="default"/>
+      </w:rPr>
+    </w:lvl>
+    <w:lvl w:ilvl="7" w:tplc="04190003" w:tentative="1">
+      <w:start w:val="1"/>
+      <w:numFmt w:val="bullet"/>
+      <w:lvlText w:val="o"/>
+      <w:lvlJc w:val="left"/>
+      <w:pPr>
+        <w:ind w:left="5400" w:hanging="360"/>
+      </w:pPr>
+      <w:rPr>
+        <w:rFonts w:ascii="Courier New" w:hAnsi="Courier New" w:cs="Courier New" w:hint="default"/>
+      </w:rPr>
+    </w:lvl>
+    <w:lvl w:ilvl="8" w:tplc="04190005" w:tentative="1">
+      <w:start w:val="1"/>
+      <w:numFmt w:val="bullet"/>
+      <w:lvlText w:val=""/>
+      <w:lvlJc w:val="left"/>
+      <w:pPr>
+        <w:ind w:left="6120" w:hanging="360"/>
+      </w:pPr>
+      <w:rPr>
+        <w:rFonts w:ascii="Wingdings" w:hAnsi="Wingdings" w:hint="default"/>
+      </w:rPr>
     </w:lvl>
   </w:abstractNum>
   <w:num w:numId="1">
@@ -2614,19 +2518,34 @@
     <w:abstractNumId w:val="0"/>
   </w:num>
   <w:num w:numId="10">
-    <w:abstractNumId w:val="13"/>
+    <w:abstractNumId w:val="17"/>
   </w:num>
   <w:num w:numId="11">
-    <w:abstractNumId w:val="10"/>
+    <w:abstractNumId w:val="11"/>
   </w:num>
   <w:num w:numId="12">
-    <w:abstractNumId w:val="12"/>
+    <w:abstractNumId w:val="15"/>
   </w:num>
   <w:num w:numId="13">
     <w:abstractNumId w:val="9"/>
   </w:num>
   <w:num w:numId="14">
-    <w:abstractNumId w:val="11"/>
+    <w:abstractNumId w:val="13"/>
+  </w:num>
+  <w:num w:numId="15">
+    <w:abstractNumId w:val="10"/>
+  </w:num>
+  <w:num w:numId="16">
+    <w:abstractNumId w:val="14"/>
+  </w:num>
+  <w:num w:numId="17">
+    <w:abstractNumId w:val="18"/>
+  </w:num>
+  <w:num w:numId="18">
+    <w:abstractNumId w:val="12"/>
+  </w:num>
+  <w:num w:numId="19">
+    <w:abstractNumId w:val="16"/>
   </w:num>
 </w:numbering>
 </file>
@@ -2916,11 +2835,6 @@
     <w:lsdException w:name="Book Title" w:uiPriority="33" w:qFormat="1"/>
     <w:lsdException w:name="Bibliography" w:semiHidden="1" w:uiPriority="37" w:unhideWhenUsed="1"/>
     <w:lsdException w:name="TOC Heading" w:semiHidden="1" w:uiPriority="39" w:unhideWhenUsed="1" w:qFormat="1"/>
-    <w:lsdException w:name="Plain Table 5" w:semiHidden="1" w:unhideWhenUsed="1"/>
-    <w:lsdException w:name="Grid Table Light" w:semiHidden="1" w:unhideWhenUsed="1"/>
-    <w:lsdException w:name="Grid Table 1 Light" w:semiHidden="1" w:unhideWhenUsed="1"/>
-    <w:lsdException w:name="Grid Table 2" w:semiHidden="1" w:unhideWhenUsed="1"/>
-    <w:lsdException w:name="Grid Table 3" w:semiHidden="1" w:unhideWhenUsed="1"/>
     <w:lsdException w:name="Grid Table 4" w:uiPriority="49"/>
     <w:lsdException w:name="Grid Table 5 Dark" w:uiPriority="50"/>
     <w:lsdException w:name="Grid Table 6 Colorful" w:uiPriority="51"/>
@@ -3239,6 +3153,7 @@
   <w:style w:type="character" w:default="1" w:styleId="a2">
     <w:name w:val="Default Paragraph Font"/>
     <w:uiPriority w:val="1"/>
+    <w:semiHidden/>
     <w:unhideWhenUsed/>
   </w:style>
   <w:style w:type="table" w:default="1" w:styleId="a3">

--- a/Обращения/Для школы/12.10.2026/Заявление_1_пересмотр_пересдачи_от_21.09.2026.docx
+++ b/Обращения/Для школы/12.10.2026/Заявление_1_пересмотр_пересдачи_от_21.09.2026.docx
@@ -128,9 +128,9 @@
         <w:t xml:space="preserve"> E-mail:  kommv@mail.ru</w:t>
       </w:r>
     </w:p>
+    <w:bookmarkEnd w:id="0"/>
     <w:p>
       <w:pPr>
-        <w:spacing w:after="0"/>
         <w:jc w:val="center"/>
         <w:rPr>
           <w:sz w:val="20"/>
@@ -138,8 +138,6 @@
           <w:lang w:val="ru-RU"/>
         </w:rPr>
       </w:pPr>
-      <w:bookmarkStart w:id="1" w:name="_Hlk242687917"/>
-      <w:bookmarkEnd w:id="0"/>
       <w:r>
         <w:rPr>
           <w:b/>
@@ -147,12 +145,11 @@
           <w:szCs w:val="20"/>
           <w:lang w:val="ru-RU"/>
         </w:rPr>
-        <w:t>ЗАЯВЛЕНИЕ</w:t>
+        <w:t xml:space="preserve">ТРЕБОВАНИЕ </w:t>
       </w:r>
     </w:p>
     <w:p>
       <w:pPr>
-        <w:spacing w:after="0"/>
         <w:jc w:val="center"/>
         <w:rPr>
           <w:b/>
@@ -168,9 +165,8 @@
           <w:szCs w:val="20"/>
           <w:lang w:val="ru-RU"/>
         </w:rPr>
-        <w:t xml:space="preserve">о пересчёте отметки за повторную </w:t>
-      </w:r>
-      <w:bookmarkStart w:id="2" w:name="_Hlk243056345"/>
+        <w:t xml:space="preserve">о пересмотре </w:t>
+      </w:r>
       <w:r>
         <w:rPr>
           <w:b/>
@@ -178,9 +174,8 @@
           <w:szCs w:val="20"/>
           <w:lang w:val="ru-RU"/>
         </w:rPr>
-        <w:t>промежуточную аттестацию по истории от 21.09.2026</w:t>
-      </w:r>
-      <w:bookmarkEnd w:id="2"/>
+        <w:t>результатов проверки</w:t>
+      </w:r>
       <w:r>
         <w:rPr>
           <w:b/>
@@ -188,19 +183,82 @@
           <w:szCs w:val="20"/>
           <w:lang w:val="ru-RU"/>
         </w:rPr>
-        <w:t xml:space="preserve"> г</w:t>
+        <w:t xml:space="preserve"> проверочной работы </w:t>
+      </w:r>
+      <w:r>
+        <w:rPr>
+          <w:b/>
+          <w:sz w:val="20"/>
+          <w:szCs w:val="20"/>
+          <w:lang w:val="ru-RU"/>
+        </w:rPr>
+        <w:t>от 21.09.2026</w:t>
+      </w:r>
+      <w:r>
+        <w:rPr>
+          <w:b/>
+          <w:sz w:val="20"/>
+          <w:szCs w:val="20"/>
+          <w:lang w:val="ru-RU"/>
+        </w:rPr>
+        <w:t xml:space="preserve"> </w:t>
       </w:r>
     </w:p>
     <w:p>
       <w:pPr>
-        <w:spacing w:after="0"/>
         <w:jc w:val="center"/>
         <w:rPr>
+          <w:b/>
           <w:sz w:val="20"/>
           <w:szCs w:val="20"/>
           <w:lang w:val="ru-RU"/>
         </w:rPr>
       </w:pPr>
+      <w:r>
+        <w:rPr>
+          <w:b/>
+          <w:sz w:val="20"/>
+          <w:szCs w:val="20"/>
+          <w:lang w:val="ru-RU"/>
+        </w:rPr>
+        <w:t>и</w:t>
+      </w:r>
+      <w:r>
+        <w:rPr>
+          <w:b/>
+          <w:sz w:val="20"/>
+          <w:szCs w:val="20"/>
+          <w:lang w:val="ru-RU"/>
+        </w:rPr>
+        <w:t xml:space="preserve"> </w:t>
+      </w:r>
+      <w:r>
+        <w:rPr>
+          <w:b/>
+          <w:sz w:val="20"/>
+          <w:szCs w:val="20"/>
+          <w:lang w:val="ru-RU"/>
+        </w:rPr>
+        <w:t xml:space="preserve">предоставлении </w:t>
+      </w:r>
+      <w:r>
+        <w:rPr>
+          <w:b/>
+          <w:sz w:val="20"/>
+          <w:szCs w:val="20"/>
+          <w:lang w:val="ru-RU"/>
+        </w:rPr>
+        <w:t>информации о ходе учебного процесса</w:t>
+      </w:r>
+      <w:r>
+        <w:rPr>
+          <w:b/>
+          <w:sz w:val="20"/>
+          <w:szCs w:val="20"/>
+          <w:lang w:val="ru-RU"/>
+        </w:rPr>
+        <w:t>.</w:t>
+      </w:r>
     </w:p>
     <w:p>
       <w:pPr>
@@ -216,7 +274,266 @@
           <w:szCs w:val="18"/>
           <w:lang w:val="ru-RU"/>
         </w:rPr>
-        <w:t>21 сентября 2026 года моя дочь, Наумова Полина, выполнила письменную работу по истории в рамках повторной промежуточной аттестации за курс 7 класса. Работа была составлена из двух готовых контрольных работ общим объёмом 36 вопросов, из которых 6 вопросов исключены педагогом; фактически к выполнению предложено 30 заданий (19 — по курсу «История России. XVI–XVII вв.» и 11 — по курсу «История Нового времени»). За работу выставлена отметка «2».</w:t>
+        <w:t>21 сентября 2026 года моя дочь выполнила письменную работу по истории в рамках первой попытки ликвидации академической задолженности</w:t>
+      </w:r>
+      <w:r>
+        <w:rPr>
+          <w:sz w:val="18"/>
+          <w:szCs w:val="18"/>
+          <w:lang w:val="ru-RU"/>
+        </w:rPr>
+        <w:t xml:space="preserve"> по истории за 7 класс (2025-2026 учебный год)</w:t>
+      </w:r>
+      <w:r>
+        <w:rPr>
+          <w:sz w:val="18"/>
+          <w:szCs w:val="18"/>
+          <w:lang w:val="ru-RU"/>
+        </w:rPr>
+        <w:t xml:space="preserve">. Работа состояла из двух частей: «История России» и «История Нового времени». </w:t>
+      </w:r>
+      <w:r>
+        <w:rPr>
+          <w:sz w:val="18"/>
+          <w:szCs w:val="18"/>
+          <w:lang w:val="ru-RU"/>
+        </w:rPr>
+        <w:t>По итогу проверки данной контрольной работы была выставлена отметка «2», о чем мне было сообщено классным руководителем путем направления уведомления в мессенджер МАХ</w:t>
+      </w:r>
+      <w:r>
+        <w:rPr>
+          <w:sz w:val="18"/>
+          <w:szCs w:val="18"/>
+          <w:lang w:val="ru-RU"/>
+        </w:rPr>
+        <w:t>.</w:t>
+      </w:r>
+      <w:r>
+        <w:rPr>
+          <w:sz w:val="18"/>
+          <w:szCs w:val="18"/>
+          <w:lang w:val="ru-RU"/>
+        </w:rPr>
+        <w:t xml:space="preserve"> </w:t>
+      </w:r>
+    </w:p>
+    <w:p>
+      <w:pPr>
+        <w:rPr>
+          <w:sz w:val="18"/>
+          <w:szCs w:val="18"/>
+          <w:lang w:val="ru-RU"/>
+        </w:rPr>
+      </w:pPr>
+      <w:r>
+        <w:rPr>
+          <w:sz w:val="18"/>
+          <w:szCs w:val="18"/>
+          <w:lang w:val="ru-RU"/>
+        </w:rPr>
+        <w:t xml:space="preserve">В ходе личной </w:t>
+      </w:r>
+      <w:proofErr w:type="gramStart"/>
+      <w:r>
+        <w:rPr>
+          <w:sz w:val="18"/>
+          <w:szCs w:val="18"/>
+          <w:lang w:val="ru-RU"/>
+        </w:rPr>
+        <w:t>консультации  7.10.2026</w:t>
+      </w:r>
+      <w:proofErr w:type="gramEnd"/>
+      <w:r>
+        <w:rPr>
+          <w:sz w:val="18"/>
+          <w:szCs w:val="18"/>
+          <w:lang w:val="ru-RU"/>
+        </w:rPr>
+        <w:t xml:space="preserve"> г я была ознакомлена с</w:t>
+      </w:r>
+      <w:r>
+        <w:rPr>
+          <w:sz w:val="18"/>
+          <w:szCs w:val="18"/>
+          <w:lang w:val="ru-RU"/>
+        </w:rPr>
+        <w:t xml:space="preserve"> выполненной моей дочерью проверочной работой и списком вопросов по ней. Также мне было разъяснено, что проведенная 21.09.2026 </w:t>
+      </w:r>
+      <w:proofErr w:type="gramStart"/>
+      <w:r>
+        <w:rPr>
+          <w:sz w:val="18"/>
+          <w:szCs w:val="18"/>
+          <w:lang w:val="ru-RU"/>
+        </w:rPr>
+        <w:t>г  проверочная</w:t>
+      </w:r>
+      <w:proofErr w:type="gramEnd"/>
+      <w:r>
+        <w:rPr>
+          <w:sz w:val="18"/>
+          <w:szCs w:val="18"/>
+          <w:lang w:val="ru-RU"/>
+        </w:rPr>
+        <w:t xml:space="preserve"> работа является </w:t>
+      </w:r>
+      <w:proofErr w:type="spellStart"/>
+      <w:r>
+        <w:rPr>
+          <w:sz w:val="18"/>
+          <w:szCs w:val="18"/>
+          <w:lang w:val="ru-RU"/>
+        </w:rPr>
+        <w:t>повторой</w:t>
+      </w:r>
+      <w:proofErr w:type="spellEnd"/>
+      <w:r>
+        <w:rPr>
+          <w:sz w:val="18"/>
+          <w:szCs w:val="18"/>
+          <w:lang w:val="ru-RU"/>
+        </w:rPr>
+        <w:t xml:space="preserve"> аттестацией и аналогом итоговой контрольной работы за год,  которая была проведена 14.04.2026 г, </w:t>
+      </w:r>
+      <w:r>
+        <w:rPr>
+          <w:sz w:val="18"/>
+          <w:szCs w:val="18"/>
+          <w:lang w:val="ru-RU"/>
+        </w:rPr>
+        <w:t>., имеет с ней одну спецификацию и критерии оценки.</w:t>
+      </w:r>
+      <w:r>
+        <w:rPr>
+          <w:sz w:val="18"/>
+          <w:szCs w:val="18"/>
+          <w:lang w:val="ru-RU"/>
+        </w:rPr>
+        <w:t xml:space="preserve"> По итогу проверки итоговой контрольной работы от </w:t>
+      </w:r>
+      <w:r>
+        <w:rPr>
+          <w:sz w:val="18"/>
+          <w:szCs w:val="18"/>
+          <w:lang w:val="ru-RU"/>
+        </w:rPr>
+        <w:t>14.04.2026 г</w:t>
+      </w:r>
+      <w:r>
+        <w:rPr>
+          <w:sz w:val="18"/>
+          <w:szCs w:val="18"/>
+          <w:lang w:val="ru-RU"/>
+        </w:rPr>
+        <w:t xml:space="preserve"> была выставлена отметка 2 в связи с чем образовалась академическая задолженность. </w:t>
+      </w:r>
+      <w:proofErr w:type="gramStart"/>
+      <w:r>
+        <w:rPr>
+          <w:sz w:val="18"/>
+          <w:szCs w:val="18"/>
+          <w:lang w:val="ru-RU"/>
+        </w:rPr>
+        <w:t>Каких либо</w:t>
+      </w:r>
+      <w:proofErr w:type="gramEnd"/>
+      <w:r>
+        <w:rPr>
+          <w:sz w:val="18"/>
+          <w:szCs w:val="18"/>
+          <w:lang w:val="ru-RU"/>
+        </w:rPr>
+        <w:t xml:space="preserve"> дополнительных материалов по текущей и проведенных ранее контрольным работам в день консультации мне предоставлено не было.</w:t>
+      </w:r>
+    </w:p>
+    <w:p>
+      <w:pPr>
+        <w:rPr>
+          <w:sz w:val="18"/>
+          <w:szCs w:val="18"/>
+          <w:lang w:val="ru-RU"/>
+        </w:rPr>
+      </w:pPr>
+      <w:r>
+        <w:rPr>
+          <w:sz w:val="18"/>
+          <w:szCs w:val="18"/>
+          <w:lang w:val="ru-RU"/>
+        </w:rPr>
+        <w:t>09.10.2026</w:t>
+      </w:r>
+      <w:r>
+        <w:rPr>
+          <w:sz w:val="18"/>
+          <w:szCs w:val="18"/>
+          <w:lang w:val="ru-RU"/>
+        </w:rPr>
+        <w:t xml:space="preserve"> </w:t>
+      </w:r>
+      <w:r>
+        <w:rPr>
+          <w:sz w:val="18"/>
+          <w:szCs w:val="18"/>
+          <w:lang w:val="ru-RU"/>
+        </w:rPr>
+        <w:t xml:space="preserve">классным руководителем </w:t>
+      </w:r>
+      <w:r>
+        <w:rPr>
+          <w:sz w:val="18"/>
+          <w:szCs w:val="18"/>
+          <w:lang w:val="ru-RU"/>
+        </w:rPr>
+        <w:t xml:space="preserve">путем пересылки в личные сообщения мессенджера МАХ </w:t>
+      </w:r>
+      <w:r>
+        <w:rPr>
+          <w:sz w:val="18"/>
+          <w:szCs w:val="18"/>
+          <w:lang w:val="ru-RU"/>
+        </w:rPr>
+        <w:t>мне был передан файл «7 класс Спецификация.doc» с заголовком «Спецификация контрольных измерительных материалов для проведения диагностической работы по истории в 7 классе». Вместе с ним мне не были предоставлены эталоны правильных ответов и шкала перевода набранных баллов в отметку по пятибалльной системе. В самом переданном документе такой шкалы также нет.</w:t>
+      </w:r>
+    </w:p>
+    <w:p>
+      <w:pPr>
+        <w:rPr>
+          <w:sz w:val="18"/>
+          <w:szCs w:val="18"/>
+          <w:lang w:val="ru-RU"/>
+        </w:rPr>
+      </w:pPr>
+      <w:r>
+        <w:rPr>
+          <w:sz w:val="18"/>
+          <w:szCs w:val="18"/>
+          <w:lang w:val="ru-RU"/>
+        </w:rPr>
+        <w:t xml:space="preserve">В ходе сверки результатов выполненной работы мной были </w:t>
+      </w:r>
+      <w:r>
+        <w:rPr>
+          <w:sz w:val="18"/>
+          <w:szCs w:val="18"/>
+          <w:lang w:val="ru-RU"/>
+        </w:rPr>
+        <w:t>выяв</w:t>
+      </w:r>
+      <w:r>
+        <w:rPr>
+          <w:sz w:val="18"/>
+          <w:szCs w:val="18"/>
+          <w:lang w:val="ru-RU"/>
+        </w:rPr>
+        <w:t xml:space="preserve">лены </w:t>
+      </w:r>
+      <w:r>
+        <w:rPr>
+          <w:sz w:val="18"/>
+          <w:szCs w:val="18"/>
+          <w:lang w:val="ru-RU"/>
+        </w:rPr>
+        <w:t>ошибки проверки, занижающие результат:</w:t>
       </w:r>
     </w:p>
     <w:p>
@@ -224,308 +541,123 @@
         <w:pStyle w:val="ae"/>
         <w:numPr>
           <w:ilvl w:val="0"/>
-          <w:numId w:val="15"/>
+          <w:numId w:val="14"/>
         </w:numPr>
-        <w:spacing w:after="0"/>
-        <w:rPr>
-          <w:sz w:val="18"/>
-          <w:szCs w:val="18"/>
-          <w:lang w:val="ru-RU"/>
-        </w:rPr>
-      </w:pPr>
-      <w:r>
-        <w:rPr>
-          <w:sz w:val="18"/>
-          <w:szCs w:val="18"/>
-          <w:lang w:val="ru-RU"/>
-        </w:rPr>
-        <w:t xml:space="preserve">Объём работы не соответствует времени урока. </w:t>
-      </w:r>
-    </w:p>
-    <w:p>
-      <w:pPr>
-        <w:spacing w:after="0"/>
-        <w:rPr>
-          <w:sz w:val="18"/>
-          <w:szCs w:val="18"/>
-          <w:lang w:val="ru-RU"/>
-        </w:rPr>
-      </w:pPr>
-      <w:r>
-        <w:rPr>
-          <w:sz w:val="18"/>
-          <w:szCs w:val="18"/>
-          <w:lang w:val="ru-RU"/>
-        </w:rPr>
-        <w:t>Нормативная длительность выполнения 30 заданий составляет 61 минуту (30 минут по курсу «История России. XVI–XVII вв.» и 31 минуту по курсу «История Нового времени»). Урок в МБОУ «СШ № 56» длится 40 минут, из которых до 5 минут уходит на инструктаж, раздачу и сбор материалов, то есть на работу оставалось 35 минут. Дефицит времени — 26 минут. Задания, к которым ребёнок не приступал, физически не могли быть выполнены за отведённое время.</w:t>
-      </w:r>
-    </w:p>
-    <w:p>
-      <w:pPr>
-        <w:spacing w:after="0"/>
-        <w:rPr>
-          <w:sz w:val="18"/>
-          <w:szCs w:val="18"/>
-          <w:lang w:val="ru-RU"/>
-        </w:rPr>
-      </w:pPr>
+        <w:rPr>
+          <w:sz w:val="18"/>
+          <w:szCs w:val="18"/>
+          <w:lang w:val="ru-RU"/>
+        </w:rPr>
+      </w:pPr>
+      <w:r>
+        <w:rPr>
+          <w:sz w:val="18"/>
+          <w:szCs w:val="18"/>
+          <w:lang w:val="ru-RU"/>
+        </w:rPr>
+        <w:t>В задании № 9 части «История России» задан вопрос: «Как звали землепроходца, который в 1648 г. прошёл проливом между Азией и Америкой?» Дочь выбрала вариант «1» — Семён Дежнёв. Он соответствует правильному ответу на вопрос, но рядом с ответом проверяющий поставил «−», то есть отметил его как неверный.</w:t>
+      </w:r>
     </w:p>
     <w:p>
       <w:pPr>
         <w:pStyle w:val="ae"/>
         <w:numPr>
           <w:ilvl w:val="0"/>
-          <w:numId w:val="15"/>
+          <w:numId w:val="14"/>
         </w:numPr>
-        <w:spacing w:after="0"/>
-        <w:rPr>
-          <w:sz w:val="18"/>
-          <w:szCs w:val="18"/>
-          <w:lang w:val="ru-RU"/>
-        </w:rPr>
-      </w:pPr>
-      <w:r>
-        <w:rPr>
-          <w:sz w:val="18"/>
-          <w:szCs w:val="18"/>
-          <w:lang w:val="ru-RU"/>
-        </w:rPr>
-        <w:t xml:space="preserve">Работа проводилась без спецификации, без критериев оценивания и без шкалы перевода баллов в отметку </w:t>
-      </w:r>
-    </w:p>
-    <w:p>
-      <w:pPr>
-        <w:spacing w:after="0"/>
-        <w:rPr>
-          <w:sz w:val="18"/>
-          <w:szCs w:val="18"/>
-          <w:lang w:val="ru-RU"/>
-        </w:rPr>
-      </w:pPr>
-      <w:r>
-        <w:rPr>
-          <w:sz w:val="18"/>
-          <w:szCs w:val="18"/>
-          <w:lang w:val="ru-RU"/>
-        </w:rPr>
-        <w:t>— то есть без документов, которыми определяется порядок оценивания. Согласно части 4 статьи 30 Федерального закона от 29.12.2012 № 273-ФЗ «Об образовании в Российской Федерации» нормы, ухудшающие положение обучающихся, применению не подлежат, а неясность при оценивании не может толковаться против обучающегося.</w:t>
-      </w:r>
-    </w:p>
-    <w:p>
-      <w:pPr>
-        <w:spacing w:after="0"/>
-        <w:rPr>
-          <w:sz w:val="18"/>
-          <w:szCs w:val="18"/>
-          <w:lang w:val="ru-RU"/>
-        </w:rPr>
-      </w:pPr>
-    </w:p>
-    <w:p>
-      <w:pPr>
-        <w:rPr>
-          <w:sz w:val="18"/>
-          <w:szCs w:val="18"/>
-          <w:lang w:val="ru-RU"/>
-        </w:rPr>
-      </w:pPr>
-      <w:r>
-        <w:rPr>
-          <w:sz w:val="18"/>
-          <w:szCs w:val="18"/>
-          <w:lang w:val="ru-RU"/>
-        </w:rPr>
-        <w:t xml:space="preserve">         </w:t>
-      </w:r>
-      <w:r>
-        <w:rPr>
-          <w:sz w:val="18"/>
-          <w:szCs w:val="18"/>
-          <w:lang w:val="ru-RU"/>
-        </w:rPr>
-        <w:t>4. При сверке результатов выявлены ошибки проверки, занижающие отметку:</w:t>
-      </w:r>
-    </w:p>
-    <w:p>
-      <w:pPr>
-        <w:spacing w:after="0"/>
-        <w:rPr>
-          <w:sz w:val="18"/>
-          <w:szCs w:val="18"/>
-          <w:lang w:val="ru-RU"/>
-        </w:rPr>
-      </w:pPr>
-      <w:r>
-        <w:rPr>
-          <w:sz w:val="18"/>
-          <w:szCs w:val="18"/>
-          <w:lang w:val="ru-RU"/>
-        </w:rPr>
-        <w:t>4.1. задание № 9 («Как звали землепроходца, который в 1648 г. прошёл пролив между Азией и Америкой?») — указан верный ответ «1» (Семён Дежнёв), однако задание отмечено как ошибка;</w:t>
-      </w:r>
-    </w:p>
-    <w:p>
-      <w:pPr>
-        <w:spacing w:after="0"/>
-        <w:rPr>
-          <w:sz w:val="18"/>
-          <w:szCs w:val="18"/>
-          <w:lang w:val="ru-RU"/>
-        </w:rPr>
-      </w:pPr>
-      <w:r>
-        <w:rPr>
-          <w:sz w:val="18"/>
-          <w:szCs w:val="18"/>
-          <w:lang w:val="ru-RU"/>
-        </w:rPr>
-        <w:t>4.2. задания № 7, 10 и 11 («История Нового времени») — в каждом указан один верный элемент из двух, начислено по 0 баллов, тогда как при поэлементном оценивании («один верный элемент — один балл») за каждое из них должно быть начислено по 1 баллу;</w:t>
-      </w:r>
-    </w:p>
-    <w:p>
-      <w:pPr>
-        <w:spacing w:after="0"/>
-        <w:rPr>
-          <w:sz w:val="18"/>
-          <w:szCs w:val="18"/>
-          <w:lang w:val="ru-RU"/>
-        </w:rPr>
-      </w:pPr>
-      <w:r>
-        <w:rPr>
-          <w:sz w:val="18"/>
-          <w:szCs w:val="18"/>
-          <w:lang w:val="ru-RU"/>
-        </w:rPr>
-        <w:t>4.3. итоговая цифра на листе «История России» — «8 б» — не подтверждается пометками проверяющего: отметок «+» на листе семь; на листе «История Нового времени» при четырёх отметках «+» указано «3 б»;</w:t>
-      </w:r>
-    </w:p>
-    <w:p>
-      <w:pPr>
-        <w:spacing w:after="0"/>
-        <w:rPr>
-          <w:sz w:val="18"/>
-          <w:szCs w:val="18"/>
-          <w:lang w:val="ru-RU"/>
-        </w:rPr>
-      </w:pPr>
-    </w:p>
-    <w:p>
-      <w:pPr>
-        <w:spacing w:after="0"/>
-        <w:rPr>
-          <w:sz w:val="18"/>
-          <w:szCs w:val="18"/>
-          <w:lang w:val="ru-RU"/>
-        </w:rPr>
-      </w:pPr>
-      <w:r>
-        <w:rPr>
-          <w:sz w:val="18"/>
-          <w:szCs w:val="18"/>
-          <w:lang w:val="ru-RU"/>
-        </w:rPr>
-        <w:t xml:space="preserve">        5. </w:t>
-      </w:r>
-      <w:r>
-        <w:rPr>
-          <w:sz w:val="18"/>
-          <w:szCs w:val="18"/>
-          <w:lang w:val="ru-RU"/>
-        </w:rPr>
-        <w:t>Мной была собрана адаптивная работа на основе заданий промежуточной аттестации по истории от 21.09.2026 г., исходя из фактической продолжительности урока. При 40-минутном уроке в МБОУ «СШ № 56» на выполнение работы остаётся 35 минут, с учетом времени на инструктаж, раздачу и сбор заданий (материалы адаптивной работы прилагаются к настоящему обращению).</w:t>
-      </w:r>
-    </w:p>
-    <w:p>
-      <w:pPr>
-        <w:spacing w:after="0"/>
-        <w:rPr>
-          <w:sz w:val="18"/>
-          <w:szCs w:val="18"/>
-          <w:lang w:val="ru-RU"/>
-        </w:rPr>
-      </w:pPr>
-    </w:p>
-    <w:p>
-      <w:pPr>
-        <w:spacing w:after="0"/>
-        <w:rPr>
-          <w:sz w:val="18"/>
-          <w:szCs w:val="18"/>
-          <w:lang w:val="ru-RU"/>
-        </w:rPr>
-      </w:pPr>
-      <w:r>
-        <w:rPr>
-          <w:sz w:val="18"/>
-          <w:szCs w:val="18"/>
-          <w:lang w:val="ru-RU"/>
-        </w:rPr>
-        <w:t>За основу взята спецификация Е. В. Кульковой. Сохранены авторский темп выполнения работы, максимальный первичный балл и пропорциональное распределение заданий по уровням сложности (базовый, повышенный, высокий — БПВ). На основе шкалы соответствия из данной спецификации каждое предоставленное задание было детально идентифицировано и отнесено к соответствующему уровню сложности.</w:t>
-      </w:r>
-    </w:p>
-    <w:p>
-      <w:pPr>
-        <w:spacing w:after="0"/>
-        <w:rPr>
-          <w:sz w:val="18"/>
-          <w:szCs w:val="18"/>
-          <w:lang w:val="ru-RU"/>
-        </w:rPr>
-      </w:pPr>
-    </w:p>
-    <w:p>
-      <w:pPr>
-        <w:spacing w:after="0"/>
-        <w:rPr>
-          <w:sz w:val="18"/>
-          <w:szCs w:val="18"/>
-          <w:lang w:val="ru-RU"/>
-        </w:rPr>
-      </w:pPr>
-      <w:r>
-        <w:rPr>
-          <w:sz w:val="18"/>
-          <w:szCs w:val="18"/>
-          <w:lang w:val="ru-RU"/>
-        </w:rPr>
-        <w:t>Таким образом, проведённая работа была оптимизирована и приведена к фактическому временному промежутку, за который учащийся в целом мог выполнимый объём заданий завершить.</w:t>
-      </w:r>
-    </w:p>
-    <w:p>
-      <w:pPr>
-        <w:spacing w:after="0"/>
-        <w:rPr>
-          <w:sz w:val="18"/>
-          <w:szCs w:val="18"/>
-          <w:lang w:val="ru-RU"/>
-        </w:rPr>
-      </w:pPr>
-    </w:p>
-    <w:p>
-      <w:pPr>
-        <w:spacing w:after="0"/>
-        <w:rPr>
-          <w:sz w:val="18"/>
-          <w:szCs w:val="18"/>
-          <w:lang w:val="ru-RU"/>
-        </w:rPr>
-      </w:pPr>
-      <w:r>
-        <w:rPr>
-          <w:sz w:val="18"/>
-          <w:szCs w:val="18"/>
-          <w:lang w:val="ru-RU"/>
-        </w:rPr>
-        <w:t>Исходя из</w:t>
-      </w:r>
-      <w:r>
-        <w:rPr>
-          <w:sz w:val="18"/>
-          <w:szCs w:val="18"/>
-          <w:lang w:val="ru-RU"/>
-        </w:rPr>
-        <w:t>:</w:t>
+        <w:rPr>
+          <w:sz w:val="18"/>
+          <w:szCs w:val="18"/>
+          <w:lang w:val="ru-RU"/>
+        </w:rPr>
+      </w:pPr>
+      <w:r>
+        <w:rPr>
+          <w:sz w:val="18"/>
+          <w:szCs w:val="18"/>
+          <w:lang w:val="ru-RU"/>
+        </w:rPr>
+        <w:t xml:space="preserve">В части «История Нового времени» </w:t>
+      </w:r>
+      <w:r>
+        <w:rPr>
+          <w:sz w:val="18"/>
+          <w:szCs w:val="18"/>
+          <w:lang w:val="ru-RU"/>
+        </w:rPr>
+        <w:t>отметил знаком ВЕРНО</w:t>
+      </w:r>
+      <w:r>
+        <w:rPr>
+          <w:sz w:val="18"/>
+          <w:szCs w:val="18"/>
+          <w:lang w:val="ru-RU"/>
+        </w:rPr>
+        <w:t xml:space="preserve"> </w:t>
+      </w:r>
+      <w:r>
+        <w:rPr>
+          <w:sz w:val="18"/>
+          <w:szCs w:val="18"/>
+          <w:lang w:val="ru-RU"/>
+        </w:rPr>
+        <w:t>(</w:t>
+      </w:r>
+      <w:r>
+        <w:rPr>
+          <w:sz w:val="18"/>
+          <w:szCs w:val="18"/>
+          <w:lang w:val="ru-RU"/>
+        </w:rPr>
+        <w:t>+</w:t>
+      </w:r>
+      <w:r>
+        <w:rPr>
+          <w:sz w:val="18"/>
+          <w:szCs w:val="18"/>
+          <w:lang w:val="ru-RU"/>
+        </w:rPr>
+        <w:t>)</w:t>
+      </w:r>
+      <w:r>
+        <w:rPr>
+          <w:sz w:val="18"/>
+          <w:szCs w:val="18"/>
+          <w:lang w:val="ru-RU"/>
+        </w:rPr>
+        <w:t xml:space="preserve"> </w:t>
+      </w:r>
+      <w:r>
+        <w:rPr>
+          <w:sz w:val="18"/>
+          <w:szCs w:val="18"/>
+          <w:lang w:val="ru-RU"/>
+        </w:rPr>
+        <w:t>задания №</w:t>
+      </w:r>
+      <w:r>
+        <w:rPr>
+          <w:sz w:val="18"/>
+          <w:szCs w:val="18"/>
+          <w:lang w:val="ru-RU"/>
+        </w:rPr>
+        <w:t xml:space="preserve"> 2, 3, 4 и 6</w:t>
+      </w:r>
+      <w:r>
+        <w:rPr>
+          <w:sz w:val="18"/>
+          <w:szCs w:val="18"/>
+          <w:lang w:val="ru-RU"/>
+        </w:rPr>
+        <w:t>,</w:t>
+      </w:r>
+      <w:r>
+        <w:rPr>
+          <w:sz w:val="18"/>
+          <w:szCs w:val="18"/>
+          <w:lang w:val="ru-RU"/>
+        </w:rPr>
+        <w:t xml:space="preserve"> всего четыре положительные пометки, тогда как итог за эту часть записан как «3 б.». </w:t>
       </w:r>
     </w:p>
     <w:p>
@@ -533,92 +665,256 @@
         <w:pStyle w:val="ae"/>
         <w:numPr>
           <w:ilvl w:val="0"/>
-          <w:numId w:val="19"/>
+          <w:numId w:val="14"/>
         </w:numPr>
-        <w:spacing w:after="0"/>
-        <w:rPr>
-          <w:sz w:val="18"/>
-          <w:szCs w:val="18"/>
-          <w:lang w:val="ru-RU"/>
-        </w:rPr>
-      </w:pPr>
-      <w:r>
-        <w:rPr>
-          <w:sz w:val="18"/>
-          <w:szCs w:val="18"/>
-          <w:lang w:val="ru-RU"/>
-        </w:rPr>
-        <w:t xml:space="preserve">Часть 4 статьи 30 Федерального закона от 29.12.2012 № 273-ФЗ «Об образовании в Российской Федерации»: «Нормы локальных нормативных актов, ухудшающие положение обучающихся или работников образовательной организации по сравнению с установленным законодательством об образовании, трудовым законодательством положением либо принятые с нарушением установленного порядка, не применяются и подлежат отмене образовательной организацией». </w:t>
+        <w:rPr>
+          <w:sz w:val="18"/>
+          <w:szCs w:val="18"/>
+          <w:lang w:val="ru-RU"/>
+        </w:rPr>
+      </w:pPr>
+      <w:r>
+        <w:rPr>
+          <w:sz w:val="18"/>
+          <w:szCs w:val="18"/>
+          <w:lang w:val="ru-RU"/>
+        </w:rPr>
+        <w:t xml:space="preserve">В заданиях с несколькими элементами также имеются верные ответы: </w:t>
+      </w:r>
+      <w:r>
+        <w:rPr>
+          <w:sz w:val="18"/>
+          <w:szCs w:val="18"/>
+          <w:lang w:val="ru-RU"/>
+        </w:rPr>
+        <w:t>задание</w:t>
+      </w:r>
+      <w:r>
+        <w:rPr>
+          <w:sz w:val="18"/>
+          <w:szCs w:val="18"/>
+          <w:lang w:val="ru-RU"/>
+        </w:rPr>
+        <w:t xml:space="preserve"> № 7 дочь указала «1–В»; </w:t>
+      </w:r>
+      <w:r>
+        <w:rPr>
+          <w:sz w:val="18"/>
+          <w:szCs w:val="18"/>
+          <w:lang w:val="ru-RU"/>
+        </w:rPr>
+        <w:t>задание</w:t>
+      </w:r>
+      <w:r>
+        <w:rPr>
+          <w:sz w:val="18"/>
+          <w:szCs w:val="18"/>
+          <w:lang w:val="ru-RU"/>
+        </w:rPr>
+        <w:t xml:space="preserve"> № 10 из выбранных «4» и «3» верным является «4»; </w:t>
+      </w:r>
+      <w:r>
+        <w:rPr>
+          <w:sz w:val="18"/>
+          <w:szCs w:val="18"/>
+          <w:lang w:val="ru-RU"/>
+        </w:rPr>
+        <w:t>задание</w:t>
+      </w:r>
+      <w:r>
+        <w:rPr>
+          <w:sz w:val="18"/>
+          <w:szCs w:val="18"/>
+          <w:lang w:val="ru-RU"/>
+        </w:rPr>
+        <w:t xml:space="preserve"> № 11 из выбранных «1» и «2» верным является «1». Эти задания помечены как ошибочные</w:t>
+      </w:r>
+      <w:r>
+        <w:rPr>
+          <w:sz w:val="18"/>
+          <w:szCs w:val="18"/>
+          <w:lang w:val="ru-RU"/>
+        </w:rPr>
+        <w:t xml:space="preserve"> в целом</w:t>
+      </w:r>
+      <w:r>
+        <w:rPr>
+          <w:sz w:val="18"/>
+          <w:szCs w:val="18"/>
+          <w:lang w:val="ru-RU"/>
+        </w:rPr>
+        <w:t xml:space="preserve">; </w:t>
+      </w:r>
+      <w:r>
+        <w:rPr>
+          <w:sz w:val="18"/>
+          <w:szCs w:val="18"/>
+          <w:lang w:val="ru-RU"/>
+        </w:rPr>
+        <w:t>верные элементы в оценке учтены не были</w:t>
+      </w:r>
+      <w:r>
+        <w:rPr>
+          <w:sz w:val="18"/>
+          <w:szCs w:val="18"/>
+          <w:lang w:val="ru-RU"/>
+        </w:rPr>
+        <w:t xml:space="preserve">. </w:t>
       </w:r>
     </w:p>
     <w:p>
       <w:pPr>
-        <w:spacing w:after="0"/>
-        <w:rPr>
-          <w:sz w:val="18"/>
-          <w:szCs w:val="18"/>
-          <w:lang w:val="ru-RU"/>
-        </w:rPr>
-      </w:pPr>
+        <w:rPr>
+          <w:sz w:val="18"/>
+          <w:szCs w:val="18"/>
+          <w:lang w:val="ru-RU"/>
+        </w:rPr>
+      </w:pPr>
+      <w:r>
+        <w:rPr>
+          <w:sz w:val="18"/>
+          <w:szCs w:val="18"/>
+          <w:lang w:val="ru-RU"/>
+        </w:rPr>
+        <w:t xml:space="preserve">На основании </w:t>
+      </w:r>
+      <w:r>
+        <w:rPr>
+          <w:sz w:val="18"/>
+          <w:szCs w:val="18"/>
+          <w:lang w:val="ru-RU"/>
+        </w:rPr>
+        <w:t xml:space="preserve">вышеизложенного и опираясь на </w:t>
+      </w:r>
+      <w:r>
+        <w:rPr>
+          <w:sz w:val="18"/>
+          <w:szCs w:val="18"/>
+          <w:lang w:val="ru-RU"/>
+        </w:rPr>
+        <w:t xml:space="preserve">ч 3 </w:t>
+      </w:r>
+      <w:proofErr w:type="spellStart"/>
+      <w:r>
+        <w:rPr>
+          <w:sz w:val="18"/>
+          <w:szCs w:val="18"/>
+          <w:lang w:val="ru-RU"/>
+        </w:rPr>
+        <w:t>ст</w:t>
+      </w:r>
+      <w:proofErr w:type="spellEnd"/>
+      <w:r>
+        <w:rPr>
+          <w:sz w:val="18"/>
+          <w:szCs w:val="18"/>
+          <w:lang w:val="ru-RU"/>
+        </w:rPr>
+        <w:t xml:space="preserve"> 44, </w:t>
+      </w:r>
+      <w:proofErr w:type="spellStart"/>
+      <w:r>
+        <w:rPr>
+          <w:sz w:val="18"/>
+          <w:szCs w:val="18"/>
+          <w:lang w:val="ru-RU"/>
+        </w:rPr>
+        <w:t>ст</w:t>
+      </w:r>
+      <w:proofErr w:type="spellEnd"/>
+      <w:r>
+        <w:rPr>
+          <w:sz w:val="18"/>
+          <w:szCs w:val="18"/>
+          <w:lang w:val="ru-RU"/>
+        </w:rPr>
+        <w:t xml:space="preserve"> 58 Ф</w:t>
+      </w:r>
+      <w:r>
+        <w:rPr>
+          <w:sz w:val="18"/>
+          <w:szCs w:val="18"/>
+          <w:lang w:val="ru-RU"/>
+        </w:rPr>
+        <w:t xml:space="preserve">З </w:t>
+      </w:r>
+      <w:r>
+        <w:rPr>
+          <w:sz w:val="18"/>
+          <w:szCs w:val="18"/>
+          <w:lang w:val="ru-RU"/>
+        </w:rPr>
+        <w:t>от 29.12.2012 № 273-ФЗ и п 3.6 Положения школы о текущем контроле и промежуточной аттестации ПРОШУ:</w:t>
+      </w:r>
     </w:p>
     <w:p>
       <w:pPr>
         <w:pStyle w:val="ae"/>
         <w:numPr>
           <w:ilvl w:val="0"/>
-          <w:numId w:val="19"/>
+          <w:numId w:val="11"/>
         </w:numPr>
-        <w:spacing w:after="0"/>
-        <w:rPr>
-          <w:sz w:val="18"/>
-          <w:szCs w:val="18"/>
-          <w:lang w:val="ru-RU"/>
-        </w:rPr>
-      </w:pPr>
-      <w:r>
-        <w:rPr>
-          <w:sz w:val="18"/>
-          <w:szCs w:val="18"/>
-          <w:lang w:val="ru-RU"/>
-        </w:rPr>
-        <w:t xml:space="preserve">Конвенция о правах ребёнка (принята резолюцией 44/25 Генеральной Ассамблеи ООН 20.11.1989; ратифицирована Постановлением Верховного Совета СССР от 13.06.1990 № 1559-I), статья 3, пункт 1: «Во всех действиях в отношении </w:t>
-      </w:r>
-      <w:r>
-        <w:rPr>
-          <w:sz w:val="18"/>
-          <w:szCs w:val="18"/>
-          <w:lang w:val="ru-RU"/>
-        </w:rPr>
-        <w:lastRenderedPageBreak/>
-        <w:t xml:space="preserve">детей, независимо от того, предпринимаются они государственными или частными учреждениями, занимающимися вопросами социального обеспечения, судами, административными или законодательными органами, первоочередное внимание уделяется наилучшему обеспечению интересов ребенка». </w:t>
-      </w:r>
-    </w:p>
-    <w:p>
-      <w:pPr>
-        <w:spacing w:after="0"/>
-        <w:rPr>
-          <w:sz w:val="18"/>
-          <w:szCs w:val="18"/>
-          <w:lang w:val="ru-RU"/>
-        </w:rPr>
-      </w:pPr>
-    </w:p>
-    <w:p>
-      <w:pPr>
-        <w:spacing w:after="0"/>
-        <w:rPr>
-          <w:sz w:val="18"/>
-          <w:szCs w:val="18"/>
-          <w:lang w:val="ru-RU"/>
-        </w:rPr>
-      </w:pPr>
-      <w:r>
-        <w:rPr>
-          <w:sz w:val="18"/>
-          <w:szCs w:val="18"/>
-          <w:lang w:val="ru-RU"/>
-        </w:rPr>
-        <w:t>ПРОШУ:</w:t>
+        <w:rPr>
+          <w:sz w:val="18"/>
+          <w:szCs w:val="18"/>
+          <w:lang w:val="ru-RU"/>
+        </w:rPr>
+      </w:pPr>
+      <w:r>
+        <w:rPr>
+          <w:sz w:val="18"/>
+          <w:szCs w:val="18"/>
+          <w:lang w:val="ru-RU"/>
+        </w:rPr>
+        <w:t>Предоставить применённые к работе от 21.09.2026: утверждённые эталоны ответов; критерии начисления баллов по каждому</w:t>
+      </w:r>
+      <w:r>
+        <w:rPr>
+          <w:sz w:val="18"/>
+          <w:szCs w:val="18"/>
+          <w:lang w:val="ru-RU"/>
+        </w:rPr>
+        <w:t xml:space="preserve"> заданию; </w:t>
+      </w:r>
+      <w:r>
+        <w:rPr>
+          <w:sz w:val="18"/>
+          <w:szCs w:val="18"/>
+          <w:lang w:val="ru-RU"/>
+        </w:rPr>
+        <w:t>шкалу перевода первичных баллов в отметки «2», «3», «4», «5», действовавш</w:t>
+      </w:r>
+      <w:r>
+        <w:rPr>
+          <w:sz w:val="18"/>
+          <w:szCs w:val="18"/>
+          <w:lang w:val="ru-RU"/>
+        </w:rPr>
+        <w:t>ие</w:t>
+      </w:r>
+      <w:r>
+        <w:rPr>
+          <w:sz w:val="18"/>
+          <w:szCs w:val="18"/>
+          <w:lang w:val="ru-RU"/>
+        </w:rPr>
+        <w:t xml:space="preserve"> на дату </w:t>
+      </w:r>
+      <w:r>
+        <w:rPr>
+          <w:sz w:val="18"/>
+          <w:szCs w:val="18"/>
+          <w:lang w:val="ru-RU"/>
+        </w:rPr>
+        <w:t xml:space="preserve">выполнения </w:t>
+      </w:r>
+      <w:r>
+        <w:rPr>
+          <w:sz w:val="18"/>
+          <w:szCs w:val="18"/>
+          <w:lang w:val="ru-RU"/>
+        </w:rPr>
+        <w:t>работы, с датой и основанием её утверждения.</w:t>
       </w:r>
     </w:p>
     <w:p>
@@ -626,46 +922,29 @@
         <w:pStyle w:val="ae"/>
         <w:numPr>
           <w:ilvl w:val="0"/>
-          <w:numId w:val="18"/>
+          <w:numId w:val="11"/>
         </w:numPr>
-        <w:spacing w:after="0"/>
-        <w:rPr>
-          <w:sz w:val="18"/>
-          <w:szCs w:val="18"/>
-          <w:lang w:val="ru-RU"/>
-        </w:rPr>
-      </w:pPr>
-      <w:r>
-        <w:rPr>
-          <w:sz w:val="18"/>
-          <w:szCs w:val="18"/>
-          <w:lang w:val="ru-RU"/>
-        </w:rPr>
-        <w:t>Применить разработанную адаптивную спецификацию и соответствующие критерии оценки к проведённой работе от 21.09.2026 г</w:t>
-      </w:r>
-      <w:r>
-        <w:rPr>
-          <w:sz w:val="18"/>
-          <w:szCs w:val="18"/>
-          <w:lang w:val="ru-RU"/>
-        </w:rPr>
-        <w:t xml:space="preserve"> </w:t>
-      </w:r>
-      <w:r>
-        <w:rPr>
-          <w:sz w:val="18"/>
-          <w:szCs w:val="18"/>
-          <w:lang w:val="ru-RU"/>
-        </w:rPr>
-        <w:t xml:space="preserve">и </w:t>
-      </w:r>
-      <w:r>
-        <w:rPr>
-          <w:sz w:val="18"/>
-          <w:szCs w:val="18"/>
-          <w:lang w:val="ru-RU"/>
-        </w:rPr>
-        <w:t>выставить корректную отметку («4») и считать академическую задолженность погашенной.</w:t>
+        <w:rPr>
+          <w:sz w:val="18"/>
+          <w:szCs w:val="18"/>
+          <w:lang w:val="ru-RU"/>
+        </w:rPr>
+      </w:pPr>
+      <w:r>
+        <w:rPr>
+          <w:sz w:val="18"/>
+          <w:szCs w:val="18"/>
+          <w:lang w:val="ru-RU"/>
+        </w:rPr>
+        <w:t>Предоставить поэлементную ведомость проверки работы: ответ, р</w:t>
+      </w:r>
+      <w:r>
+        <w:rPr>
+          <w:sz w:val="18"/>
+          <w:szCs w:val="18"/>
+          <w:lang w:val="ru-RU"/>
+        </w:rPr>
+        <w:t>езультат проверки, начисленные баллы и максимальный балл по каждому заданию; итог по каждой части и общий итог; показать порядок перевода итогового балла в отметку «2» и расчёт отметки после перепроверки.</w:t>
       </w:r>
     </w:p>
     <w:p>
@@ -673,115 +952,61 @@
         <w:pStyle w:val="ae"/>
         <w:numPr>
           <w:ilvl w:val="0"/>
-          <w:numId w:val="18"/>
+          <w:numId w:val="11"/>
         </w:numPr>
-        <w:spacing w:after="0"/>
-        <w:rPr>
-          <w:sz w:val="18"/>
-          <w:szCs w:val="18"/>
-          <w:lang w:val="ru-RU"/>
-        </w:rPr>
-      </w:pPr>
-      <w:r>
-        <w:rPr>
-          <w:sz w:val="18"/>
-          <w:szCs w:val="18"/>
-          <w:lang w:val="ru-RU"/>
-        </w:rPr>
-        <w:t xml:space="preserve">Предоставить официальный ответ по данному вопросу до понедельника (включительно), так как на 23.09.2026 уже назначена повторная </w:t>
-      </w:r>
-      <w:r>
-        <w:rPr>
-          <w:sz w:val="18"/>
-          <w:szCs w:val="18"/>
-          <w:lang w:val="ru-RU"/>
-        </w:rPr>
-        <w:t>переаттестация</w:t>
-      </w:r>
-      <w:r>
-        <w:rPr>
-          <w:sz w:val="18"/>
-          <w:szCs w:val="18"/>
-          <w:lang w:val="ru-RU"/>
-        </w:rPr>
-        <w:t>.</w:t>
-      </w:r>
-    </w:p>
-    <w:p>
-      <w:pPr>
-        <w:rPr>
-          <w:sz w:val="18"/>
-          <w:szCs w:val="18"/>
-          <w:lang w:val="ru-RU"/>
-        </w:rPr>
-      </w:pPr>
-      <w:r>
-        <w:rPr>
-          <w:sz w:val="18"/>
-          <w:szCs w:val="18"/>
-          <w:lang w:val="ru-RU"/>
-        </w:rPr>
-        <w:t>В случае отсутствия ответа или отрицательного решения я буду вынуждена обратиться с соответствующими заявлениями в Прокуратуру и Департамент образования для проведения проверки соблюдения прав обучающейся и норм проведения аттестационных мероприятий.</w:t>
-      </w:r>
-    </w:p>
-    <w:p>
-      <w:pPr>
-        <w:pStyle w:val="ae"/>
-        <w:ind w:left="0"/>
-        <w:rPr>
-          <w:sz w:val="18"/>
-          <w:szCs w:val="18"/>
-          <w:lang w:val="ru-RU"/>
-        </w:rPr>
-      </w:pPr>
-      <w:r>
-        <w:rPr>
-          <w:sz w:val="18"/>
-          <w:szCs w:val="18"/>
-          <w:lang w:val="ru-RU"/>
-        </w:rPr>
-        <w:t>Все документы с подробной информацией касательно разработки и анализа контрольной работы прикреплены к данному заявлению.</w:t>
-      </w:r>
-    </w:p>
-    <w:p>
-      <w:pPr>
-        <w:pStyle w:val="ae"/>
-        <w:ind w:left="0"/>
-        <w:rPr>
-          <w:sz w:val="18"/>
-          <w:szCs w:val="18"/>
-          <w:lang w:val="ru-RU"/>
-        </w:rPr>
-      </w:pPr>
-    </w:p>
-    <w:p>
-      <w:pPr>
-        <w:pStyle w:val="ae"/>
-        <w:ind w:left="0"/>
-        <w:rPr>
-          <w:sz w:val="18"/>
-          <w:szCs w:val="18"/>
-          <w:lang w:val="ru-RU"/>
-        </w:rPr>
-      </w:pPr>
-    </w:p>
-    <w:p>
-      <w:pPr>
-        <w:pStyle w:val="ae"/>
-        <w:ind w:left="0"/>
-        <w:rPr>
-          <w:sz w:val="18"/>
-          <w:szCs w:val="18"/>
-          <w:lang w:val="ru-RU"/>
-        </w:rPr>
-      </w:pPr>
-      <w:r>
-        <w:rPr>
-          <w:sz w:val="18"/>
-          <w:szCs w:val="18"/>
-          <w:lang w:val="ru-RU"/>
-        </w:rPr>
-        <w:t>Приложения:</w:t>
+        <w:rPr>
+          <w:sz w:val="18"/>
+          <w:szCs w:val="18"/>
+          <w:lang w:val="ru-RU"/>
+        </w:rPr>
+      </w:pPr>
+      <w:r>
+        <w:rPr>
+          <w:sz w:val="18"/>
+          <w:szCs w:val="18"/>
+          <w:lang w:val="ru-RU"/>
+        </w:rPr>
+        <w:t>П</w:t>
+      </w:r>
+      <w:r>
+        <w:rPr>
+          <w:sz w:val="18"/>
+          <w:szCs w:val="18"/>
+          <w:lang w:val="ru-RU"/>
+        </w:rPr>
+        <w:t>ровести повторную проверку</w:t>
+      </w:r>
+      <w:r>
+        <w:rPr>
+          <w:sz w:val="18"/>
+          <w:szCs w:val="18"/>
+          <w:lang w:val="ru-RU"/>
+        </w:rPr>
+        <w:t xml:space="preserve"> результат</w:t>
+      </w:r>
+      <w:r>
+        <w:rPr>
+          <w:sz w:val="18"/>
+          <w:szCs w:val="18"/>
+          <w:lang w:val="ru-RU"/>
+        </w:rPr>
+        <w:t>ов</w:t>
+      </w:r>
+      <w:r>
+        <w:rPr>
+          <w:sz w:val="18"/>
+          <w:szCs w:val="18"/>
+          <w:lang w:val="ru-RU"/>
+        </w:rPr>
+        <w:t xml:space="preserve"> проверочной работы от 21.09.2026</w:t>
+      </w:r>
+      <w:r>
+        <w:rPr>
+          <w:sz w:val="18"/>
+          <w:szCs w:val="18"/>
+          <w:lang w:val="ru-RU"/>
+        </w:rPr>
+        <w:t xml:space="preserve">  </w:t>
       </w:r>
     </w:p>
     <w:p>
@@ -789,7 +1014,7 @@
         <w:pStyle w:val="ae"/>
         <w:numPr>
           <w:ilvl w:val="0"/>
-          <w:numId w:val="17"/>
+          <w:numId w:val="11"/>
         </w:numPr>
         <w:rPr>
           <w:sz w:val="18"/>
@@ -803,7 +1028,7 @@
           <w:szCs w:val="18"/>
           <w:lang w:val="ru-RU"/>
         </w:rPr>
-        <w:t>Вывод по итогу анализа работы 21.09.2026.</w:t>
+        <w:t>Исправить подтверждённые ошибки проверки и связанные записи журнала. Если пересчитанный результат соответствует удовлетворительной отметке — выставить её и признать задолженность по истории ликвидированной.</w:t>
       </w:r>
     </w:p>
     <w:p>
@@ -811,7 +1036,7 @@
         <w:pStyle w:val="ae"/>
         <w:numPr>
           <w:ilvl w:val="0"/>
-          <w:numId w:val="17"/>
+          <w:numId w:val="11"/>
         </w:numPr>
         <w:rPr>
           <w:sz w:val="18"/>
@@ -825,39 +1050,105 @@
           <w:szCs w:val="18"/>
           <w:lang w:val="ru-RU"/>
         </w:rPr>
-        <w:t>Адаптивная сборка проверочной работы</w:t>
-      </w:r>
-      <w:r>
-        <w:rPr>
-          <w:sz w:val="18"/>
-          <w:szCs w:val="18"/>
-          <w:lang w:val="ru-RU"/>
-        </w:rPr>
-        <w:t xml:space="preserve"> </w:t>
-      </w:r>
-      <w:r>
-        <w:rPr>
-          <w:sz w:val="18"/>
-          <w:szCs w:val="18"/>
-          <w:lang w:val="ru-RU"/>
-        </w:rPr>
-        <w:t>от 21.09.2026.</w:t>
-      </w:r>
-      <w:r>
-        <w:rPr>
-          <w:sz w:val="18"/>
-          <w:szCs w:val="18"/>
-          <w:lang w:val="ru-RU"/>
-        </w:rPr>
-        <w:t>.</w:t>
-      </w:r>
+        <w:t xml:space="preserve">Предоставить мне для ознакомления и фотографирования материалы контрольных работ по истории от 10.11.2025 и 14.04.2026: </w:t>
+      </w:r>
+      <w:r>
+        <w:rPr>
+          <w:sz w:val="18"/>
+          <w:szCs w:val="18"/>
+          <w:lang w:val="ru-RU"/>
+        </w:rPr>
+        <w:t>комплекты</w:t>
+      </w:r>
+      <w:r>
+        <w:rPr>
+          <w:sz w:val="18"/>
+          <w:szCs w:val="18"/>
+          <w:lang w:val="ru-RU"/>
+        </w:rPr>
+        <w:t xml:space="preserve"> заданий; выполненные работы</w:t>
+      </w:r>
+      <w:r>
+        <w:rPr>
+          <w:sz w:val="18"/>
+          <w:szCs w:val="18"/>
+          <w:lang w:val="ru-RU"/>
+        </w:rPr>
+        <w:t xml:space="preserve"> мо</w:t>
+      </w:r>
+      <w:r>
+        <w:rPr>
+          <w:sz w:val="18"/>
+          <w:szCs w:val="18"/>
+          <w:lang w:val="ru-RU"/>
+        </w:rPr>
+        <w:t>ей</w:t>
+      </w:r>
+      <w:r>
+        <w:rPr>
+          <w:sz w:val="18"/>
+          <w:szCs w:val="18"/>
+          <w:lang w:val="ru-RU"/>
+        </w:rPr>
+        <w:t xml:space="preserve"> дочерью</w:t>
+      </w:r>
+      <w:r>
+        <w:rPr>
+          <w:sz w:val="18"/>
+          <w:szCs w:val="18"/>
+          <w:lang w:val="ru-RU"/>
+        </w:rPr>
+        <w:t xml:space="preserve"> со всеми пометками проверяющего; эталоны правильных ответов и критерии начисления баллов; спецификации и шкалы перевода баллов в отметки, применявшиеся на дату каждой работы; </w:t>
+      </w:r>
+      <w:proofErr w:type="spellStart"/>
+      <w:r>
+        <w:rPr>
+          <w:sz w:val="18"/>
+          <w:szCs w:val="18"/>
+          <w:lang w:val="ru-RU"/>
+        </w:rPr>
+        <w:t>по</w:t>
+      </w:r>
+      <w:r>
+        <w:rPr>
+          <w:sz w:val="18"/>
+          <w:szCs w:val="18"/>
+          <w:lang w:val="ru-RU"/>
+        </w:rPr>
+        <w:t>б</w:t>
+      </w:r>
+      <w:r>
+        <w:rPr>
+          <w:sz w:val="18"/>
+          <w:szCs w:val="18"/>
+          <w:lang w:val="ru-RU"/>
+        </w:rPr>
+        <w:t>альный</w:t>
+      </w:r>
+      <w:proofErr w:type="spellEnd"/>
+      <w:r>
+        <w:rPr>
+          <w:sz w:val="18"/>
+          <w:szCs w:val="18"/>
+          <w:lang w:val="ru-RU"/>
+        </w:rPr>
+        <w:t xml:space="preserve"> расчёт и выставленную отметку по каждой работе. </w:t>
+      </w:r>
+    </w:p>
+    <w:p>
+      <w:pPr>
+        <w:jc w:val="center"/>
+        <w:rPr>
+          <w:lang w:val="ru-RU"/>
+        </w:rPr>
+      </w:pPr>
     </w:p>
     <w:p>
       <w:pPr>
         <w:pStyle w:val="ae"/>
         <w:numPr>
           <w:ilvl w:val="0"/>
-          <w:numId w:val="17"/>
+          <w:numId w:val="11"/>
         </w:numPr>
         <w:rPr>
           <w:sz w:val="18"/>
@@ -871,167 +1162,320 @@
           <w:szCs w:val="18"/>
           <w:lang w:val="ru-RU"/>
         </w:rPr>
-        <w:t>Сверочная ведомость работы от 21.09.2026.</w:t>
+        <w:t>По письменным работам по истории от 10.11.2025 и 14.04.2026 прошу сообщить официальное наименование и назначение каждой работы. Прошу указать, какими документами подтверждаются дата, форма и назначение каждой работы; предоставить соответствующие выписки и копии.</w:t>
       </w:r>
     </w:p>
     <w:p>
       <w:pPr>
         <w:pStyle w:val="ae"/>
-        <w:numPr>
-          <w:ilvl w:val="0"/>
-          <w:numId w:val="17"/>
-        </w:numPr>
-        <w:rPr>
-          <w:sz w:val="18"/>
-          <w:szCs w:val="18"/>
-          <w:lang w:val="ru-RU"/>
-        </w:rPr>
-      </w:pPr>
-      <w:r>
-        <w:rPr>
-          <w:sz w:val="18"/>
-          <w:szCs w:val="18"/>
-          <w:lang w:val="ru-RU"/>
-        </w:rPr>
-        <w:t>Фотокопии двух проверенных листов работы от 21.09.2026 на 2 л.</w:t>
-      </w:r>
+        <w:rPr>
+          <w:sz w:val="18"/>
+          <w:szCs w:val="18"/>
+          <w:lang w:val="ru-RU"/>
+        </w:rPr>
+      </w:pPr>
     </w:p>
     <w:p>
       <w:pPr>
         <w:pStyle w:val="ae"/>
-        <w:numPr>
-          <w:ilvl w:val="0"/>
-          <w:numId w:val="17"/>
-        </w:numPr>
-        <w:rPr>
-          <w:sz w:val="18"/>
-          <w:szCs w:val="18"/>
-          <w:lang w:val="ru-RU"/>
-        </w:rPr>
-      </w:pPr>
-      <w:r>
-        <w:rPr>
-          <w:sz w:val="18"/>
-          <w:szCs w:val="18"/>
-          <w:lang w:val="ru-RU"/>
-        </w:rPr>
-        <w:t>Копии заданий к проверочной работе, переданных школой, на 3 л.</w:t>
+        <w:ind w:left="0"/>
+        <w:rPr>
+          <w:sz w:val="18"/>
+          <w:szCs w:val="18"/>
+          <w:lang w:val="ru-RU"/>
+        </w:rPr>
+      </w:pPr>
+      <w:r>
+        <w:rPr>
+          <w:sz w:val="18"/>
+          <w:szCs w:val="18"/>
+          <w:lang w:val="ru-RU"/>
+        </w:rPr>
+        <w:t>Приложения:</w:t>
       </w:r>
     </w:p>
     <w:p>
       <w:pPr>
-        <w:rPr>
-          <w:sz w:val="18"/>
-          <w:szCs w:val="18"/>
-          <w:lang w:val="ru-RU"/>
-        </w:rPr>
-      </w:pPr>
+        <w:pStyle w:val="ae"/>
+        <w:ind w:left="0"/>
+        <w:rPr>
+          <w:sz w:val="18"/>
+          <w:szCs w:val="18"/>
+          <w:lang w:val="ru-RU"/>
+        </w:rPr>
+      </w:pPr>
+      <w:r>
+        <w:rPr>
+          <w:sz w:val="18"/>
+          <w:szCs w:val="18"/>
+          <w:lang w:val="ru-RU"/>
+        </w:rPr>
+        <w:t xml:space="preserve">1. Копия сверочной ведомости работы от 21.09.2026 </w:t>
+      </w:r>
+      <w:r>
+        <w:rPr>
+          <w:sz w:val="18"/>
+          <w:szCs w:val="18"/>
+          <w:lang w:val="ru-RU"/>
+        </w:rPr>
+        <w:t>г</w:t>
+      </w:r>
+      <w:r>
+        <w:rPr>
+          <w:sz w:val="18"/>
+          <w:szCs w:val="18"/>
+          <w:lang w:val="ru-RU"/>
+        </w:rPr>
+        <w:t xml:space="preserve"> </w:t>
+      </w:r>
+      <w:r>
+        <w:rPr>
+          <w:sz w:val="18"/>
+          <w:szCs w:val="18"/>
+          <w:lang w:val="ru-RU"/>
+        </w:rPr>
+        <w:t>на 3</w:t>
+      </w:r>
+      <w:r>
+        <w:rPr>
+          <w:sz w:val="18"/>
+          <w:szCs w:val="18"/>
+          <w:lang w:val="ru-RU"/>
+        </w:rPr>
+        <w:t xml:space="preserve"> л.</w:t>
+      </w:r>
     </w:p>
     <w:p>
       <w:pPr>
-        <w:rPr>
-          <w:sz w:val="18"/>
-          <w:szCs w:val="18"/>
-          <w:lang w:val="ru-RU"/>
-        </w:rPr>
-      </w:pPr>
+        <w:pStyle w:val="ae"/>
+        <w:ind w:left="0"/>
+        <w:rPr>
+          <w:sz w:val="18"/>
+          <w:szCs w:val="18"/>
+          <w:lang w:val="ru-RU"/>
+        </w:rPr>
+      </w:pPr>
+      <w:r>
+        <w:rPr>
+          <w:sz w:val="18"/>
+          <w:szCs w:val="18"/>
+          <w:lang w:val="ru-RU"/>
+        </w:rPr>
+        <w:t>2. Фото</w:t>
+      </w:r>
+      <w:r>
+        <w:rPr>
+          <w:sz w:val="18"/>
+          <w:szCs w:val="18"/>
+          <w:lang w:val="ru-RU"/>
+        </w:rPr>
+        <w:t>копии</w:t>
+      </w:r>
+      <w:r>
+        <w:rPr>
+          <w:sz w:val="18"/>
+          <w:szCs w:val="18"/>
+          <w:lang w:val="ru-RU"/>
+        </w:rPr>
+        <w:t xml:space="preserve"> двух проверенных листов </w:t>
+      </w:r>
+      <w:r>
+        <w:rPr>
+          <w:sz w:val="18"/>
+          <w:szCs w:val="18"/>
+          <w:lang w:val="ru-RU"/>
+        </w:rPr>
+        <w:t xml:space="preserve">проверочной работы </w:t>
+      </w:r>
+      <w:r>
+        <w:rPr>
+          <w:sz w:val="18"/>
+          <w:szCs w:val="18"/>
+          <w:lang w:val="ru-RU"/>
+        </w:rPr>
+        <w:t>21.09.2026</w:t>
+      </w:r>
+      <w:r>
+        <w:rPr>
+          <w:sz w:val="18"/>
+          <w:szCs w:val="18"/>
+          <w:lang w:val="ru-RU"/>
+        </w:rPr>
+        <w:t xml:space="preserve"> </w:t>
+      </w:r>
+      <w:r>
+        <w:rPr>
+          <w:sz w:val="18"/>
+          <w:szCs w:val="18"/>
+          <w:lang w:val="ru-RU"/>
+        </w:rPr>
+        <w:t>г</w:t>
+      </w:r>
+      <w:r>
+        <w:rPr>
+          <w:sz w:val="18"/>
+          <w:szCs w:val="18"/>
+          <w:lang w:val="ru-RU"/>
+        </w:rPr>
+        <w:t xml:space="preserve"> </w:t>
+      </w:r>
+      <w:r>
+        <w:rPr>
+          <w:sz w:val="18"/>
+          <w:szCs w:val="18"/>
+          <w:lang w:val="ru-RU"/>
+        </w:rPr>
+        <w:t xml:space="preserve">на </w:t>
+      </w:r>
+      <w:r>
+        <w:rPr>
+          <w:sz w:val="18"/>
+          <w:szCs w:val="18"/>
+          <w:lang w:val="ru-RU"/>
+        </w:rPr>
+        <w:t>2 л.</w:t>
+      </w:r>
     </w:p>
     <w:p>
       <w:pPr>
-        <w:rPr>
-          <w:sz w:val="18"/>
-          <w:szCs w:val="18"/>
-          <w:lang w:val="ru-RU"/>
-        </w:rPr>
-      </w:pPr>
+        <w:pStyle w:val="ae"/>
+        <w:ind w:left="0"/>
+        <w:rPr>
+          <w:sz w:val="18"/>
+          <w:szCs w:val="18"/>
+          <w:lang w:val="ru-RU"/>
+        </w:rPr>
+      </w:pPr>
+      <w:r>
+        <w:rPr>
+          <w:sz w:val="18"/>
+          <w:szCs w:val="18"/>
+          <w:lang w:val="ru-RU"/>
+        </w:rPr>
+        <w:t xml:space="preserve">3. </w:t>
+      </w:r>
+      <w:r>
+        <w:rPr>
+          <w:sz w:val="18"/>
+          <w:szCs w:val="18"/>
+          <w:lang w:val="ru-RU"/>
+        </w:rPr>
+        <w:t>К</w:t>
+      </w:r>
+      <w:r>
+        <w:rPr>
+          <w:sz w:val="18"/>
+          <w:szCs w:val="18"/>
+          <w:lang w:val="ru-RU"/>
+        </w:rPr>
+        <w:t>опии</w:t>
+      </w:r>
+      <w:r>
+        <w:rPr>
+          <w:sz w:val="18"/>
+          <w:szCs w:val="18"/>
+          <w:lang w:val="ru-RU"/>
+        </w:rPr>
+        <w:t xml:space="preserve"> задани</w:t>
+      </w:r>
+      <w:r>
+        <w:rPr>
+          <w:sz w:val="18"/>
+          <w:szCs w:val="18"/>
+          <w:lang w:val="ru-RU"/>
+        </w:rPr>
+        <w:t xml:space="preserve">й к </w:t>
+      </w:r>
+      <w:r>
+        <w:rPr>
+          <w:sz w:val="18"/>
+          <w:szCs w:val="18"/>
+          <w:lang w:val="ru-RU"/>
+        </w:rPr>
+        <w:t>проверочной работ</w:t>
+      </w:r>
+      <w:r>
+        <w:rPr>
+          <w:sz w:val="18"/>
+          <w:szCs w:val="18"/>
+          <w:lang w:val="ru-RU"/>
+        </w:rPr>
+        <w:t>е</w:t>
+      </w:r>
+      <w:r>
+        <w:rPr>
+          <w:sz w:val="18"/>
+          <w:szCs w:val="18"/>
+          <w:lang w:val="ru-RU"/>
+        </w:rPr>
+        <w:t xml:space="preserve">, переданных школой </w:t>
+      </w:r>
+      <w:r>
+        <w:rPr>
+          <w:sz w:val="18"/>
+          <w:szCs w:val="18"/>
+          <w:lang w:val="ru-RU"/>
+        </w:rPr>
+        <w:t>на</w:t>
+      </w:r>
+      <w:r>
+        <w:rPr>
+          <w:sz w:val="18"/>
+          <w:szCs w:val="18"/>
+          <w:lang w:val="ru-RU"/>
+        </w:rPr>
+        <w:t xml:space="preserve"> 3 л.</w:t>
+      </w:r>
     </w:p>
     <w:p>
       <w:pPr>
-        <w:rPr>
-          <w:sz w:val="18"/>
-          <w:szCs w:val="18"/>
-          <w:lang w:val="ru-RU"/>
-        </w:rPr>
-      </w:pPr>
-      <w:r>
-        <w:rPr>
-          <w:sz w:val="18"/>
-          <w:szCs w:val="18"/>
-          <w:lang w:val="ru-RU"/>
-        </w:rPr>
-        <w:t>Дата: «1</w:t>
-      </w:r>
-      <w:r>
-        <w:rPr>
-          <w:sz w:val="18"/>
-          <w:szCs w:val="18"/>
-          <w:lang w:val="ru-RU"/>
-        </w:rPr>
-        <w:t>6</w:t>
-      </w:r>
-      <w:r>
-        <w:rPr>
-          <w:sz w:val="18"/>
-          <w:szCs w:val="18"/>
-          <w:lang w:val="ru-RU"/>
-        </w:rPr>
-        <w:t xml:space="preserve">» октября 2026 г.                             </w:t>
-      </w:r>
-      <w:r>
-        <w:rPr>
-          <w:sz w:val="18"/>
-          <w:szCs w:val="18"/>
-          <w:lang w:val="ru-RU"/>
-        </w:rPr>
-        <w:t xml:space="preserve">                                                </w:t>
-      </w:r>
-      <w:r>
-        <w:rPr>
-          <w:sz w:val="18"/>
-          <w:szCs w:val="18"/>
-          <w:lang w:val="ru-RU"/>
-        </w:rPr>
-        <w:t xml:space="preserve">       </w:t>
-      </w:r>
-      <w:r>
-        <w:rPr>
-          <w:sz w:val="18"/>
-          <w:szCs w:val="18"/>
-          <w:lang w:val="ru-RU"/>
-        </w:rPr>
-        <w:t xml:space="preserve">                                                  </w:t>
-      </w:r>
-      <w:r>
-        <w:rPr>
-          <w:sz w:val="18"/>
-          <w:szCs w:val="18"/>
-          <w:lang w:val="ru-RU"/>
-        </w:rPr>
-        <w:t>Подпись: ______</w:t>
-      </w:r>
-      <w:r>
-        <w:rPr>
-          <w:sz w:val="18"/>
-          <w:szCs w:val="18"/>
-          <w:lang w:val="ru-RU"/>
-        </w:rPr>
-        <w:t>________</w:t>
-      </w:r>
-      <w:r>
-        <w:rPr>
-          <w:sz w:val="18"/>
-          <w:szCs w:val="18"/>
-          <w:lang w:val="ru-RU"/>
-        </w:rPr>
-        <w:t xml:space="preserve">______ / </w:t>
-      </w:r>
-      <w:r>
-        <w:rPr>
-          <w:sz w:val="18"/>
-          <w:szCs w:val="18"/>
-          <w:lang w:val="ru-RU"/>
-        </w:rPr>
-        <w:t>Наумова МВ</w:t>
+        <w:pStyle w:val="ae"/>
+        <w:ind w:left="0"/>
+        <w:rPr>
+          <w:sz w:val="18"/>
+          <w:szCs w:val="18"/>
+          <w:lang w:val="ru-RU"/>
+        </w:rPr>
+      </w:pPr>
+      <w:r>
+        <w:rPr>
+          <w:sz w:val="18"/>
+          <w:szCs w:val="18"/>
+          <w:lang w:val="ru-RU"/>
+        </w:rPr>
+        <w:t xml:space="preserve">4. </w:t>
+      </w:r>
+      <w:r>
+        <w:rPr>
+          <w:sz w:val="18"/>
+          <w:szCs w:val="18"/>
+          <w:lang w:val="ru-RU"/>
+        </w:rPr>
+        <w:t>Распечатанная к</w:t>
+      </w:r>
+      <w:r>
+        <w:rPr>
+          <w:sz w:val="18"/>
+          <w:szCs w:val="18"/>
+          <w:lang w:val="ru-RU"/>
+        </w:rPr>
+        <w:t>опия файла «7 класс Спецификация.doc»</w:t>
+      </w:r>
+      <w:r>
+        <w:rPr>
+          <w:sz w:val="18"/>
+          <w:szCs w:val="18"/>
+          <w:lang w:val="ru-RU"/>
+        </w:rPr>
+        <w:t xml:space="preserve"> на 3 </w:t>
+      </w:r>
+      <w:r>
+        <w:rPr>
+          <w:sz w:val="18"/>
+          <w:szCs w:val="18"/>
+          <w:lang w:val="ru-RU"/>
+        </w:rPr>
+        <w:t>л.</w:t>
       </w:r>
     </w:p>
     <w:p>
@@ -1042,6 +1486,141 @@
           <w:lang w:val="ru-RU"/>
         </w:rPr>
       </w:pPr>
+      <w:bookmarkStart w:id="1" w:name="_Hlk242687917"/>
+    </w:p>
+    <w:p>
+      <w:pPr>
+        <w:rPr>
+          <w:sz w:val="18"/>
+          <w:szCs w:val="18"/>
+          <w:lang w:val="ru-RU"/>
+        </w:rPr>
+      </w:pPr>
+    </w:p>
+    <w:p>
+      <w:pPr>
+        <w:rPr>
+          <w:sz w:val="18"/>
+          <w:szCs w:val="18"/>
+          <w:lang w:val="ru-RU"/>
+        </w:rPr>
+      </w:pPr>
+    </w:p>
+    <w:p>
+      <w:pPr>
+        <w:rPr>
+          <w:sz w:val="18"/>
+          <w:szCs w:val="18"/>
+          <w:lang w:val="ru-RU"/>
+        </w:rPr>
+      </w:pPr>
+    </w:p>
+    <w:p>
+      <w:pPr>
+        <w:rPr>
+          <w:sz w:val="18"/>
+          <w:szCs w:val="18"/>
+          <w:lang w:val="ru-RU"/>
+        </w:rPr>
+      </w:pPr>
+    </w:p>
+    <w:p>
+      <w:pPr>
+        <w:rPr>
+          <w:sz w:val="18"/>
+          <w:szCs w:val="18"/>
+          <w:lang w:val="ru-RU"/>
+        </w:rPr>
+      </w:pPr>
+      <w:r>
+        <w:rPr>
+          <w:sz w:val="18"/>
+          <w:szCs w:val="18"/>
+          <w:lang w:val="ru-RU"/>
+        </w:rPr>
+        <w:t>Д</w:t>
+      </w:r>
+      <w:r>
+        <w:rPr>
+          <w:sz w:val="18"/>
+          <w:szCs w:val="18"/>
+          <w:lang w:val="ru-RU"/>
+        </w:rPr>
+        <w:t xml:space="preserve">ата: «12» октября 2026 г.       </w:t>
+      </w:r>
+      <w:r>
+        <w:rPr>
+          <w:sz w:val="18"/>
+          <w:szCs w:val="18"/>
+          <w:lang w:val="ru-RU"/>
+        </w:rPr>
+        <w:t xml:space="preserve">                      </w:t>
+      </w:r>
+      <w:r>
+        <w:rPr>
+          <w:sz w:val="18"/>
+          <w:szCs w:val="18"/>
+          <w:lang w:val="ru-RU"/>
+        </w:rPr>
+        <w:t xml:space="preserve">                                                </w:t>
+      </w:r>
+      <w:r>
+        <w:rPr>
+          <w:sz w:val="18"/>
+          <w:szCs w:val="18"/>
+          <w:lang w:val="ru-RU"/>
+        </w:rPr>
+        <w:t xml:space="preserve">       </w:t>
+      </w:r>
+      <w:r>
+        <w:rPr>
+          <w:sz w:val="18"/>
+          <w:szCs w:val="18"/>
+          <w:lang w:val="ru-RU"/>
+        </w:rPr>
+        <w:t xml:space="preserve">                                                  </w:t>
+      </w:r>
+      <w:r>
+        <w:rPr>
+          <w:sz w:val="18"/>
+          <w:szCs w:val="18"/>
+          <w:lang w:val="ru-RU"/>
+        </w:rPr>
+        <w:t>Подпись: ______</w:t>
+      </w:r>
+      <w:r>
+        <w:rPr>
+          <w:sz w:val="18"/>
+          <w:szCs w:val="18"/>
+          <w:lang w:val="ru-RU"/>
+        </w:rPr>
+        <w:t>________</w:t>
+      </w:r>
+      <w:r>
+        <w:rPr>
+          <w:sz w:val="18"/>
+          <w:szCs w:val="18"/>
+          <w:lang w:val="ru-RU"/>
+        </w:rPr>
+        <w:t xml:space="preserve">______ / </w:t>
+      </w:r>
+      <w:r>
+        <w:rPr>
+          <w:sz w:val="18"/>
+          <w:szCs w:val="18"/>
+          <w:lang w:val="ru-RU"/>
+        </w:rPr>
+        <w:t>Наумова МВ</w:t>
+      </w:r>
+    </w:p>
+    <w:p>
+      <w:pPr>
+        <w:rPr>
+          <w:sz w:val="18"/>
+          <w:szCs w:val="18"/>
+          <w:lang w:val="ru-RU"/>
+        </w:rPr>
+      </w:pPr>
       <w:r>
         <w:rPr>
           <w:sz w:val="18"/>
@@ -1072,7 +1651,15 @@
           <w:szCs w:val="18"/>
           <w:lang w:val="ru-RU"/>
         </w:rPr>
-        <w:t xml:space="preserve">октября </w:t>
+        <w:t>октября</w:t>
+      </w:r>
+      <w:r>
+        <w:rPr>
+          <w:sz w:val="18"/>
+          <w:szCs w:val="18"/>
+          <w:lang w:val="ru-RU"/>
+        </w:rPr>
+        <w:t xml:space="preserve"> </w:t>
       </w:r>
       <w:r>
         <w:rPr>
@@ -1188,7 +1775,6 @@
       <w:rPr>
         <w:sz w:val="16"/>
         <w:szCs w:val="16"/>
-        <w:lang w:val="ru-RU"/>
       </w:rPr>
     </w:pPr>
     <w:r>
@@ -1211,7 +1797,14 @@
         <w:sz w:val="16"/>
         <w:szCs w:val="16"/>
       </w:rPr>
-      <w:instrText>PAGE</w:instrText>
+      <w:instrText>PAGE  \* Arabic  \* MERGEFORMAT</w:instrText>
+    </w:r>
+    <w:r>
+      <w:rPr>
+        <w:sz w:val="16"/>
+        <w:szCs w:val="16"/>
+      </w:rPr>
+      <w:fldChar w:fldCharType="separate"/>
     </w:r>
     <w:r>
       <w:rPr>
@@ -1219,14 +1812,14 @@
         <w:szCs w:val="16"/>
         <w:lang w:val="ru-RU"/>
       </w:rPr>
-      <w:instrText xml:space="preserve">  \* </w:instrText>
+      <w:t>2</w:t>
     </w:r>
     <w:r>
       <w:rPr>
         <w:sz w:val="16"/>
         <w:szCs w:val="16"/>
       </w:rPr>
-      <w:instrText>Arabic</w:instrText>
+      <w:fldChar w:fldCharType="end"/>
     </w:r>
     <w:r>
       <w:rPr>
@@ -1234,43 +1827,6 @@
         <w:szCs w:val="16"/>
         <w:lang w:val="ru-RU"/>
       </w:rPr>
-      <w:instrText xml:space="preserve">  \* </w:instrText>
-    </w:r>
-    <w:r>
-      <w:rPr>
-        <w:sz w:val="16"/>
-        <w:szCs w:val="16"/>
-      </w:rPr>
-      <w:instrText>MERGEFORMAT</w:instrText>
-    </w:r>
-    <w:r>
-      <w:rPr>
-        <w:sz w:val="16"/>
-        <w:szCs w:val="16"/>
-      </w:rPr>
-      <w:fldChar w:fldCharType="separate"/>
-    </w:r>
-    <w:r>
-      <w:rPr>
-        <w:sz w:val="16"/>
-        <w:szCs w:val="16"/>
-        <w:lang w:val="ru-RU"/>
-      </w:rPr>
-      <w:t>2</w:t>
-    </w:r>
-    <w:r>
-      <w:rPr>
-        <w:sz w:val="16"/>
-        <w:szCs w:val="16"/>
-      </w:rPr>
-      <w:fldChar w:fldCharType="end"/>
-    </w:r>
-    <w:r>
-      <w:rPr>
-        <w:sz w:val="16"/>
-        <w:szCs w:val="16"/>
-        <w:lang w:val="ru-RU"/>
-      </w:rPr>
       <w:t xml:space="preserve"> из </w:t>
     </w:r>
     <w:r>
@@ -1285,22 +1841,7 @@
         <w:sz w:val="16"/>
         <w:szCs w:val="16"/>
       </w:rPr>
-      <w:instrText>NUMPAGES</w:instrText>
-    </w:r>
-    <w:r>
-      <w:rPr>
-        <w:sz w:val="16"/>
-        <w:szCs w:val="16"/>
-        <w:lang w:val="ru-RU"/>
-      </w:rPr>
-      <w:instrText xml:space="preserve"> \* арабский \* </w:instrText>
-    </w:r>
-    <w:r>
-      <w:rPr>
-        <w:sz w:val="16"/>
-        <w:szCs w:val="16"/>
-      </w:rPr>
-      <w:instrText>MERGEFORMAT</w:instrText>
+      <w:instrText>NUMPAGES \* арабский \* MERGEFORMAT</w:instrText>
     </w:r>
     <w:r>
       <w:rPr>
@@ -1341,7 +1882,7 @@
         <w:szCs w:val="16"/>
         <w:lang w:val="ru-RU"/>
       </w:rPr>
-      <w:t>ЗАЯВЛЕНИЕ</w:t>
+      <w:t xml:space="preserve">ТРЕБОВАНИЕ </w:t>
     </w:r>
     <w:r>
       <w:rPr>
@@ -1349,7 +1890,7 @@
         <w:szCs w:val="16"/>
         <w:lang w:val="ru-RU"/>
       </w:rPr>
-      <w:t xml:space="preserve"> </w:t>
+      <w:t>о</w:t>
     </w:r>
     <w:r>
       <w:rPr>
@@ -1357,7 +1898,31 @@
         <w:szCs w:val="16"/>
         <w:lang w:val="ru-RU"/>
       </w:rPr>
-      <w:t>о пересчёте отметки за повторную промежуточную аттестацию по истории от 21.09.2026</w:t>
+      <w:t xml:space="preserve"> пересмотре результатов проверки проверочной работы от </w:t>
+    </w:r>
+    <w:r>
+      <w:rPr>
+        <w:sz w:val="16"/>
+        <w:szCs w:val="16"/>
+        <w:lang w:val="ru-RU"/>
+      </w:rPr>
+      <w:t xml:space="preserve">21.09.2026 </w:t>
+    </w:r>
+    <w:r>
+      <w:rPr>
+        <w:sz w:val="16"/>
+        <w:szCs w:val="16"/>
+        <w:lang w:val="ru-RU"/>
+      </w:rPr>
+      <w:t>и</w:t>
+    </w:r>
+    <w:r>
+      <w:rPr>
+        <w:sz w:val="16"/>
+        <w:szCs w:val="16"/>
+        <w:lang w:val="ru-RU"/>
+      </w:rPr>
+      <w:t xml:space="preserve"> предоставлении информации о ходе учебного процесса.</w:t>
     </w:r>
   </w:p>
 </w:ftr>
@@ -1648,95 +2213,6 @@
     </w:lvl>
   </w:abstractNum>
   <w:abstractNum w:abstractNumId="10" w15:restartNumberingAfterBreak="0">
-    <w:nsid w:val="0A17510B"/>
-    <w:multiLevelType w:val="hybridMultilevel"/>
-    <w:tmpl w:val="CECC0FC8"/>
-    <w:lvl w:ilvl="0" w:tplc="0419000F">
-      <w:start w:val="1"/>
-      <w:numFmt w:val="decimal"/>
-      <w:lvlText w:val="%1."/>
-      <w:lvlJc w:val="left"/>
-      <w:pPr>
-        <w:ind w:left="785" w:hanging="360"/>
-      </w:pPr>
-      <w:rPr>
-        <w:rFonts w:hint="default"/>
-      </w:rPr>
-    </w:lvl>
-    <w:lvl w:ilvl="1" w:tplc="04190019" w:tentative="1">
-      <w:start w:val="1"/>
-      <w:numFmt w:val="lowerLetter"/>
-      <w:lvlText w:val="%2."/>
-      <w:lvlJc w:val="left"/>
-      <w:pPr>
-        <w:ind w:left="1440" w:hanging="360"/>
-      </w:pPr>
-    </w:lvl>
-    <w:lvl w:ilvl="2" w:tplc="0419001B" w:tentative="1">
-      <w:start w:val="1"/>
-      <w:numFmt w:val="lowerRoman"/>
-      <w:lvlText w:val="%3."/>
-      <w:lvlJc w:val="right"/>
-      <w:pPr>
-        <w:ind w:left="2160" w:hanging="180"/>
-      </w:pPr>
-    </w:lvl>
-    <w:lvl w:ilvl="3" w:tplc="0419000F" w:tentative="1">
-      <w:start w:val="1"/>
-      <w:numFmt w:val="decimal"/>
-      <w:lvlText w:val="%4."/>
-      <w:lvlJc w:val="left"/>
-      <w:pPr>
-        <w:ind w:left="2880" w:hanging="360"/>
-      </w:pPr>
-    </w:lvl>
-    <w:lvl w:ilvl="4" w:tplc="04190019" w:tentative="1">
-      <w:start w:val="1"/>
-      <w:numFmt w:val="lowerLetter"/>
-      <w:lvlText w:val="%5."/>
-      <w:lvlJc w:val="left"/>
-      <w:pPr>
-        <w:ind w:left="3600" w:hanging="360"/>
-      </w:pPr>
-    </w:lvl>
-    <w:lvl w:ilvl="5" w:tplc="0419001B" w:tentative="1">
-      <w:start w:val="1"/>
-      <w:numFmt w:val="lowerRoman"/>
-      <w:lvlText w:val="%6."/>
-      <w:lvlJc w:val="right"/>
-      <w:pPr>
-        <w:ind w:left="4320" w:hanging="180"/>
-      </w:pPr>
-    </w:lvl>
-    <w:lvl w:ilvl="6" w:tplc="0419000F" w:tentative="1">
-      <w:start w:val="1"/>
-      <w:numFmt w:val="decimal"/>
-      <w:lvlText w:val="%7."/>
-      <w:lvlJc w:val="left"/>
-      <w:pPr>
-        <w:ind w:left="5040" w:hanging="360"/>
-      </w:pPr>
-    </w:lvl>
-    <w:lvl w:ilvl="7" w:tplc="04190019" w:tentative="1">
-      <w:start w:val="1"/>
-      <w:numFmt w:val="lowerLetter"/>
-      <w:lvlText w:val="%8."/>
-      <w:lvlJc w:val="left"/>
-      <w:pPr>
-        <w:ind w:left="5760" w:hanging="360"/>
-      </w:pPr>
-    </w:lvl>
-    <w:lvl w:ilvl="8" w:tplc="0419001B" w:tentative="1">
-      <w:start w:val="1"/>
-      <w:numFmt w:val="lowerRoman"/>
-      <w:lvlText w:val="%9."/>
-      <w:lvlJc w:val="right"/>
-      <w:pPr>
-        <w:ind w:left="6480" w:hanging="180"/>
-      </w:pPr>
-    </w:lvl>
-  </w:abstractNum>
-  <w:abstractNum w:abstractNumId="11" w15:restartNumberingAfterBreak="0">
     <w:nsid w:val="2EF95464"/>
     <w:multiLevelType w:val="hybridMultilevel"/>
     <w:tmpl w:val="ED22B974"/>
@@ -1825,96 +2301,7 @@
       </w:pPr>
     </w:lvl>
   </w:abstractNum>
-  <w:abstractNum w:abstractNumId="12" w15:restartNumberingAfterBreak="0">
-    <w:nsid w:val="39B92DC2"/>
-    <w:multiLevelType w:val="hybridMultilevel"/>
-    <w:tmpl w:val="30B04816"/>
-    <w:lvl w:ilvl="0" w:tplc="E17E3888">
-      <w:start w:val="1"/>
-      <w:numFmt w:val="decimal"/>
-      <w:lvlText w:val="%1."/>
-      <w:lvlJc w:val="left"/>
-      <w:pPr>
-        <w:ind w:left="785" w:hanging="360"/>
-      </w:pPr>
-      <w:rPr>
-        <w:rFonts w:hint="default"/>
-      </w:rPr>
-    </w:lvl>
-    <w:lvl w:ilvl="1" w:tplc="04190019" w:tentative="1">
-      <w:start w:val="1"/>
-      <w:numFmt w:val="lowerLetter"/>
-      <w:lvlText w:val="%2."/>
-      <w:lvlJc w:val="left"/>
-      <w:pPr>
-        <w:ind w:left="1440" w:hanging="360"/>
-      </w:pPr>
-    </w:lvl>
-    <w:lvl w:ilvl="2" w:tplc="0419001B" w:tentative="1">
-      <w:start w:val="1"/>
-      <w:numFmt w:val="lowerRoman"/>
-      <w:lvlText w:val="%3."/>
-      <w:lvlJc w:val="right"/>
-      <w:pPr>
-        <w:ind w:left="2160" w:hanging="180"/>
-      </w:pPr>
-    </w:lvl>
-    <w:lvl w:ilvl="3" w:tplc="0419000F" w:tentative="1">
-      <w:start w:val="1"/>
-      <w:numFmt w:val="decimal"/>
-      <w:lvlText w:val="%4."/>
-      <w:lvlJc w:val="left"/>
-      <w:pPr>
-        <w:ind w:left="2880" w:hanging="360"/>
-      </w:pPr>
-    </w:lvl>
-    <w:lvl w:ilvl="4" w:tplc="04190019" w:tentative="1">
-      <w:start w:val="1"/>
-      <w:numFmt w:val="lowerLetter"/>
-      <w:lvlText w:val="%5."/>
-      <w:lvlJc w:val="left"/>
-      <w:pPr>
-        <w:ind w:left="3600" w:hanging="360"/>
-      </w:pPr>
-    </w:lvl>
-    <w:lvl w:ilvl="5" w:tplc="0419001B" w:tentative="1">
-      <w:start w:val="1"/>
-      <w:numFmt w:val="lowerRoman"/>
-      <w:lvlText w:val="%6."/>
-      <w:lvlJc w:val="right"/>
-      <w:pPr>
-        <w:ind w:left="4320" w:hanging="180"/>
-      </w:pPr>
-    </w:lvl>
-    <w:lvl w:ilvl="6" w:tplc="0419000F" w:tentative="1">
-      <w:start w:val="1"/>
-      <w:numFmt w:val="decimal"/>
-      <w:lvlText w:val="%7."/>
-      <w:lvlJc w:val="left"/>
-      <w:pPr>
-        <w:ind w:left="5040" w:hanging="360"/>
-      </w:pPr>
-    </w:lvl>
-    <w:lvl w:ilvl="7" w:tplc="04190019" w:tentative="1">
-      <w:start w:val="1"/>
-      <w:numFmt w:val="lowerLetter"/>
-      <w:lvlText w:val="%8."/>
-      <w:lvlJc w:val="left"/>
-      <w:pPr>
-        <w:ind w:left="5760" w:hanging="360"/>
-      </w:pPr>
-    </w:lvl>
-    <w:lvl w:ilvl="8" w:tplc="0419001B" w:tentative="1">
-      <w:start w:val="1"/>
-      <w:numFmt w:val="lowerRoman"/>
-      <w:lvlText w:val="%9."/>
-      <w:lvlJc w:val="right"/>
-      <w:pPr>
-        <w:ind w:left="6480" w:hanging="180"/>
-      </w:pPr>
-    </w:lvl>
-  </w:abstractNum>
-  <w:abstractNum w:abstractNumId="13" w15:restartNumberingAfterBreak="0">
+  <w:abstractNum w:abstractNumId="11" w15:restartNumberingAfterBreak="0">
     <w:nsid w:val="4134273C"/>
     <w:multiLevelType w:val="hybridMultilevel"/>
     <w:tmpl w:val="C114D6A8"/>
@@ -2027,96 +2414,7 @@
       </w:rPr>
     </w:lvl>
   </w:abstractNum>
-  <w:abstractNum w:abstractNumId="14" w15:restartNumberingAfterBreak="0">
-    <w:nsid w:val="49E80135"/>
-    <w:multiLevelType w:val="hybridMultilevel"/>
-    <w:tmpl w:val="25C0A43C"/>
-    <w:lvl w:ilvl="0" w:tplc="E17E3888">
-      <w:start w:val="1"/>
-      <w:numFmt w:val="decimal"/>
-      <w:lvlText w:val="%1."/>
-      <w:lvlJc w:val="left"/>
-      <w:pPr>
-        <w:ind w:left="785" w:hanging="360"/>
-      </w:pPr>
-      <w:rPr>
-        <w:rFonts w:hint="default"/>
-      </w:rPr>
-    </w:lvl>
-    <w:lvl w:ilvl="1" w:tplc="04190019" w:tentative="1">
-      <w:start w:val="1"/>
-      <w:numFmt w:val="lowerLetter"/>
-      <w:lvlText w:val="%2."/>
-      <w:lvlJc w:val="left"/>
-      <w:pPr>
-        <w:ind w:left="1505" w:hanging="360"/>
-      </w:pPr>
-    </w:lvl>
-    <w:lvl w:ilvl="2" w:tplc="0419001B" w:tentative="1">
-      <w:start w:val="1"/>
-      <w:numFmt w:val="lowerRoman"/>
-      <w:lvlText w:val="%3."/>
-      <w:lvlJc w:val="right"/>
-      <w:pPr>
-        <w:ind w:left="2225" w:hanging="180"/>
-      </w:pPr>
-    </w:lvl>
-    <w:lvl w:ilvl="3" w:tplc="0419000F" w:tentative="1">
-      <w:start w:val="1"/>
-      <w:numFmt w:val="decimal"/>
-      <w:lvlText w:val="%4."/>
-      <w:lvlJc w:val="left"/>
-      <w:pPr>
-        <w:ind w:left="2945" w:hanging="360"/>
-      </w:pPr>
-    </w:lvl>
-    <w:lvl w:ilvl="4" w:tplc="04190019" w:tentative="1">
-      <w:start w:val="1"/>
-      <w:numFmt w:val="lowerLetter"/>
-      <w:lvlText w:val="%5."/>
-      <w:lvlJc w:val="left"/>
-      <w:pPr>
-        <w:ind w:left="3665" w:hanging="360"/>
-      </w:pPr>
-    </w:lvl>
-    <w:lvl w:ilvl="5" w:tplc="0419001B" w:tentative="1">
-      <w:start w:val="1"/>
-      <w:numFmt w:val="lowerRoman"/>
-      <w:lvlText w:val="%6."/>
-      <w:lvlJc w:val="right"/>
-      <w:pPr>
-        <w:ind w:left="4385" w:hanging="180"/>
-      </w:pPr>
-    </w:lvl>
-    <w:lvl w:ilvl="6" w:tplc="0419000F" w:tentative="1">
-      <w:start w:val="1"/>
-      <w:numFmt w:val="decimal"/>
-      <w:lvlText w:val="%7."/>
-      <w:lvlJc w:val="left"/>
-      <w:pPr>
-        <w:ind w:left="5105" w:hanging="360"/>
-      </w:pPr>
-    </w:lvl>
-    <w:lvl w:ilvl="7" w:tplc="04190019" w:tentative="1">
-      <w:start w:val="1"/>
-      <w:numFmt w:val="lowerLetter"/>
-      <w:lvlText w:val="%8."/>
-      <w:lvlJc w:val="left"/>
-      <w:pPr>
-        <w:ind w:left="5825" w:hanging="360"/>
-      </w:pPr>
-    </w:lvl>
-    <w:lvl w:ilvl="8" w:tplc="0419001B" w:tentative="1">
-      <w:start w:val="1"/>
-      <w:numFmt w:val="lowerRoman"/>
-      <w:lvlText w:val="%9."/>
-      <w:lvlJc w:val="right"/>
-      <w:pPr>
-        <w:ind w:left="6545" w:hanging="180"/>
-      </w:pPr>
-    </w:lvl>
-  </w:abstractNum>
-  <w:abstractNum w:abstractNumId="15" w15:restartNumberingAfterBreak="0">
+  <w:abstractNum w:abstractNumId="12" w15:restartNumberingAfterBreak="0">
     <w:nsid w:val="58F62B24"/>
     <w:multiLevelType w:val="hybridMultilevel"/>
     <w:tmpl w:val="9F5E68AC"/>
@@ -2202,96 +2500,7 @@
       </w:pPr>
     </w:lvl>
   </w:abstractNum>
-  <w:abstractNum w:abstractNumId="16" w15:restartNumberingAfterBreak="0">
-    <w:nsid w:val="64694F53"/>
-    <w:multiLevelType w:val="hybridMultilevel"/>
-    <w:tmpl w:val="B1768E28"/>
-    <w:lvl w:ilvl="0" w:tplc="E17E3888">
-      <w:start w:val="1"/>
-      <w:numFmt w:val="decimal"/>
-      <w:lvlText w:val="%1."/>
-      <w:lvlJc w:val="left"/>
-      <w:pPr>
-        <w:ind w:left="785" w:hanging="360"/>
-      </w:pPr>
-      <w:rPr>
-        <w:rFonts w:hint="default"/>
-      </w:rPr>
-    </w:lvl>
-    <w:lvl w:ilvl="1" w:tplc="04190019" w:tentative="1">
-      <w:start w:val="1"/>
-      <w:numFmt w:val="lowerLetter"/>
-      <w:lvlText w:val="%2."/>
-      <w:lvlJc w:val="left"/>
-      <w:pPr>
-        <w:ind w:left="1440" w:hanging="360"/>
-      </w:pPr>
-    </w:lvl>
-    <w:lvl w:ilvl="2" w:tplc="0419001B" w:tentative="1">
-      <w:start w:val="1"/>
-      <w:numFmt w:val="lowerRoman"/>
-      <w:lvlText w:val="%3."/>
-      <w:lvlJc w:val="right"/>
-      <w:pPr>
-        <w:ind w:left="2160" w:hanging="180"/>
-      </w:pPr>
-    </w:lvl>
-    <w:lvl w:ilvl="3" w:tplc="0419000F" w:tentative="1">
-      <w:start w:val="1"/>
-      <w:numFmt w:val="decimal"/>
-      <w:lvlText w:val="%4."/>
-      <w:lvlJc w:val="left"/>
-      <w:pPr>
-        <w:ind w:left="2880" w:hanging="360"/>
-      </w:pPr>
-    </w:lvl>
-    <w:lvl w:ilvl="4" w:tplc="04190019" w:tentative="1">
-      <w:start w:val="1"/>
-      <w:numFmt w:val="lowerLetter"/>
-      <w:lvlText w:val="%5."/>
-      <w:lvlJc w:val="left"/>
-      <w:pPr>
-        <w:ind w:left="3600" w:hanging="360"/>
-      </w:pPr>
-    </w:lvl>
-    <w:lvl w:ilvl="5" w:tplc="0419001B" w:tentative="1">
-      <w:start w:val="1"/>
-      <w:numFmt w:val="lowerRoman"/>
-      <w:lvlText w:val="%6."/>
-      <w:lvlJc w:val="right"/>
-      <w:pPr>
-        <w:ind w:left="4320" w:hanging="180"/>
-      </w:pPr>
-    </w:lvl>
-    <w:lvl w:ilvl="6" w:tplc="0419000F" w:tentative="1">
-      <w:start w:val="1"/>
-      <w:numFmt w:val="decimal"/>
-      <w:lvlText w:val="%7."/>
-      <w:lvlJc w:val="left"/>
-      <w:pPr>
-        <w:ind w:left="5040" w:hanging="360"/>
-      </w:pPr>
-    </w:lvl>
-    <w:lvl w:ilvl="7" w:tplc="04190019" w:tentative="1">
-      <w:start w:val="1"/>
-      <w:numFmt w:val="lowerLetter"/>
-      <w:lvlText w:val="%8."/>
-      <w:lvlJc w:val="left"/>
-      <w:pPr>
-        <w:ind w:left="5760" w:hanging="360"/>
-      </w:pPr>
-    </w:lvl>
-    <w:lvl w:ilvl="8" w:tplc="0419001B" w:tentative="1">
-      <w:start w:val="1"/>
-      <w:numFmt w:val="lowerRoman"/>
-      <w:lvlText w:val="%9."/>
-      <w:lvlJc w:val="right"/>
-      <w:pPr>
-        <w:ind w:left="6480" w:hanging="180"/>
-      </w:pPr>
-    </w:lvl>
-  </w:abstractNum>
-  <w:abstractNum w:abstractNumId="17" w15:restartNumberingAfterBreak="0">
+  <w:abstractNum w:abstractNumId="13" w15:restartNumberingAfterBreak="0">
     <w:nsid w:val="6E0459D0"/>
     <w:multiLevelType w:val="hybridMultilevel"/>
     <w:tmpl w:val="9BBCF084"/>
@@ -2375,119 +2584,6 @@
       <w:pPr>
         <w:ind w:left="6480" w:hanging="180"/>
       </w:pPr>
-    </w:lvl>
-  </w:abstractNum>
-  <w:abstractNum w:abstractNumId="18" w15:restartNumberingAfterBreak="0">
-    <w:nsid w:val="7CCA1AB6"/>
-    <w:multiLevelType w:val="hybridMultilevel"/>
-    <w:tmpl w:val="01B261A0"/>
-    <w:lvl w:ilvl="0" w:tplc="E17E3888">
-      <w:start w:val="1"/>
-      <w:numFmt w:val="decimal"/>
-      <w:lvlText w:val="%1."/>
-      <w:lvlJc w:val="left"/>
-      <w:pPr>
-        <w:ind w:left="360" w:hanging="360"/>
-      </w:pPr>
-      <w:rPr>
-        <w:rFonts w:hint="default"/>
-      </w:rPr>
-    </w:lvl>
-    <w:lvl w:ilvl="1" w:tplc="04190003" w:tentative="1">
-      <w:start w:val="1"/>
-      <w:numFmt w:val="bullet"/>
-      <w:lvlText w:val="o"/>
-      <w:lvlJc w:val="left"/>
-      <w:pPr>
-        <w:ind w:left="1080" w:hanging="360"/>
-      </w:pPr>
-      <w:rPr>
-        <w:rFonts w:ascii="Courier New" w:hAnsi="Courier New" w:cs="Courier New" w:hint="default"/>
-      </w:rPr>
-    </w:lvl>
-    <w:lvl w:ilvl="2" w:tplc="04190005" w:tentative="1">
-      <w:start w:val="1"/>
-      <w:numFmt w:val="bullet"/>
-      <w:lvlText w:val=""/>
-      <w:lvlJc w:val="left"/>
-      <w:pPr>
-        <w:ind w:left="1800" w:hanging="360"/>
-      </w:pPr>
-      <w:rPr>
-        <w:rFonts w:ascii="Wingdings" w:hAnsi="Wingdings" w:hint="default"/>
-      </w:rPr>
-    </w:lvl>
-    <w:lvl w:ilvl="3" w:tplc="04190001" w:tentative="1">
-      <w:start w:val="1"/>
-      <w:numFmt w:val="bullet"/>
-      <w:lvlText w:val=""/>
-      <w:lvlJc w:val="left"/>
-      <w:pPr>
-        <w:ind w:left="2520" w:hanging="360"/>
-      </w:pPr>
-      <w:rPr>
-        <w:rFonts w:ascii="Symbol" w:hAnsi="Symbol" w:hint="default"/>
-      </w:rPr>
-    </w:lvl>
-    <w:lvl w:ilvl="4" w:tplc="04190003" w:tentative="1">
-      <w:start w:val="1"/>
-      <w:numFmt w:val="bullet"/>
-      <w:lvlText w:val="o"/>
-      <w:lvlJc w:val="left"/>
-      <w:pPr>
-        <w:ind w:left="3240" w:hanging="360"/>
-      </w:pPr>
-      <w:rPr>
-        <w:rFonts w:ascii="Courier New" w:hAnsi="Courier New" w:cs="Courier New" w:hint="default"/>
-      </w:rPr>
-    </w:lvl>
-    <w:lvl w:ilvl="5" w:tplc="04190005" w:tentative="1">
-      <w:start w:val="1"/>
-      <w:numFmt w:val="bullet"/>
-      <w:lvlText w:val=""/>
-      <w:lvlJc w:val="left"/>
-      <w:pPr>
-        <w:ind w:left="3960" w:hanging="360"/>
-      </w:pPr>
-      <w:rPr>
-        <w:rFonts w:ascii="Wingdings" w:hAnsi="Wingdings" w:hint="default"/>
-      </w:rPr>
-    </w:lvl>
-    <w:lvl w:ilvl="6" w:tplc="04190001" w:tentative="1">
-      <w:start w:val="1"/>
-      <w:numFmt w:val="bullet"/>
-      <w:lvlText w:val=""/>
-      <w:lvlJc w:val="left"/>
-      <w:pPr>
-        <w:ind w:left="4680" w:hanging="360"/>
-      </w:pPr>
-      <w:rPr>
-        <w:rFonts w:ascii="Symbol" w:hAnsi="Symbol" w:hint="default"/>
-      </w:rPr>
-    </w:lvl>
-    <w:lvl w:ilvl="7" w:tplc="04190003" w:tentative="1">
-      <w:start w:val="1"/>
-      <w:numFmt w:val="bullet"/>
-      <w:lvlText w:val="o"/>
-      <w:lvlJc w:val="left"/>
-      <w:pPr>
-        <w:ind w:left="5400" w:hanging="360"/>
-      </w:pPr>
-      <w:rPr>
-        <w:rFonts w:ascii="Courier New" w:hAnsi="Courier New" w:cs="Courier New" w:hint="default"/>
-      </w:rPr>
-    </w:lvl>
-    <w:lvl w:ilvl="8" w:tplc="04190005" w:tentative="1">
-      <w:start w:val="1"/>
-      <w:numFmt w:val="bullet"/>
-      <w:lvlText w:val=""/>
-      <w:lvlJc w:val="left"/>
-      <w:pPr>
-        <w:ind w:left="6120" w:hanging="360"/>
-      </w:pPr>
-      <w:rPr>
-        <w:rFonts w:ascii="Wingdings" w:hAnsi="Wingdings" w:hint="default"/>
-      </w:rPr>
     </w:lvl>
   </w:abstractNum>
   <w:num w:numId="1">
@@ -2518,34 +2614,19 @@
     <w:abstractNumId w:val="0"/>
   </w:num>
   <w:num w:numId="10">
-    <w:abstractNumId w:val="17"/>
+    <w:abstractNumId w:val="13"/>
   </w:num>
   <w:num w:numId="11">
-    <w:abstractNumId w:val="11"/>
+    <w:abstractNumId w:val="10"/>
   </w:num>
   <w:num w:numId="12">
-    <w:abstractNumId w:val="15"/>
+    <w:abstractNumId w:val="12"/>
   </w:num>
   <w:num w:numId="13">
     <w:abstractNumId w:val="9"/>
   </w:num>
   <w:num w:numId="14">
-    <w:abstractNumId w:val="13"/>
-  </w:num>
-  <w:num w:numId="15">
-    <w:abstractNumId w:val="10"/>
-  </w:num>
-  <w:num w:numId="16">
-    <w:abstractNumId w:val="14"/>
-  </w:num>
-  <w:num w:numId="17">
-    <w:abstractNumId w:val="18"/>
-  </w:num>
-  <w:num w:numId="18">
-    <w:abstractNumId w:val="12"/>
-  </w:num>
-  <w:num w:numId="19">
-    <w:abstractNumId w:val="16"/>
+    <w:abstractNumId w:val="11"/>
   </w:num>
 </w:numbering>
 </file>
@@ -2835,6 +2916,11 @@
     <w:lsdException w:name="Book Title" w:uiPriority="33" w:qFormat="1"/>
     <w:lsdException w:name="Bibliography" w:semiHidden="1" w:uiPriority="37" w:unhideWhenUsed="1"/>
     <w:lsdException w:name="TOC Heading" w:semiHidden="1" w:uiPriority="39" w:unhideWhenUsed="1" w:qFormat="1"/>
+    <w:lsdException w:name="Plain Table 5" w:semiHidden="1" w:unhideWhenUsed="1"/>
+    <w:lsdException w:name="Grid Table Light" w:semiHidden="1" w:unhideWhenUsed="1"/>
+    <w:lsdException w:name="Grid Table 1 Light" w:semiHidden="1" w:unhideWhenUsed="1"/>
+    <w:lsdException w:name="Grid Table 2" w:semiHidden="1" w:unhideWhenUsed="1"/>
+    <w:lsdException w:name="Grid Table 3" w:semiHidden="1" w:unhideWhenUsed="1"/>
     <w:lsdException w:name="Grid Table 4" w:uiPriority="49"/>
     <w:lsdException w:name="Grid Table 5 Dark" w:uiPriority="50"/>
     <w:lsdException w:name="Grid Table 6 Colorful" w:uiPriority="51"/>
@@ -3153,7 +3239,6 @@
   <w:style w:type="character" w:default="1" w:styleId="a2">
     <w:name w:val="Default Paragraph Font"/>
     <w:uiPriority w:val="1"/>
-    <w:semiHidden/>
     <w:unhideWhenUsed/>
   </w:style>
   <w:style w:type="table" w:default="1" w:styleId="a3">
